--- a/Report/ProjectEngReport.docx
+++ b/Report/ProjectEngReport.docx
@@ -4,6 +4,10 @@
   <w:body>
     <w:sdt>
       <w:sdtPr>
+        <w:rPr>
+          <w:sz w:val="24"/>
+          <w:lang w:val="en-US"/>
+        </w:rPr>
         <w:id w:val="-228457413"/>
         <w:docPartObj>
           <w:docPartGallery w:val="Cover Pages"/>
@@ -13,9 +17,7 @@
       <w:sdtEndPr>
         <w:rPr>
           <w:rFonts w:ascii="Times New Roman" w:hAnsi="Times New Roman" w:cs="Times New Roman"/>
-          <w:sz w:val="24"/>
           <w:szCs w:val="24"/>
-          <w:lang w:val="en-US"/>
         </w:rPr>
       </w:sdtEndPr>
       <w:sdtContent>
@@ -157,6 +159,7 @@
                                       <w:calendar w:val="gregorian"/>
                                     </w:date>
                                   </w:sdtPr>
+                                  <w:sdtEndPr/>
                                   <w:sdtContent>
                                     <w:p>
                                       <w:pPr>
@@ -3469,6 +3472,7 @@
                                 <w:calendar w:val="gregorian"/>
                               </w:date>
                             </w:sdtPr>
+                            <w:sdtEndPr/>
                             <w:sdtContent>
                               <w:p>
                                 <w:pPr>
@@ -3762,6 +3766,7 @@
               <w:dataBinding w:prefixMappings="xmlns:ns0='http://purl.org/dc/elements/1.1/' xmlns:ns1='http://schemas.openxmlformats.org/package/2006/metadata/core-properties' " w:xpath="/ns1:coreProperties[1]/ns0:title[1]" w:storeItemID="{6C3C8BC8-F283-45AE-878A-BAB7291924A1}"/>
               <w:text/>
             </w:sdtPr>
+            <w:sdtEndPr/>
             <w:sdtContent>
               <w:r>
                 <w:rPr>
@@ -3772,29 +3777,7 @@
                   <w:sz w:val="36"/>
                   <w:szCs w:val="36"/>
                 </w:rPr>
-                <w:t>Project</w:t>
-              </w:r>
-              <w:r>
-                <w:rPr>
-                  <w:rFonts w:ascii="Cambria" w:eastAsiaTheme="majorEastAsia" w:hAnsi="Cambria" w:cs="Times New Roman"/>
-                  <w:b/>
-                  <w:bCs/>
-                  <w:color w:val="262626" w:themeColor="text1" w:themeTint="D9"/>
-                  <w:sz w:val="36"/>
-                  <w:szCs w:val="36"/>
-                </w:rPr>
-                <w:t>-</w:t>
-              </w:r>
-              <w:r>
-                <w:rPr>
-                  <w:rFonts w:ascii="Cambria" w:eastAsiaTheme="majorEastAsia" w:hAnsi="Cambria" w:cs="Times New Roman"/>
-                  <w:b/>
-                  <w:bCs/>
-                  <w:color w:val="262626" w:themeColor="text1" w:themeTint="D9"/>
-                  <w:sz w:val="36"/>
-                  <w:szCs w:val="36"/>
-                </w:rPr>
-                <w:t>Grow</w:t>
+                <w:t>Project-Grow</w:t>
               </w:r>
             </w:sdtContent>
           </w:sdt>
@@ -4176,6 +4159,7 @@
                                     <w:dataBinding w:prefixMappings="xmlns:ns0='http://purl.org/dc/elements/1.1/' xmlns:ns1='http://schemas.openxmlformats.org/package/2006/metadata/core-properties' " w:xpath="/ns1:coreProperties[1]/ns0:creator[1]" w:storeItemID="{6C3C8BC8-F283-45AE-878A-BAB7291924A1}"/>
                                     <w:text/>
                                   </w:sdtPr>
+                                  <w:sdtEndPr/>
                                   <w:sdtContent>
                                     <w:r>
                                       <w:rPr>
@@ -4215,6 +4199,7 @@
                                     <w:dataBinding w:prefixMappings="xmlns:ns0='http://schemas.openxmlformats.org/officeDocument/2006/extended-properties' " w:xpath="/ns0:Properties[1]/ns0:Company[1]" w:storeItemID="{6668398D-A668-4E3E-A5EB-62B293D839F1}"/>
                                     <w:text/>
                                   </w:sdtPr>
+                                  <w:sdtEndPr/>
                                   <w:sdtContent>
                                     <w:r>
                                       <w:rPr>
@@ -4279,6 +4264,7 @@
                               <w:dataBinding w:prefixMappings="xmlns:ns0='http://purl.org/dc/elements/1.1/' xmlns:ns1='http://schemas.openxmlformats.org/package/2006/metadata/core-properties' " w:xpath="/ns1:coreProperties[1]/ns0:creator[1]" w:storeItemID="{6C3C8BC8-F283-45AE-878A-BAB7291924A1}"/>
                               <w:text/>
                             </w:sdtPr>
+                            <w:sdtEndPr/>
                             <w:sdtContent>
                               <w:r>
                                 <w:rPr>
@@ -4318,6 +4304,7 @@
                               <w:dataBinding w:prefixMappings="xmlns:ns0='http://schemas.openxmlformats.org/officeDocument/2006/extended-properties' " w:xpath="/ns0:Properties[1]/ns0:Company[1]" w:storeItemID="{6668398D-A668-4E3E-A5EB-62B293D839F1}"/>
                               <w:text/>
                             </w:sdtPr>
+                            <w:sdtEndPr/>
                             <w:sdtContent>
                               <w:r>
                                 <w:rPr>
@@ -4384,7 +4371,29 @@
               <w:sz w:val="32"/>
               <w:szCs w:val="32"/>
             </w:rPr>
-            <w:t>Bachelor of Engineering (Honours)</w:t>
+            <w:t>Bachelor of Engineering (</w:t>
+          </w:r>
+          <w:proofErr w:type="spellStart"/>
+          <w:r>
+            <w:rPr>
+              <w:rFonts w:ascii="Cambria" w:hAnsi="Cambria" w:cs="NimbusSanL-Bold"/>
+              <w:b/>
+              <w:bCs/>
+              <w:sz w:val="32"/>
+              <w:szCs w:val="32"/>
+            </w:rPr>
+            <w:t>Honours</w:t>
+          </w:r>
+          <w:proofErr w:type="spellEnd"/>
+          <w:r>
+            <w:rPr>
+              <w:rFonts w:ascii="Cambria" w:hAnsi="Cambria" w:cs="NimbusSanL-Bold"/>
+              <w:b/>
+              <w:bCs/>
+              <w:sz w:val="32"/>
+              <w:szCs w:val="32"/>
+            </w:rPr>
+            <w:t>)</w:t>
           </w:r>
         </w:p>
         <w:p>
@@ -6213,7 +6222,13 @@
         </w:rPr>
       </w:pPr>
       <w:r>
-        <w:t>The summary should concisely summarise your whole project. Why? What? How? It should communicate:</w:t>
+        <w:t xml:space="preserve">The summary should concisely </w:t>
+      </w:r>
+      <w:r>
+        <w:t>summaries</w:t>
+      </w:r>
+      <w:r>
+        <w:t xml:space="preserve"> your whole project. Why? What? How? It should communicate:</w:t>
       </w:r>
     </w:p>
     <w:p>
@@ -6315,13 +6330,7 @@
         <w:t>3ftx3ft indoor tent. Used</w:t>
       </w:r>
       <w:r>
-        <w:t xml:space="preserve"> </w:t>
-      </w:r>
-      <w:r>
-        <w:t>artificial</w:t>
-      </w:r>
-      <w:r>
-        <w:t xml:space="preserve"> lighting, a 250W metal halide for early growth and 1000W LED for mid to finish using only 120W electricity.</w:t>
+        <w:t xml:space="preserve"> artificial lighting, a 250W metal halide for early growth and 1000W LED for mid to finish using only 120W electricity.</w:t>
       </w:r>
       <w:r>
         <w:t xml:space="preserve"> For </w:t>
@@ -6374,9 +6383,11 @@
       <w:r>
         <w:t xml:space="preserve">React with </w:t>
       </w:r>
+      <w:proofErr w:type="spellStart"/>
       <w:r>
         <w:t>Nextjs</w:t>
       </w:r>
+      <w:proofErr w:type="spellEnd"/>
       <w:r>
         <w:t xml:space="preserve"> framework. Nodejs is used for backend.</w:t>
       </w:r>
@@ -6391,8 +6402,13 @@
           <w:lang w:val="en-GB"/>
         </w:rPr>
       </w:pPr>
-      <w:r>
-        <w:t xml:space="preserve">Mongodb is used to store the data sent from ESP32 and hosted on AWS servers. </w:t>
+      <w:proofErr w:type="spellStart"/>
+      <w:r>
+        <w:t>Mongodb</w:t>
+      </w:r>
+      <w:proofErr w:type="spellEnd"/>
+      <w:r>
+        <w:t xml:space="preserve"> is used to store the data sent from ESP32 and hosted on AWS servers. </w:t>
       </w:r>
     </w:p>
     <w:p>
@@ -6552,150 +6568,88 @@
       <w:bookmarkStart w:id="1" w:name="_Toc64975701"/>
       <w:r>
         <w:rPr>
+          <w:lang w:val="en-IE"/>
+        </w:rPr>
+        <w:lastRenderedPageBreak/>
+        <w:t>Poster</w:t>
+      </w:r>
+      <w:bookmarkEnd w:id="1"/>
+    </w:p>
+    <w:p>
+      <w:pPr>
+        <w:rPr>
+          <w:lang w:val="en-IE"/>
+        </w:rPr>
+      </w:pPr>
+    </w:p>
+    <w:p>
+      <w:pPr>
+        <w:spacing w:line="259" w:lineRule="auto"/>
+        <w:rPr>
+          <w:lang w:val="en-IE"/>
+        </w:rPr>
+      </w:pPr>
+      <w:r>
+        <w:rPr>
           <w:noProof/>
-        </w:rPr>
-        <w:lastRenderedPageBreak/>
-        <mc:AlternateContent>
-          <mc:Choice Requires="wps">
-            <w:drawing>
-              <wp:anchor distT="0" distB="0" distL="114300" distR="114300" simplePos="0" relativeHeight="251678720" behindDoc="0" locked="0" layoutInCell="1" allowOverlap="1" wp14:anchorId="1CAF68F0" wp14:editId="06DF5EBB">
-                <wp:simplePos x="0" y="0"/>
-                <wp:positionH relativeFrom="margin">
-                  <wp:align>right</wp:align>
-                </wp:positionH>
-                <wp:positionV relativeFrom="paragraph">
-                  <wp:posOffset>365759</wp:posOffset>
-                </wp:positionV>
-                <wp:extent cx="5936566" cy="7835705"/>
-                <wp:effectExtent l="0" t="0" r="26670" b="13335"/>
-                <wp:wrapNone/>
-                <wp:docPr id="6" name="Rectangle 4"/>
-                <wp:cNvGraphicFramePr>
-                  <a:graphicFrameLocks xmlns:a="http://schemas.openxmlformats.org/drawingml/2006/main"/>
-                </wp:cNvGraphicFramePr>
-                <a:graphic xmlns:a="http://schemas.openxmlformats.org/drawingml/2006/main">
-                  <a:graphicData uri="http://schemas.microsoft.com/office/word/2010/wordprocessingShape">
-                    <wps:wsp>
-                      <wps:cNvSpPr>
-                        <a:spLocks noChangeArrowheads="1"/>
-                      </wps:cNvSpPr>
-                      <wps:spPr bwMode="auto">
-                        <a:xfrm>
-                          <a:off x="0" y="0"/>
-                          <a:ext cx="5936566" cy="7835705"/>
-                        </a:xfrm>
-                        <a:prstGeom prst="rect">
-                          <a:avLst/>
-                        </a:prstGeom>
-                        <a:solidFill>
-                          <a:srgbClr val="A3B2C1"/>
-                        </a:solidFill>
-                        <a:ln w="9525" algn="ctr">
-                          <a:solidFill>
-                            <a:srgbClr val="FFFFFF"/>
-                          </a:solidFill>
-                          <a:round/>
-                          <a:headEnd/>
-                          <a:tailEnd/>
-                        </a:ln>
-                      </wps:spPr>
-                      <wps:txbx>
-                        <w:txbxContent>
-                          <w:p>
-                            <w:pPr>
-                              <w:pStyle w:val="NormalWeb"/>
-                              <w:kinsoku w:val="0"/>
-                              <w:overflowPunct w:val="0"/>
-                              <w:spacing w:before="0" w:beforeAutospacing="0" w:after="0" w:afterAutospacing="0"/>
-                              <w:jc w:val="center"/>
-                              <w:textAlignment w:val="baseline"/>
-                            </w:pPr>
-                            <w:r>
-                              <w:rPr>
-                                <w:rFonts w:ascii="Verdana" w:eastAsia="+mn-ea" w:hAnsi="Verdana" w:cs="+mn-cs"/>
-                                <w:color w:val="FFFFFF"/>
-                                <w:kern w:val="24"/>
-                                <w:sz w:val="60"/>
-                                <w:szCs w:val="60"/>
-                                <w:lang w:val="en-IE"/>
-                              </w:rPr>
-                              <w:t>Poster</w:t>
-                            </w:r>
-                          </w:p>
-                        </w:txbxContent>
-                      </wps:txbx>
-                      <wps:bodyPr wrap="square" anchor="ctr">
-                        <a:noAutofit/>
-                      </wps:bodyPr>
-                    </wps:wsp>
-                  </a:graphicData>
-                </a:graphic>
-                <wp14:sizeRelH relativeFrom="margin">
-                  <wp14:pctWidth>0</wp14:pctWidth>
-                </wp14:sizeRelH>
-                <wp14:sizeRelV relativeFrom="margin">
-                  <wp14:pctHeight>0</wp14:pctHeight>
-                </wp14:sizeRelV>
-              </wp:anchor>
-            </w:drawing>
-          </mc:Choice>
-          <mc:Fallback>
-            <w:pict>
-              <v:rect w14:anchorId="1CAF68F0" id="_x0000_s1058" style="position:absolute;left:0;text-align:left;margin-left:416.25pt;margin-top:28.8pt;width:467.45pt;height:617pt;z-index:251678720;visibility:visible;mso-wrap-style:square;mso-width-percent:0;mso-height-percent:0;mso-wrap-distance-left:9pt;mso-wrap-distance-top:0;mso-wrap-distance-right:9pt;mso-wrap-distance-bottom:0;mso-position-horizontal:right;mso-position-horizontal-relative:margin;mso-position-vertical:absolute;mso-position-vertical-relative:text;mso-width-percent:0;mso-height-percent:0;mso-width-relative:margin;mso-height-relative:margin;v-text-anchor:middle" o:gfxdata="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" fillcolor="#a3b2c1" strokecolor="white">
-                <v:stroke joinstyle="round"/>
-                <v:textbox>
-                  <w:txbxContent>
-                    <w:p>
-                      <w:pPr>
-                        <w:pStyle w:val="NormalWeb"/>
-                        <w:kinsoku w:val="0"/>
-                        <w:overflowPunct w:val="0"/>
-                        <w:spacing w:before="0" w:beforeAutospacing="0" w:after="0" w:afterAutospacing="0"/>
-                        <w:jc w:val="center"/>
-                        <w:textAlignment w:val="baseline"/>
-                      </w:pPr>
-                      <w:r>
-                        <w:rPr>
-                          <w:rFonts w:ascii="Verdana" w:eastAsia="+mn-ea" w:hAnsi="Verdana" w:cs="+mn-cs"/>
-                          <w:color w:val="FFFFFF"/>
-                          <w:kern w:val="24"/>
-                          <w:sz w:val="60"/>
-                          <w:szCs w:val="60"/>
-                          <w:lang w:val="en-IE"/>
-                        </w:rPr>
-                        <w:t>Poster</w:t>
-                      </w:r>
-                    </w:p>
-                  </w:txbxContent>
-                </v:textbox>
-                <w10:wrap anchorx="margin"/>
-              </v:rect>
-            </w:pict>
-          </mc:Fallback>
-        </mc:AlternateContent>
-      </w:r>
-      <w:r>
-        <w:rPr>
-          <w:lang w:val="en-IE"/>
-        </w:rPr>
-        <w:t>Poster</w:t>
-      </w:r>
-      <w:bookmarkEnd w:id="1"/>
-    </w:p>
-    <w:p>
-      <w:pPr>
-        <w:rPr>
-          <w:lang w:val="en-IE"/>
-        </w:rPr>
-      </w:pPr>
-    </w:p>
-    <w:p>
-      <w:pPr>
-        <w:spacing w:line="259" w:lineRule="auto"/>
-        <w:rPr>
-          <w:lang w:val="en-IE"/>
-        </w:rPr>
-      </w:pPr>
+          <w:lang w:val="en-IE"/>
+        </w:rPr>
+        <w:drawing>
+          <wp:anchor distT="0" distB="0" distL="114300" distR="114300" simplePos="0" relativeHeight="251689984" behindDoc="0" locked="0" layoutInCell="1" allowOverlap="1" wp14:anchorId="0DBE2E3B" wp14:editId="65D79455">
+            <wp:simplePos x="0" y="0"/>
+            <wp:positionH relativeFrom="margin">
+              <wp:posOffset>-600075</wp:posOffset>
+            </wp:positionH>
+            <wp:positionV relativeFrom="margin">
+              <wp:posOffset>1302385</wp:posOffset>
+            </wp:positionV>
+            <wp:extent cx="7339965" cy="5182870"/>
+            <wp:effectExtent l="0" t="0" r="0" b="0"/>
+            <wp:wrapSquare wrapText="bothSides"/>
+            <wp:docPr id="16" name="Picture 16"/>
+            <wp:cNvGraphicFramePr>
+              <a:graphicFrameLocks xmlns:a="http://schemas.openxmlformats.org/drawingml/2006/main" noChangeAspect="1"/>
+            </wp:cNvGraphicFramePr>
+            <a:graphic xmlns:a="http://schemas.openxmlformats.org/drawingml/2006/main">
+              <a:graphicData uri="http://schemas.openxmlformats.org/drawingml/2006/picture">
+                <pic:pic xmlns:pic="http://schemas.openxmlformats.org/drawingml/2006/picture">
+                  <pic:nvPicPr>
+                    <pic:cNvPr id="16" name="Picture 16"/>
+                    <pic:cNvPicPr/>
+                  </pic:nvPicPr>
+                  <pic:blipFill>
+                    <a:blip r:embed="rId9" cstate="print">
+                      <a:extLst>
+                        <a:ext uri="{28A0092B-C50C-407E-A947-70E740481C1C}">
+                          <a14:useLocalDpi xmlns:a14="http://schemas.microsoft.com/office/drawing/2010/main" val="0"/>
+                        </a:ext>
+                      </a:extLst>
+                    </a:blip>
+                    <a:stretch>
+                      <a:fillRect/>
+                    </a:stretch>
+                  </pic:blipFill>
+                  <pic:spPr>
+                    <a:xfrm>
+                      <a:off x="0" y="0"/>
+                      <a:ext cx="7339965" cy="5182870"/>
+                    </a:xfrm>
+                    <a:prstGeom prst="rect">
+                      <a:avLst/>
+                    </a:prstGeom>
+                  </pic:spPr>
+                </pic:pic>
+              </a:graphicData>
+            </a:graphic>
+            <wp14:sizeRelH relativeFrom="margin">
+              <wp14:pctWidth>0</wp14:pctWidth>
+            </wp14:sizeRelH>
+            <wp14:sizeRelV relativeFrom="margin">
+              <wp14:pctHeight>0</wp14:pctHeight>
+            </wp14:sizeRelV>
+          </wp:anchor>
+        </w:drawing>
+      </w:r>
       <w:r>
         <w:rPr>
           <w:lang w:val="en-IE"/>
@@ -6809,44 +6763,65 @@
         <w:rPr>
           <w:rFonts w:cstheme="minorHAnsi"/>
         </w:rPr>
-        <w:t xml:space="preserve">Importing food results in higher costs and has a negative impact on the environment. Imported produce has to </w:t>
+        <w:t xml:space="preserve">Importing food results in higher costs and has a negative impact on the environment. Imported produce </w:t>
       </w:r>
       <w:r>
         <w:rPr>
           <w:rFonts w:cstheme="minorHAnsi"/>
         </w:rPr>
-        <w:t>be harvested before it has ripened fully</w:t>
+        <w:t>must</w:t>
       </w:r>
       <w:r>
         <w:rPr>
           <w:rFonts w:cstheme="minorHAnsi"/>
         </w:rPr>
+        <w:t xml:space="preserve"> be harvested before it has ripened fully</w:t>
+      </w:r>
+      <w:r>
+        <w:rPr>
+          <w:rFonts w:cstheme="minorHAnsi"/>
+        </w:rPr>
         <w:t xml:space="preserve"> and later sprayed with ethylene gas to aid in the ripening process,</w:t>
       </w:r>
       <w:r>
         <w:rPr>
           <w:rFonts w:cstheme="minorHAnsi"/>
         </w:rPr>
-        <w:t xml:space="preserve"> resulting in less taste and less nutritious. </w:t>
-      </w:r>
-    </w:p>
-    <w:p>
-      <w:pPr>
+        <w:t xml:space="preserve"> resulting in less taste and less nutritio</w:t>
+      </w:r>
+      <w:r>
         <w:rPr>
           <w:rFonts w:cstheme="minorHAnsi"/>
         </w:rPr>
-      </w:pPr>
-    </w:p>
-    <w:p>
-      <w:pPr>
-        <w:rPr>
-          <w:lang w:val="en-IE"/>
-        </w:rPr>
-      </w:pPr>
+        <w:t>n</w:t>
+      </w:r>
       <w:r>
         <w:rPr>
           <w:rFonts w:cstheme="minorHAnsi"/>
         </w:rPr>
+        <w:t xml:space="preserve">. </w:t>
+      </w:r>
+    </w:p>
+    <w:p>
+      <w:pPr>
+        <w:rPr>
+          <w:rFonts w:cstheme="minorHAnsi"/>
+        </w:rPr>
+      </w:pPr>
+    </w:p>
+    <w:p>
+      <w:pPr>
+        <w:tabs>
+          <w:tab w:val="left" w:pos="7515"/>
+        </w:tabs>
+        <w:rPr>
+          <w:rFonts w:cstheme="minorHAnsi"/>
+        </w:rPr>
+      </w:pPr>
+      <w:r>
+        <w:rPr>
+          <w:rFonts w:cstheme="minorHAnsi"/>
+        </w:rPr>
         <w:t>Growing our own food has many benefits</w:t>
       </w:r>
       <w:r>
@@ -6854,6 +6829,78 @@
           <w:rFonts w:cstheme="minorHAnsi"/>
         </w:rPr>
         <w:t xml:space="preserve">. Not only must </w:t>
+      </w:r>
+      <w:r>
+        <w:rPr>
+          <w:rFonts w:cstheme="minorHAnsi"/>
+        </w:rPr>
+        <w:tab/>
+      </w:r>
+    </w:p>
+    <w:p>
+      <w:pPr>
+        <w:tabs>
+          <w:tab w:val="left" w:pos="7515"/>
+        </w:tabs>
+        <w:rPr>
+          <w:rFonts w:cstheme="minorHAnsi"/>
+        </w:rPr>
+      </w:pPr>
+    </w:p>
+    <w:p>
+      <w:pPr>
+        <w:tabs>
+          <w:tab w:val="left" w:pos="7515"/>
+        </w:tabs>
+        <w:rPr>
+          <w:rFonts w:cstheme="minorHAnsi"/>
+        </w:rPr>
+      </w:pPr>
+      <w:r>
+        <w:rPr>
+          <w:rFonts w:cstheme="minorHAnsi"/>
+        </w:rPr>
+        <w:t xml:space="preserve">Why </w:t>
+      </w:r>
+      <w:proofErr w:type="spellStart"/>
+      <w:r>
+        <w:rPr>
+          <w:rFonts w:cstheme="minorHAnsi"/>
+        </w:rPr>
+        <w:t>im</w:t>
+      </w:r>
+      <w:proofErr w:type="spellEnd"/>
+      <w:r>
+        <w:rPr>
+          <w:rFonts w:cstheme="minorHAnsi"/>
+        </w:rPr>
+        <w:t xml:space="preserve"> interested in it?</w:t>
+      </w:r>
+    </w:p>
+    <w:p>
+      <w:pPr>
+        <w:tabs>
+          <w:tab w:val="left" w:pos="7515"/>
+        </w:tabs>
+        <w:rPr>
+          <w:rFonts w:cstheme="minorHAnsi"/>
+        </w:rPr>
+      </w:pPr>
+    </w:p>
+    <w:p>
+      <w:pPr>
+        <w:tabs>
+          <w:tab w:val="left" w:pos="7515"/>
+        </w:tabs>
+        <w:rPr>
+          <w:lang w:val="en-IE"/>
+        </w:rPr>
+      </w:pPr>
+      <w:r>
+        <w:rPr>
+          <w:rFonts w:cstheme="minorHAnsi"/>
+        </w:rPr>
+        <w:t xml:space="preserve">Altium </w:t>
       </w:r>
     </w:p>
     <w:p>
@@ -7035,171 +7082,1387 @@
           <w:lang w:val="en-IE"/>
         </w:rPr>
       </w:pPr>
+    </w:p>
+    <w:p>
+      <w:pPr>
+        <w:jc w:val="center"/>
+        <w:rPr>
+          <w:lang w:val="en-IE"/>
+        </w:rPr>
+      </w:pPr>
       <w:r>
         <w:rPr>
           <w:noProof/>
-        </w:rPr>
-        <mc:AlternateContent>
-          <mc:Choice Requires="wps">
-            <w:drawing>
-              <wp:anchor distT="0" distB="0" distL="114300" distR="114300" simplePos="0" relativeHeight="251666432" behindDoc="0" locked="0" layoutInCell="1" allowOverlap="1" wp14:anchorId="7B1CC454" wp14:editId="72BBF6DE">
-                <wp:simplePos x="0" y="0"/>
-                <wp:positionH relativeFrom="margin">
-                  <wp:posOffset>426720</wp:posOffset>
-                </wp:positionH>
-                <wp:positionV relativeFrom="paragraph">
-                  <wp:posOffset>97155</wp:posOffset>
-                </wp:positionV>
-                <wp:extent cx="5623560" cy="4099560"/>
-                <wp:effectExtent l="0" t="0" r="15240" b="15240"/>
-                <wp:wrapNone/>
-                <wp:docPr id="4" name="Rectangle 4"/>
-                <wp:cNvGraphicFramePr>
-                  <a:graphicFrameLocks xmlns:a="http://schemas.openxmlformats.org/drawingml/2006/main"/>
-                </wp:cNvGraphicFramePr>
-                <a:graphic xmlns:a="http://schemas.openxmlformats.org/drawingml/2006/main">
-                  <a:graphicData uri="http://schemas.microsoft.com/office/word/2010/wordprocessingShape">
-                    <wps:wsp>
-                      <wps:cNvSpPr>
-                        <a:spLocks noChangeArrowheads="1"/>
-                      </wps:cNvSpPr>
-                      <wps:spPr bwMode="auto">
-                        <a:xfrm>
-                          <a:off x="0" y="0"/>
-                          <a:ext cx="5623560" cy="4099560"/>
-                        </a:xfrm>
-                        <a:prstGeom prst="rect">
-                          <a:avLst/>
-                        </a:prstGeom>
-                        <a:solidFill>
-                          <a:srgbClr val="A3B2C1"/>
-                        </a:solidFill>
-                        <a:ln w="9525" algn="ctr">
-                          <a:solidFill>
-                            <a:srgbClr val="FFFFFF"/>
-                          </a:solidFill>
-                          <a:round/>
-                          <a:headEnd/>
-                          <a:tailEnd/>
-                        </a:ln>
-                      </wps:spPr>
-                      <wps:txbx>
-                        <w:txbxContent>
-                          <w:p>
-                            <w:pPr>
-                              <w:pStyle w:val="NormalWeb"/>
-                              <w:kinsoku w:val="0"/>
-                              <w:overflowPunct w:val="0"/>
-                              <w:spacing w:before="0" w:beforeAutospacing="0" w:after="0" w:afterAutospacing="0"/>
-                              <w:jc w:val="center"/>
-                              <w:textAlignment w:val="baseline"/>
-                            </w:pPr>
-                          </w:p>
-                          <w:p/>
-                        </w:txbxContent>
-                      </wps:txbx>
-                      <wps:bodyPr wrap="square" anchor="ctr">
-                        <a:noAutofit/>
-                      </wps:bodyPr>
-                    </wps:wsp>
-                  </a:graphicData>
-                </a:graphic>
-                <wp14:sizeRelH relativeFrom="margin">
-                  <wp14:pctWidth>0</wp14:pctWidth>
-                </wp14:sizeRelH>
-                <wp14:sizeRelV relativeFrom="margin">
-                  <wp14:pctHeight>0</wp14:pctHeight>
-                </wp14:sizeRelV>
-              </wp:anchor>
-            </w:drawing>
-          </mc:Choice>
-          <mc:Fallback>
-            <w:pict>
-              <v:rect w14:anchorId="7B1CC454" id="_x0000_s1059" style="position:absolute;margin-left:33.6pt;margin-top:7.65pt;width:442.8pt;height:322.8pt;z-index:251666432;visibility:visible;mso-wrap-style:square;mso-width-percent:0;mso-height-percent:0;mso-wrap-distance-left:9pt;mso-wrap-distance-top:0;mso-wrap-distance-right:9pt;mso-wrap-distance-bottom:0;mso-position-horizontal:absolute;mso-position-horizontal-relative:margin;mso-position-vertical:absolute;mso-position-vertical-relative:text;mso-width-percent:0;mso-height-percent:0;mso-width-relative:margin;mso-height-relative:margin;v-text-anchor:middle" o:gfxdata="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" fillcolor="#a3b2c1" strokecolor="white">
-                <v:stroke joinstyle="round"/>
-                <v:textbox>
-                  <w:txbxContent>
-                    <w:p>
-                      <w:pPr>
-                        <w:pStyle w:val="NormalWeb"/>
-                        <w:kinsoku w:val="0"/>
-                        <w:overflowPunct w:val="0"/>
-                        <w:spacing w:before="0" w:beforeAutospacing="0" w:after="0" w:afterAutospacing="0"/>
-                        <w:jc w:val="center"/>
-                        <w:textAlignment w:val="baseline"/>
-                      </w:pPr>
-                    </w:p>
-                    <w:p/>
-                  </w:txbxContent>
-                </v:textbox>
-                <w10:wrap anchorx="margin"/>
-              </v:rect>
-            </w:pict>
-          </mc:Fallback>
-        </mc:AlternateContent>
-      </w:r>
-    </w:p>
-    <w:p>
-      <w:pPr>
-        <w:rPr>
-          <w:lang w:val="en-IE"/>
-        </w:rPr>
-      </w:pPr>
-    </w:p>
-    <w:p>
-      <w:pPr>
-        <w:rPr>
-          <w:lang w:val="en-IE"/>
-        </w:rPr>
-      </w:pPr>
-    </w:p>
-    <w:p>
-      <w:pPr>
-        <w:rPr>
-          <w:lang w:val="en-IE"/>
-        </w:rPr>
-      </w:pPr>
-    </w:p>
-    <w:p>
-      <w:pPr>
-        <w:rPr>
-          <w:lang w:val="en-IE"/>
-        </w:rPr>
-      </w:pPr>
-    </w:p>
-    <w:p>
-      <w:pPr>
-        <w:rPr>
-          <w:lang w:val="en-IE"/>
-        </w:rPr>
-      </w:pPr>
-    </w:p>
-    <w:p>
-      <w:pPr>
-        <w:rPr>
-          <w:lang w:val="en-IE"/>
-        </w:rPr>
-      </w:pPr>
-    </w:p>
-    <w:p>
-      <w:pPr>
-        <w:rPr>
-          <w:lang w:val="en-IE"/>
-        </w:rPr>
-      </w:pPr>
-    </w:p>
-    <w:p>
-      <w:pPr>
-        <w:rPr>
-          <w:lang w:val="en-IE"/>
-        </w:rPr>
-      </w:pPr>
-    </w:p>
-    <w:p>
-      <w:pPr>
-        <w:rPr>
-          <w:lang w:val="en-IE"/>
-        </w:rPr>
+          <w:lang w:val="en-IE"/>
+        </w:rPr>
+        <w:drawing>
+          <wp:inline distT="0" distB="0" distL="0" distR="0" wp14:anchorId="672CB81C" wp14:editId="009BA4A7">
+            <wp:extent cx="4886325" cy="3344731"/>
+            <wp:effectExtent l="0" t="0" r="0" b="0"/>
+            <wp:docPr id="14" name="Picture 14"/>
+            <wp:cNvGraphicFramePr>
+              <a:graphicFrameLocks xmlns:a="http://schemas.openxmlformats.org/drawingml/2006/main" noChangeAspect="1"/>
+            </wp:cNvGraphicFramePr>
+            <a:graphic xmlns:a="http://schemas.openxmlformats.org/drawingml/2006/main">
+              <a:graphicData uri="http://schemas.openxmlformats.org/drawingml/2006/picture">
+                <pic:pic xmlns:pic="http://schemas.openxmlformats.org/drawingml/2006/picture">
+                  <pic:nvPicPr>
+                    <pic:cNvPr id="14" name="Picture 14"/>
+                    <pic:cNvPicPr/>
+                  </pic:nvPicPr>
+                  <pic:blipFill>
+                    <a:blip r:embed="rId10">
+                      <a:extLst>
+                        <a:ext uri="{28A0092B-C50C-407E-A947-70E740481C1C}">
+                          <a14:useLocalDpi xmlns:a14="http://schemas.microsoft.com/office/drawing/2010/main" val="0"/>
+                        </a:ext>
+                      </a:extLst>
+                    </a:blip>
+                    <a:stretch>
+                      <a:fillRect/>
+                    </a:stretch>
+                  </pic:blipFill>
+                  <pic:spPr>
+                    <a:xfrm>
+                      <a:off x="0" y="0"/>
+                      <a:ext cx="4923617" cy="3370257"/>
+                    </a:xfrm>
+                    <a:prstGeom prst="rect">
+                      <a:avLst/>
+                    </a:prstGeom>
+                  </pic:spPr>
+                </pic:pic>
+              </a:graphicData>
+            </a:graphic>
+          </wp:inline>
+        </w:drawing>
+      </w:r>
+    </w:p>
+    <w:p>
+      <w:pPr>
+        <w:rPr>
+          <w:lang w:val="en-IE"/>
+        </w:rPr>
+      </w:pPr>
+      <w:r>
+        <w:t xml:space="preserve">Figure </w:t>
+      </w:r>
+      <w:r>
+        <w:fldChar w:fldCharType="begin"/>
+      </w:r>
+      <w:r>
+        <w:instrText xml:space="preserve"> STYLEREF 1 \s </w:instrText>
+      </w:r>
+      <w:r>
+        <w:fldChar w:fldCharType="separate"/>
+      </w:r>
+      <w:r>
+        <w:rPr>
+          <w:noProof/>
+        </w:rPr>
+        <w:t>4</w:t>
+      </w:r>
+      <w:r>
+        <w:rPr>
+          <w:noProof/>
+        </w:rPr>
+        <w:fldChar w:fldCharType="end"/>
+      </w:r>
+      <w:r>
+        <w:noBreakHyphen/>
+      </w:r>
+      <w:r>
+        <w:fldChar w:fldCharType="begin"/>
+      </w:r>
+      <w:r>
+        <w:instrText xml:space="preserve"> SEQ Figure \* ARABIC \s 1 </w:instrText>
+      </w:r>
+      <w:r>
+        <w:fldChar w:fldCharType="separate"/>
+      </w:r>
+      <w:r>
+        <w:rPr>
+          <w:noProof/>
+        </w:rPr>
+        <w:t>1</w:t>
+      </w:r>
+      <w:r>
+        <w:rPr>
+          <w:noProof/>
+        </w:rPr>
+        <w:fldChar w:fldCharType="end"/>
+      </w:r>
+      <w:r>
+        <w:t xml:space="preserve"> Architecture Diagram</w:t>
+      </w:r>
+    </w:p>
+    <w:p>
+      <w:pPr>
+        <w:rPr>
+          <w:lang w:val="en-IE"/>
+        </w:rPr>
+      </w:pPr>
+    </w:p>
+    <w:p>
+      <w:pPr>
+        <w:rPr>
+          <w:lang w:val="en-IE"/>
+        </w:rPr>
+      </w:pPr>
+    </w:p>
+    <w:p>
+      <w:pPr>
+        <w:rPr>
+          <w:lang w:val="en-IE"/>
+        </w:rPr>
+      </w:pPr>
+    </w:p>
+    <w:p>
+      <w:pPr>
+        <w:rPr>
+          <w:i/>
+          <w:iCs/>
+          <w:sz w:val="44"/>
+          <w:szCs w:val="44"/>
+        </w:rPr>
+      </w:pPr>
+      <w:r>
+        <w:rPr>
+          <w:noProof/>
+        </w:rPr>
+        <w:lastRenderedPageBreak/>
+        <w:drawing>
+          <wp:anchor distT="0" distB="0" distL="114300" distR="114300" simplePos="0" relativeHeight="251686912" behindDoc="0" locked="0" layoutInCell="1" allowOverlap="1" wp14:anchorId="212DEFD7" wp14:editId="468766F7">
+            <wp:simplePos x="0" y="0"/>
+            <wp:positionH relativeFrom="column">
+              <wp:posOffset>0</wp:posOffset>
+            </wp:positionH>
+            <wp:positionV relativeFrom="paragraph">
+              <wp:posOffset>0</wp:posOffset>
+            </wp:positionV>
+            <wp:extent cx="1733550" cy="3476625"/>
+            <wp:effectExtent l="0" t="0" r="0" b="9525"/>
+            <wp:wrapSquare wrapText="bothSides"/>
+            <wp:docPr id="11" name="Picture 5">
+              <a:extLst xmlns:a="http://schemas.openxmlformats.org/drawingml/2006/main">
+                <a:ext uri="{FF2B5EF4-FFF2-40B4-BE49-F238E27FC236}">
+                  <a16:creationId xmlns:a16="http://schemas.microsoft.com/office/drawing/2014/main" id="{30599AB9-3A2C-440F-81A8-F30012930A90}"/>
+                </a:ext>
+              </a:extLst>
+            </wp:docPr>
+            <wp:cNvGraphicFramePr>
+              <a:graphicFrameLocks xmlns:a="http://schemas.openxmlformats.org/drawingml/2006/main" noChangeAspect="1"/>
+            </wp:cNvGraphicFramePr>
+            <a:graphic xmlns:a="http://schemas.openxmlformats.org/drawingml/2006/main">
+              <a:graphicData uri="http://schemas.openxmlformats.org/drawingml/2006/picture">
+                <pic:pic xmlns:pic="http://schemas.openxmlformats.org/drawingml/2006/picture">
+                  <pic:nvPicPr>
+                    <pic:cNvPr id="6" name="Picture 5">
+                      <a:extLst>
+                        <a:ext uri="{FF2B5EF4-FFF2-40B4-BE49-F238E27FC236}">
+                          <a16:creationId xmlns:a16="http://schemas.microsoft.com/office/drawing/2014/main" id="{30599AB9-3A2C-440F-81A8-F30012930A90}"/>
+                        </a:ext>
+                      </a:extLst>
+                    </pic:cNvPr>
+                    <pic:cNvPicPr>
+                      <a:picLocks noChangeAspect="1"/>
+                    </pic:cNvPicPr>
+                  </pic:nvPicPr>
+                  <pic:blipFill>
+                    <a:blip r:embed="rId11">
+                      <a:extLst>
+                        <a:ext uri="{28A0092B-C50C-407E-A947-70E740481C1C}">
+                          <a14:useLocalDpi xmlns:a14="http://schemas.microsoft.com/office/drawing/2010/main" val="0"/>
+                        </a:ext>
+                      </a:extLst>
+                    </a:blip>
+                    <a:stretch>
+                      <a:fillRect/>
+                    </a:stretch>
+                  </pic:blipFill>
+                  <pic:spPr>
+                    <a:xfrm>
+                      <a:off x="0" y="0"/>
+                      <a:ext cx="1733550" cy="3476625"/>
+                    </a:xfrm>
+                    <a:prstGeom prst="rect">
+                      <a:avLst/>
+                    </a:prstGeom>
+                  </pic:spPr>
+                </pic:pic>
+              </a:graphicData>
+            </a:graphic>
+            <wp14:sizeRelH relativeFrom="page">
+              <wp14:pctWidth>0</wp14:pctWidth>
+            </wp14:sizeRelH>
+            <wp14:sizeRelV relativeFrom="page">
+              <wp14:pctHeight>0</wp14:pctHeight>
+            </wp14:sizeRelV>
+          </wp:anchor>
+        </w:drawing>
+      </w:r>
+      <w:r>
+        <w:rPr>
+          <w:i/>
+          <w:iCs/>
+          <w:sz w:val="44"/>
+          <w:szCs w:val="44"/>
+        </w:rPr>
+        <w:t xml:space="preserve"> </w:t>
+      </w:r>
+    </w:p>
+    <w:p>
+      <w:pPr>
+        <w:rPr>
+          <w:sz w:val="44"/>
+          <w:szCs w:val="44"/>
+          <w:lang w:val="en-IE"/>
+        </w:rPr>
+      </w:pPr>
+      <w:r>
+        <w:rPr>
+          <w:i/>
+          <w:iCs/>
+          <w:sz w:val="44"/>
+          <w:szCs w:val="44"/>
+        </w:rPr>
+        <w:t xml:space="preserve">  </w:t>
+      </w:r>
+      <w:r>
+        <w:rPr>
+          <w:i/>
+          <w:iCs/>
+          <w:sz w:val="44"/>
+          <w:szCs w:val="44"/>
+        </w:rPr>
+        <w:t>ESP32 with Wi-Fi and Bluetooth:</w:t>
+      </w:r>
+    </w:p>
+    <w:p>
+      <w:pPr>
+        <w:rPr>
+          <w:lang w:val="en-IE"/>
+        </w:rPr>
+      </w:pPr>
+    </w:p>
+    <w:p>
+      <w:pPr>
+        <w:rPr>
+          <w:lang w:val="en-IE"/>
+        </w:rPr>
+      </w:pPr>
+    </w:p>
+    <w:p>
+      <w:pPr>
+        <w:rPr>
+          <w:lang w:val="en-IE"/>
+        </w:rPr>
+      </w:pPr>
+    </w:p>
+    <w:p>
+      <w:pPr>
+        <w:rPr>
+          <w:lang w:val="en-IE"/>
+        </w:rPr>
+      </w:pPr>
+    </w:p>
+    <w:p>
+      <w:pPr>
+        <w:rPr>
+          <w:lang w:val="en-IE"/>
+        </w:rPr>
+      </w:pPr>
+    </w:p>
+    <w:tbl>
+      <w:tblPr>
+        <w:tblW w:w="10340" w:type="dxa"/>
+        <w:tblCellMar>
+          <w:left w:w="0" w:type="dxa"/>
+          <w:right w:w="0" w:type="dxa"/>
+        </w:tblCellMar>
+        <w:tblLook w:val="0400" w:firstRow="0" w:lastRow="0" w:firstColumn="0" w:lastColumn="0" w:noHBand="0" w:noVBand="1"/>
+      </w:tblPr>
+      <w:tblGrid>
+        <w:gridCol w:w="5260"/>
+        <w:gridCol w:w="5080"/>
+      </w:tblGrid>
+      <w:tr>
+        <w:trPr>
+          <w:trHeight w:val="584"/>
+        </w:trPr>
+        <w:tc>
+          <w:tcPr>
+            <w:tcW w:w="5260" w:type="dxa"/>
+            <w:tcBorders>
+              <w:top w:val="single" w:sz="8" w:space="0" w:color="FFFFFF"/>
+              <w:left w:val="single" w:sz="8" w:space="0" w:color="FFFFFF"/>
+              <w:bottom w:val="single" w:sz="8" w:space="0" w:color="FFFFFF"/>
+              <w:right w:val="single" w:sz="8" w:space="0" w:color="FFFFFF"/>
+            </w:tcBorders>
+            <w:shd w:val="clear" w:color="auto" w:fill="DEE1E6"/>
+            <w:tcMar>
+              <w:top w:w="72" w:type="dxa"/>
+              <w:left w:w="144" w:type="dxa"/>
+              <w:bottom w:w="72" w:type="dxa"/>
+              <w:right w:w="144" w:type="dxa"/>
+            </w:tcMar>
+            <w:hideMark/>
+          </w:tcPr>
+          <w:p>
+            <w:pPr>
+              <w:spacing w:after="0" w:line="240" w:lineRule="auto"/>
+              <w:jc w:val="center"/>
+              <w:rPr>
+                <w:rFonts w:ascii="Arial" w:eastAsia="Times New Roman" w:hAnsi="Arial" w:cs="Arial"/>
+                <w:sz w:val="36"/>
+                <w:szCs w:val="36"/>
+                <w:lang w:val="en-IE" w:eastAsia="en-IE"/>
+              </w:rPr>
+            </w:pPr>
+            <w:r>
+              <w:rPr>
+                <w:rFonts w:ascii="Franklin Gothic Book" w:eastAsia="Times New Roman" w:hAnsi="Franklin Gothic Book" w:cs="Arial"/>
+                <w:color w:val="000000" w:themeColor="dark1"/>
+                <w:kern w:val="24"/>
+                <w:sz w:val="36"/>
+                <w:szCs w:val="36"/>
+                <w:lang w:eastAsia="en-IE"/>
+              </w:rPr>
+              <w:t>Cores</w:t>
+            </w:r>
+          </w:p>
+        </w:tc>
+        <w:tc>
+          <w:tcPr>
+            <w:tcW w:w="5080" w:type="dxa"/>
+            <w:tcBorders>
+              <w:top w:val="single" w:sz="8" w:space="0" w:color="FFFFFF"/>
+              <w:left w:val="single" w:sz="8" w:space="0" w:color="FFFFFF"/>
+              <w:bottom w:val="single" w:sz="8" w:space="0" w:color="FFFFFF"/>
+              <w:right w:val="single" w:sz="8" w:space="0" w:color="FFFFFF"/>
+            </w:tcBorders>
+            <w:shd w:val="clear" w:color="auto" w:fill="DEE1E6"/>
+            <w:tcMar>
+              <w:top w:w="72" w:type="dxa"/>
+              <w:left w:w="144" w:type="dxa"/>
+              <w:bottom w:w="72" w:type="dxa"/>
+              <w:right w:w="144" w:type="dxa"/>
+            </w:tcMar>
+            <w:hideMark/>
+          </w:tcPr>
+          <w:p>
+            <w:pPr>
+              <w:spacing w:after="0" w:line="240" w:lineRule="auto"/>
+              <w:jc w:val="center"/>
+              <w:rPr>
+                <w:rFonts w:ascii="Arial" w:eastAsia="Times New Roman" w:hAnsi="Arial" w:cs="Arial"/>
+                <w:sz w:val="36"/>
+                <w:szCs w:val="36"/>
+                <w:lang w:val="en-IE" w:eastAsia="en-IE"/>
+              </w:rPr>
+            </w:pPr>
+            <w:r>
+              <w:rPr>
+                <w:rFonts w:ascii="Franklin Gothic Book" w:eastAsia="Times New Roman" w:hAnsi="Franklin Gothic Book" w:cs="Arial"/>
+                <w:color w:val="000000" w:themeColor="dark1"/>
+                <w:kern w:val="24"/>
+                <w:sz w:val="36"/>
+                <w:szCs w:val="36"/>
+                <w:lang w:eastAsia="en-IE"/>
+              </w:rPr>
+              <w:t>2</w:t>
+            </w:r>
+          </w:p>
+        </w:tc>
+      </w:tr>
+      <w:tr>
+        <w:trPr>
+          <w:trHeight w:val="584"/>
+        </w:trPr>
+        <w:tc>
+          <w:tcPr>
+            <w:tcW w:w="5260" w:type="dxa"/>
+            <w:tcBorders>
+              <w:top w:val="single" w:sz="8" w:space="0" w:color="FFFFFF"/>
+              <w:left w:val="single" w:sz="8" w:space="0" w:color="FFFFFF"/>
+              <w:bottom w:val="single" w:sz="8" w:space="0" w:color="FFFFFF"/>
+              <w:right w:val="single" w:sz="8" w:space="0" w:color="FFFFFF"/>
+            </w:tcBorders>
+            <w:shd w:val="clear" w:color="auto" w:fill="EFF1F3"/>
+            <w:tcMar>
+              <w:top w:w="72" w:type="dxa"/>
+              <w:left w:w="144" w:type="dxa"/>
+              <w:bottom w:w="72" w:type="dxa"/>
+              <w:right w:w="144" w:type="dxa"/>
+            </w:tcMar>
+            <w:hideMark/>
+          </w:tcPr>
+          <w:p>
+            <w:pPr>
+              <w:spacing w:after="0" w:line="240" w:lineRule="auto"/>
+              <w:jc w:val="center"/>
+              <w:rPr>
+                <w:rFonts w:ascii="Arial" w:eastAsia="Times New Roman" w:hAnsi="Arial" w:cs="Arial"/>
+                <w:sz w:val="36"/>
+                <w:szCs w:val="36"/>
+                <w:lang w:val="en-IE" w:eastAsia="en-IE"/>
+              </w:rPr>
+            </w:pPr>
+            <w:r>
+              <w:rPr>
+                <w:rFonts w:ascii="Franklin Gothic Book" w:eastAsia="Times New Roman" w:hAnsi="Franklin Gothic Book" w:cs="Arial"/>
+                <w:color w:val="000000" w:themeColor="dark1"/>
+                <w:kern w:val="24"/>
+                <w:sz w:val="36"/>
+                <w:szCs w:val="36"/>
+                <w:lang w:eastAsia="en-IE"/>
+              </w:rPr>
+              <w:t>Architecture</w:t>
+            </w:r>
+          </w:p>
+        </w:tc>
+        <w:tc>
+          <w:tcPr>
+            <w:tcW w:w="5080" w:type="dxa"/>
+            <w:tcBorders>
+              <w:top w:val="single" w:sz="8" w:space="0" w:color="FFFFFF"/>
+              <w:left w:val="single" w:sz="8" w:space="0" w:color="FFFFFF"/>
+              <w:bottom w:val="single" w:sz="8" w:space="0" w:color="FFFFFF"/>
+              <w:right w:val="single" w:sz="8" w:space="0" w:color="FFFFFF"/>
+            </w:tcBorders>
+            <w:shd w:val="clear" w:color="auto" w:fill="EFF1F3"/>
+            <w:tcMar>
+              <w:top w:w="72" w:type="dxa"/>
+              <w:left w:w="144" w:type="dxa"/>
+              <w:bottom w:w="72" w:type="dxa"/>
+              <w:right w:w="144" w:type="dxa"/>
+            </w:tcMar>
+            <w:hideMark/>
+          </w:tcPr>
+          <w:p>
+            <w:pPr>
+              <w:spacing w:after="0" w:line="240" w:lineRule="auto"/>
+              <w:jc w:val="center"/>
+              <w:rPr>
+                <w:rFonts w:ascii="Arial" w:eastAsia="Times New Roman" w:hAnsi="Arial" w:cs="Arial"/>
+                <w:sz w:val="36"/>
+                <w:szCs w:val="36"/>
+                <w:lang w:val="en-IE" w:eastAsia="en-IE"/>
+              </w:rPr>
+            </w:pPr>
+            <w:r>
+              <w:rPr>
+                <w:rFonts w:ascii="Franklin Gothic Book" w:eastAsia="Times New Roman" w:hAnsi="Franklin Gothic Book" w:cs="Arial"/>
+                <w:color w:val="000000" w:themeColor="dark1"/>
+                <w:kern w:val="24"/>
+                <w:sz w:val="36"/>
+                <w:szCs w:val="36"/>
+                <w:lang w:eastAsia="en-IE"/>
+              </w:rPr>
+              <w:t>32bit</w:t>
+            </w:r>
+          </w:p>
+        </w:tc>
+      </w:tr>
+      <w:tr>
+        <w:trPr>
+          <w:trHeight w:val="533"/>
+        </w:trPr>
+        <w:tc>
+          <w:tcPr>
+            <w:tcW w:w="5260" w:type="dxa"/>
+            <w:tcBorders>
+              <w:top w:val="single" w:sz="8" w:space="0" w:color="FFFFFF"/>
+              <w:left w:val="single" w:sz="8" w:space="0" w:color="FFFFFF"/>
+              <w:bottom w:val="single" w:sz="8" w:space="0" w:color="FFFFFF"/>
+              <w:right w:val="single" w:sz="8" w:space="0" w:color="FFFFFF"/>
+            </w:tcBorders>
+            <w:shd w:val="clear" w:color="auto" w:fill="DEE1E6"/>
+            <w:tcMar>
+              <w:top w:w="72" w:type="dxa"/>
+              <w:left w:w="144" w:type="dxa"/>
+              <w:bottom w:w="72" w:type="dxa"/>
+              <w:right w:w="144" w:type="dxa"/>
+            </w:tcMar>
+            <w:hideMark/>
+          </w:tcPr>
+          <w:p>
+            <w:pPr>
+              <w:spacing w:after="0" w:line="240" w:lineRule="auto"/>
+              <w:jc w:val="center"/>
+              <w:rPr>
+                <w:rFonts w:ascii="Arial" w:eastAsia="Times New Roman" w:hAnsi="Arial" w:cs="Arial"/>
+                <w:sz w:val="36"/>
+                <w:szCs w:val="36"/>
+                <w:lang w:val="en-IE" w:eastAsia="en-IE"/>
+              </w:rPr>
+            </w:pPr>
+            <w:r>
+              <w:rPr>
+                <w:rFonts w:ascii="Franklin Gothic Book" w:eastAsia="Times New Roman" w:hAnsi="Franklin Gothic Book" w:cs="Arial"/>
+                <w:color w:val="000000" w:themeColor="dark1"/>
+                <w:kern w:val="24"/>
+                <w:sz w:val="36"/>
+                <w:szCs w:val="36"/>
+                <w:lang w:eastAsia="en-IE"/>
+              </w:rPr>
+              <w:t>RAM</w:t>
+            </w:r>
+          </w:p>
+        </w:tc>
+        <w:tc>
+          <w:tcPr>
+            <w:tcW w:w="5080" w:type="dxa"/>
+            <w:tcBorders>
+              <w:top w:val="single" w:sz="8" w:space="0" w:color="FFFFFF"/>
+              <w:left w:val="single" w:sz="8" w:space="0" w:color="FFFFFF"/>
+              <w:bottom w:val="single" w:sz="8" w:space="0" w:color="FFFFFF"/>
+              <w:right w:val="single" w:sz="8" w:space="0" w:color="FFFFFF"/>
+            </w:tcBorders>
+            <w:shd w:val="clear" w:color="auto" w:fill="DEE1E6"/>
+            <w:tcMar>
+              <w:top w:w="72" w:type="dxa"/>
+              <w:left w:w="144" w:type="dxa"/>
+              <w:bottom w:w="72" w:type="dxa"/>
+              <w:right w:w="144" w:type="dxa"/>
+            </w:tcMar>
+            <w:hideMark/>
+          </w:tcPr>
+          <w:p>
+            <w:pPr>
+              <w:spacing w:after="0" w:line="240" w:lineRule="auto"/>
+              <w:jc w:val="center"/>
+              <w:rPr>
+                <w:rFonts w:ascii="Arial" w:eastAsia="Times New Roman" w:hAnsi="Arial" w:cs="Arial"/>
+                <w:sz w:val="36"/>
+                <w:szCs w:val="36"/>
+                <w:lang w:val="en-IE" w:eastAsia="en-IE"/>
+              </w:rPr>
+            </w:pPr>
+            <w:r>
+              <w:rPr>
+                <w:rFonts w:ascii="Franklin Gothic Book" w:eastAsia="Times New Roman" w:hAnsi="Franklin Gothic Book" w:cs="Arial"/>
+                <w:color w:val="000000" w:themeColor="dark1"/>
+                <w:kern w:val="24"/>
+                <w:sz w:val="36"/>
+                <w:szCs w:val="36"/>
+                <w:lang w:eastAsia="en-IE"/>
+              </w:rPr>
+              <w:t>512 kB</w:t>
+            </w:r>
+          </w:p>
+        </w:tc>
+      </w:tr>
+      <w:tr>
+        <w:trPr>
+          <w:trHeight w:val="584"/>
+        </w:trPr>
+        <w:tc>
+          <w:tcPr>
+            <w:tcW w:w="5260" w:type="dxa"/>
+            <w:tcBorders>
+              <w:top w:val="single" w:sz="8" w:space="0" w:color="FFFFFF"/>
+              <w:left w:val="single" w:sz="8" w:space="0" w:color="FFFFFF"/>
+              <w:bottom w:val="single" w:sz="8" w:space="0" w:color="FFFFFF"/>
+              <w:right w:val="single" w:sz="8" w:space="0" w:color="FFFFFF"/>
+            </w:tcBorders>
+            <w:shd w:val="clear" w:color="auto" w:fill="EFF1F3"/>
+            <w:tcMar>
+              <w:top w:w="72" w:type="dxa"/>
+              <w:left w:w="144" w:type="dxa"/>
+              <w:bottom w:w="72" w:type="dxa"/>
+              <w:right w:w="144" w:type="dxa"/>
+            </w:tcMar>
+            <w:hideMark/>
+          </w:tcPr>
+          <w:p>
+            <w:pPr>
+              <w:spacing w:after="0" w:line="240" w:lineRule="auto"/>
+              <w:jc w:val="center"/>
+              <w:rPr>
+                <w:rFonts w:ascii="Arial" w:eastAsia="Times New Roman" w:hAnsi="Arial" w:cs="Arial"/>
+                <w:sz w:val="36"/>
+                <w:szCs w:val="36"/>
+                <w:lang w:val="en-IE" w:eastAsia="en-IE"/>
+              </w:rPr>
+            </w:pPr>
+            <w:r>
+              <w:rPr>
+                <w:rFonts w:ascii="Franklin Gothic Book" w:eastAsia="Times New Roman" w:hAnsi="Franklin Gothic Book" w:cs="Arial"/>
+                <w:color w:val="000000" w:themeColor="dark1"/>
+                <w:kern w:val="24"/>
+                <w:sz w:val="36"/>
+                <w:szCs w:val="36"/>
+                <w:lang w:eastAsia="en-IE"/>
+              </w:rPr>
+              <w:t>FLASH</w:t>
+            </w:r>
+          </w:p>
+        </w:tc>
+        <w:tc>
+          <w:tcPr>
+            <w:tcW w:w="5080" w:type="dxa"/>
+            <w:tcBorders>
+              <w:top w:val="single" w:sz="8" w:space="0" w:color="FFFFFF"/>
+              <w:left w:val="single" w:sz="8" w:space="0" w:color="FFFFFF"/>
+              <w:bottom w:val="single" w:sz="8" w:space="0" w:color="FFFFFF"/>
+              <w:right w:val="single" w:sz="8" w:space="0" w:color="FFFFFF"/>
+            </w:tcBorders>
+            <w:shd w:val="clear" w:color="auto" w:fill="EFF1F3"/>
+            <w:tcMar>
+              <w:top w:w="72" w:type="dxa"/>
+              <w:left w:w="144" w:type="dxa"/>
+              <w:bottom w:w="72" w:type="dxa"/>
+              <w:right w:w="144" w:type="dxa"/>
+            </w:tcMar>
+            <w:hideMark/>
+          </w:tcPr>
+          <w:p>
+            <w:pPr>
+              <w:spacing w:after="0" w:line="240" w:lineRule="auto"/>
+              <w:jc w:val="center"/>
+              <w:rPr>
+                <w:rFonts w:ascii="Arial" w:eastAsia="Times New Roman" w:hAnsi="Arial" w:cs="Arial"/>
+                <w:sz w:val="36"/>
+                <w:szCs w:val="36"/>
+                <w:lang w:val="en-IE" w:eastAsia="en-IE"/>
+              </w:rPr>
+            </w:pPr>
+            <w:r>
+              <w:rPr>
+                <w:rFonts w:ascii="Franklin Gothic Book" w:eastAsia="Times New Roman" w:hAnsi="Franklin Gothic Book" w:cs="Arial"/>
+                <w:color w:val="000000" w:themeColor="dark1"/>
+                <w:kern w:val="24"/>
+                <w:sz w:val="36"/>
+                <w:szCs w:val="36"/>
+                <w:lang w:eastAsia="en-IE"/>
+              </w:rPr>
+              <w:t>16 MB</w:t>
+            </w:r>
+          </w:p>
+        </w:tc>
+      </w:tr>
+      <w:tr>
+        <w:trPr>
+          <w:trHeight w:val="584"/>
+        </w:trPr>
+        <w:tc>
+          <w:tcPr>
+            <w:tcW w:w="5260" w:type="dxa"/>
+            <w:tcBorders>
+              <w:top w:val="single" w:sz="8" w:space="0" w:color="FFFFFF"/>
+              <w:left w:val="single" w:sz="8" w:space="0" w:color="FFFFFF"/>
+              <w:bottom w:val="single" w:sz="8" w:space="0" w:color="FFFFFF"/>
+              <w:right w:val="single" w:sz="8" w:space="0" w:color="FFFFFF"/>
+            </w:tcBorders>
+            <w:shd w:val="clear" w:color="auto" w:fill="DEE1E6"/>
+            <w:tcMar>
+              <w:top w:w="72" w:type="dxa"/>
+              <w:left w:w="144" w:type="dxa"/>
+              <w:bottom w:w="72" w:type="dxa"/>
+              <w:right w:w="144" w:type="dxa"/>
+            </w:tcMar>
+            <w:hideMark/>
+          </w:tcPr>
+          <w:p>
+            <w:pPr>
+              <w:spacing w:after="0" w:line="240" w:lineRule="auto"/>
+              <w:jc w:val="center"/>
+              <w:rPr>
+                <w:rFonts w:ascii="Arial" w:eastAsia="Times New Roman" w:hAnsi="Arial" w:cs="Arial"/>
+                <w:sz w:val="36"/>
+                <w:szCs w:val="36"/>
+                <w:lang w:val="en-IE" w:eastAsia="en-IE"/>
+              </w:rPr>
+            </w:pPr>
+            <w:r>
+              <w:rPr>
+                <w:rFonts w:ascii="Franklin Gothic Book" w:eastAsia="Times New Roman" w:hAnsi="Franklin Gothic Book" w:cs="Arial"/>
+                <w:color w:val="000000" w:themeColor="dark1"/>
+                <w:kern w:val="24"/>
+                <w:sz w:val="36"/>
+                <w:szCs w:val="36"/>
+                <w:lang w:eastAsia="en-IE"/>
+              </w:rPr>
+              <w:t>GPIO Pins</w:t>
+            </w:r>
+          </w:p>
+        </w:tc>
+        <w:tc>
+          <w:tcPr>
+            <w:tcW w:w="5080" w:type="dxa"/>
+            <w:tcBorders>
+              <w:top w:val="single" w:sz="8" w:space="0" w:color="FFFFFF"/>
+              <w:left w:val="single" w:sz="8" w:space="0" w:color="FFFFFF"/>
+              <w:bottom w:val="single" w:sz="8" w:space="0" w:color="FFFFFF"/>
+              <w:right w:val="single" w:sz="8" w:space="0" w:color="FFFFFF"/>
+            </w:tcBorders>
+            <w:shd w:val="clear" w:color="auto" w:fill="DEE1E6"/>
+            <w:tcMar>
+              <w:top w:w="72" w:type="dxa"/>
+              <w:left w:w="144" w:type="dxa"/>
+              <w:bottom w:w="72" w:type="dxa"/>
+              <w:right w:w="144" w:type="dxa"/>
+            </w:tcMar>
+            <w:hideMark/>
+          </w:tcPr>
+          <w:p>
+            <w:pPr>
+              <w:spacing w:after="0" w:line="240" w:lineRule="auto"/>
+              <w:jc w:val="center"/>
+              <w:rPr>
+                <w:rFonts w:ascii="Arial" w:eastAsia="Times New Roman" w:hAnsi="Arial" w:cs="Arial"/>
+                <w:sz w:val="36"/>
+                <w:szCs w:val="36"/>
+                <w:lang w:val="en-IE" w:eastAsia="en-IE"/>
+              </w:rPr>
+            </w:pPr>
+            <w:r>
+              <w:rPr>
+                <w:rFonts w:ascii="Franklin Gothic Book" w:eastAsia="Times New Roman" w:hAnsi="Franklin Gothic Book" w:cs="Arial"/>
+                <w:color w:val="000000" w:themeColor="dark1"/>
+                <w:kern w:val="24"/>
+                <w:sz w:val="36"/>
+                <w:szCs w:val="36"/>
+                <w:lang w:val="en-IE" w:eastAsia="en-IE"/>
+              </w:rPr>
+              <w:t>36</w:t>
+            </w:r>
+          </w:p>
+        </w:tc>
+      </w:tr>
+      <w:tr>
+        <w:trPr>
+          <w:trHeight w:val="584"/>
+        </w:trPr>
+        <w:tc>
+          <w:tcPr>
+            <w:tcW w:w="5260" w:type="dxa"/>
+            <w:tcBorders>
+              <w:top w:val="single" w:sz="8" w:space="0" w:color="FFFFFF"/>
+              <w:left w:val="single" w:sz="8" w:space="0" w:color="FFFFFF"/>
+              <w:bottom w:val="single" w:sz="8" w:space="0" w:color="FFFFFF"/>
+              <w:right w:val="single" w:sz="8" w:space="0" w:color="FFFFFF"/>
+            </w:tcBorders>
+            <w:shd w:val="clear" w:color="auto" w:fill="EFF1F3"/>
+            <w:tcMar>
+              <w:top w:w="72" w:type="dxa"/>
+              <w:left w:w="144" w:type="dxa"/>
+              <w:bottom w:w="72" w:type="dxa"/>
+              <w:right w:w="144" w:type="dxa"/>
+            </w:tcMar>
+            <w:hideMark/>
+          </w:tcPr>
+          <w:p>
+            <w:pPr>
+              <w:spacing w:after="0" w:line="240" w:lineRule="auto"/>
+              <w:jc w:val="center"/>
+              <w:rPr>
+                <w:rFonts w:ascii="Arial" w:eastAsia="Times New Roman" w:hAnsi="Arial" w:cs="Arial"/>
+                <w:sz w:val="36"/>
+                <w:szCs w:val="36"/>
+                <w:lang w:val="en-IE" w:eastAsia="en-IE"/>
+              </w:rPr>
+            </w:pPr>
+            <w:r>
+              <w:rPr>
+                <w:rFonts w:ascii="Franklin Gothic Book" w:eastAsia="Times New Roman" w:hAnsi="Franklin Gothic Book" w:cs="Arial"/>
+                <w:color w:val="000000" w:themeColor="dark1"/>
+                <w:kern w:val="24"/>
+                <w:sz w:val="36"/>
+                <w:szCs w:val="36"/>
+                <w:lang w:eastAsia="en-IE"/>
+              </w:rPr>
+              <w:t>Busses</w:t>
+            </w:r>
+          </w:p>
+        </w:tc>
+        <w:tc>
+          <w:tcPr>
+            <w:tcW w:w="5080" w:type="dxa"/>
+            <w:tcBorders>
+              <w:top w:val="single" w:sz="8" w:space="0" w:color="FFFFFF"/>
+              <w:left w:val="single" w:sz="8" w:space="0" w:color="FFFFFF"/>
+              <w:bottom w:val="single" w:sz="8" w:space="0" w:color="FFFFFF"/>
+              <w:right w:val="single" w:sz="8" w:space="0" w:color="FFFFFF"/>
+            </w:tcBorders>
+            <w:shd w:val="clear" w:color="auto" w:fill="EFF1F3"/>
+            <w:tcMar>
+              <w:top w:w="72" w:type="dxa"/>
+              <w:left w:w="144" w:type="dxa"/>
+              <w:bottom w:w="72" w:type="dxa"/>
+              <w:right w:w="144" w:type="dxa"/>
+            </w:tcMar>
+            <w:hideMark/>
+          </w:tcPr>
+          <w:p>
+            <w:pPr>
+              <w:spacing w:after="0" w:line="240" w:lineRule="auto"/>
+              <w:jc w:val="center"/>
+              <w:rPr>
+                <w:rFonts w:ascii="Arial" w:eastAsia="Times New Roman" w:hAnsi="Arial" w:cs="Arial"/>
+                <w:sz w:val="36"/>
+                <w:szCs w:val="36"/>
+                <w:lang w:val="en-IE" w:eastAsia="en-IE"/>
+              </w:rPr>
+            </w:pPr>
+            <w:r>
+              <w:rPr>
+                <w:rFonts w:ascii="Franklin Gothic Book" w:eastAsia="Times New Roman" w:hAnsi="Franklin Gothic Book" w:cs="Arial"/>
+                <w:color w:val="000000" w:themeColor="dark1"/>
+                <w:kern w:val="24"/>
+                <w:szCs w:val="24"/>
+                <w:lang w:eastAsia="en-IE"/>
+              </w:rPr>
+              <w:t>SPI,</w:t>
+            </w:r>
+            <w:r>
+              <w:rPr>
+                <w:rFonts w:ascii="Franklin Gothic Book" w:eastAsia="Times New Roman" w:hAnsi="Franklin Gothic Book" w:cs="Arial"/>
+                <w:color w:val="000000" w:themeColor="dark1"/>
+                <w:kern w:val="24"/>
+                <w:szCs w:val="24"/>
+                <w:lang w:val="en-IE" w:eastAsia="en-IE"/>
+              </w:rPr>
+              <w:t xml:space="preserve"> I²C, I²S,</w:t>
+            </w:r>
+          </w:p>
+          <w:p>
+            <w:pPr>
+              <w:spacing w:after="0" w:line="240" w:lineRule="auto"/>
+              <w:jc w:val="center"/>
+              <w:rPr>
+                <w:rFonts w:ascii="Arial" w:eastAsia="Times New Roman" w:hAnsi="Arial" w:cs="Arial"/>
+                <w:sz w:val="36"/>
+                <w:szCs w:val="36"/>
+                <w:lang w:val="en-IE" w:eastAsia="en-IE"/>
+              </w:rPr>
+            </w:pPr>
+            <w:r>
+              <w:rPr>
+                <w:rFonts w:ascii="Franklin Gothic Book" w:eastAsia="Times New Roman" w:hAnsi="Franklin Gothic Book" w:cs="Arial"/>
+                <w:color w:val="000000" w:themeColor="dark1"/>
+                <w:kern w:val="24"/>
+                <w:szCs w:val="24"/>
+                <w:lang w:val="en-IE" w:eastAsia="en-IE"/>
+              </w:rPr>
+              <w:t>CAN, UART</w:t>
+            </w:r>
+          </w:p>
+        </w:tc>
+      </w:tr>
+      <w:tr>
+        <w:trPr>
+          <w:trHeight w:val="584"/>
+        </w:trPr>
+        <w:tc>
+          <w:tcPr>
+            <w:tcW w:w="5260" w:type="dxa"/>
+            <w:tcBorders>
+              <w:top w:val="single" w:sz="8" w:space="0" w:color="FFFFFF"/>
+              <w:left w:val="single" w:sz="8" w:space="0" w:color="FFFFFF"/>
+              <w:bottom w:val="single" w:sz="8" w:space="0" w:color="FFFFFF"/>
+              <w:right w:val="single" w:sz="8" w:space="0" w:color="FFFFFF"/>
+            </w:tcBorders>
+            <w:shd w:val="clear" w:color="auto" w:fill="DEE1E6"/>
+            <w:tcMar>
+              <w:top w:w="72" w:type="dxa"/>
+              <w:left w:w="144" w:type="dxa"/>
+              <w:bottom w:w="72" w:type="dxa"/>
+              <w:right w:w="144" w:type="dxa"/>
+            </w:tcMar>
+            <w:hideMark/>
+          </w:tcPr>
+          <w:p>
+            <w:pPr>
+              <w:spacing w:after="0" w:line="240" w:lineRule="auto"/>
+              <w:jc w:val="center"/>
+              <w:rPr>
+                <w:rFonts w:ascii="Arial" w:eastAsia="Times New Roman" w:hAnsi="Arial" w:cs="Arial"/>
+                <w:sz w:val="36"/>
+                <w:szCs w:val="36"/>
+                <w:lang w:val="en-IE" w:eastAsia="en-IE"/>
+              </w:rPr>
+            </w:pPr>
+            <w:r>
+              <w:rPr>
+                <w:rFonts w:ascii="Franklin Gothic Book" w:eastAsia="Times New Roman" w:hAnsi="Franklin Gothic Book" w:cs="Arial"/>
+                <w:color w:val="000000" w:themeColor="dark1"/>
+                <w:kern w:val="24"/>
+                <w:sz w:val="36"/>
+                <w:szCs w:val="36"/>
+                <w:lang w:eastAsia="en-IE"/>
+              </w:rPr>
+              <w:t>DAC Pins</w:t>
+            </w:r>
+          </w:p>
+        </w:tc>
+        <w:tc>
+          <w:tcPr>
+            <w:tcW w:w="5080" w:type="dxa"/>
+            <w:tcBorders>
+              <w:top w:val="single" w:sz="8" w:space="0" w:color="FFFFFF"/>
+              <w:left w:val="single" w:sz="8" w:space="0" w:color="FFFFFF"/>
+              <w:bottom w:val="single" w:sz="8" w:space="0" w:color="FFFFFF"/>
+              <w:right w:val="single" w:sz="8" w:space="0" w:color="FFFFFF"/>
+            </w:tcBorders>
+            <w:shd w:val="clear" w:color="auto" w:fill="DEE1E6"/>
+            <w:tcMar>
+              <w:top w:w="72" w:type="dxa"/>
+              <w:left w:w="144" w:type="dxa"/>
+              <w:bottom w:w="72" w:type="dxa"/>
+              <w:right w:w="144" w:type="dxa"/>
+            </w:tcMar>
+            <w:hideMark/>
+          </w:tcPr>
+          <w:p>
+            <w:pPr>
+              <w:spacing w:after="0" w:line="240" w:lineRule="auto"/>
+              <w:jc w:val="center"/>
+              <w:rPr>
+                <w:rFonts w:ascii="Arial" w:eastAsia="Times New Roman" w:hAnsi="Arial" w:cs="Arial"/>
+                <w:sz w:val="36"/>
+                <w:szCs w:val="36"/>
+                <w:lang w:val="en-IE" w:eastAsia="en-IE"/>
+              </w:rPr>
+            </w:pPr>
+            <w:r>
+              <w:rPr>
+                <w:rFonts w:ascii="Franklin Gothic Book" w:eastAsia="Times New Roman" w:hAnsi="Franklin Gothic Book" w:cs="Arial"/>
+                <w:color w:val="000000" w:themeColor="dark1"/>
+                <w:kern w:val="24"/>
+                <w:sz w:val="36"/>
+                <w:szCs w:val="36"/>
+                <w:lang w:eastAsia="en-IE"/>
+              </w:rPr>
+              <w:t>2</w:t>
+            </w:r>
+          </w:p>
+        </w:tc>
+      </w:tr>
+      <w:tr>
+        <w:trPr>
+          <w:trHeight w:val="584"/>
+        </w:trPr>
+        <w:tc>
+          <w:tcPr>
+            <w:tcW w:w="5260" w:type="dxa"/>
+            <w:tcBorders>
+              <w:top w:val="single" w:sz="8" w:space="0" w:color="FFFFFF"/>
+              <w:left w:val="single" w:sz="8" w:space="0" w:color="FFFFFF"/>
+              <w:bottom w:val="single" w:sz="8" w:space="0" w:color="FFFFFF"/>
+              <w:right w:val="single" w:sz="8" w:space="0" w:color="FFFFFF"/>
+            </w:tcBorders>
+            <w:shd w:val="clear" w:color="auto" w:fill="EFF1F3"/>
+            <w:tcMar>
+              <w:top w:w="72" w:type="dxa"/>
+              <w:left w:w="144" w:type="dxa"/>
+              <w:bottom w:w="72" w:type="dxa"/>
+              <w:right w:w="144" w:type="dxa"/>
+            </w:tcMar>
+            <w:hideMark/>
+          </w:tcPr>
+          <w:p>
+            <w:pPr>
+              <w:spacing w:after="0" w:line="240" w:lineRule="auto"/>
+              <w:jc w:val="center"/>
+              <w:rPr>
+                <w:rFonts w:ascii="Arial" w:eastAsia="Times New Roman" w:hAnsi="Arial" w:cs="Arial"/>
+                <w:sz w:val="36"/>
+                <w:szCs w:val="36"/>
+                <w:lang w:val="en-IE" w:eastAsia="en-IE"/>
+              </w:rPr>
+            </w:pPr>
+            <w:r>
+              <w:rPr>
+                <w:rFonts w:ascii="Franklin Gothic Book" w:eastAsia="Times New Roman" w:hAnsi="Franklin Gothic Book" w:cs="Arial"/>
+                <w:color w:val="000000" w:themeColor="dark1"/>
+                <w:kern w:val="24"/>
+                <w:sz w:val="36"/>
+                <w:szCs w:val="36"/>
+                <w:lang w:eastAsia="en-IE"/>
+              </w:rPr>
+              <w:t>ADC Pins</w:t>
+            </w:r>
+          </w:p>
+        </w:tc>
+        <w:tc>
+          <w:tcPr>
+            <w:tcW w:w="5080" w:type="dxa"/>
+            <w:tcBorders>
+              <w:top w:val="single" w:sz="8" w:space="0" w:color="FFFFFF"/>
+              <w:left w:val="single" w:sz="8" w:space="0" w:color="FFFFFF"/>
+              <w:bottom w:val="single" w:sz="8" w:space="0" w:color="FFFFFF"/>
+              <w:right w:val="single" w:sz="8" w:space="0" w:color="FFFFFF"/>
+            </w:tcBorders>
+            <w:shd w:val="clear" w:color="auto" w:fill="EFF1F3"/>
+            <w:tcMar>
+              <w:top w:w="72" w:type="dxa"/>
+              <w:left w:w="144" w:type="dxa"/>
+              <w:bottom w:w="72" w:type="dxa"/>
+              <w:right w:w="144" w:type="dxa"/>
+            </w:tcMar>
+            <w:hideMark/>
+          </w:tcPr>
+          <w:p>
+            <w:pPr>
+              <w:spacing w:after="0" w:line="240" w:lineRule="auto"/>
+              <w:jc w:val="center"/>
+              <w:rPr>
+                <w:rFonts w:ascii="Arial" w:eastAsia="Times New Roman" w:hAnsi="Arial" w:cs="Arial"/>
+                <w:sz w:val="36"/>
+                <w:szCs w:val="36"/>
+                <w:lang w:val="en-IE" w:eastAsia="en-IE"/>
+              </w:rPr>
+            </w:pPr>
+            <w:r>
+              <w:rPr>
+                <w:rFonts w:ascii="Franklin Gothic Book" w:eastAsia="Times New Roman" w:hAnsi="Franklin Gothic Book" w:cs="Arial"/>
+                <w:color w:val="000000" w:themeColor="dark1"/>
+                <w:kern w:val="24"/>
+                <w:sz w:val="36"/>
+                <w:szCs w:val="36"/>
+                <w:lang w:eastAsia="en-IE"/>
+              </w:rPr>
+              <w:t>18</w:t>
+            </w:r>
+          </w:p>
+        </w:tc>
+      </w:tr>
+      <w:tr>
+        <w:trPr>
+          <w:trHeight w:val="584"/>
+        </w:trPr>
+        <w:tc>
+          <w:tcPr>
+            <w:tcW w:w="5260" w:type="dxa"/>
+            <w:tcBorders>
+              <w:top w:val="single" w:sz="8" w:space="0" w:color="FFFFFF"/>
+              <w:left w:val="single" w:sz="8" w:space="0" w:color="FFFFFF"/>
+              <w:bottom w:val="single" w:sz="8" w:space="0" w:color="FFFFFF"/>
+              <w:right w:val="single" w:sz="8" w:space="0" w:color="FFFFFF"/>
+            </w:tcBorders>
+            <w:shd w:val="clear" w:color="auto" w:fill="DEE1E6"/>
+            <w:tcMar>
+              <w:top w:w="72" w:type="dxa"/>
+              <w:left w:w="144" w:type="dxa"/>
+              <w:bottom w:w="72" w:type="dxa"/>
+              <w:right w:w="144" w:type="dxa"/>
+            </w:tcMar>
+            <w:hideMark/>
+          </w:tcPr>
+          <w:p>
+            <w:pPr>
+              <w:spacing w:after="0" w:line="240" w:lineRule="auto"/>
+              <w:jc w:val="center"/>
+              <w:rPr>
+                <w:rFonts w:ascii="Arial" w:eastAsia="Times New Roman" w:hAnsi="Arial" w:cs="Arial"/>
+                <w:sz w:val="36"/>
+                <w:szCs w:val="36"/>
+                <w:lang w:val="en-IE" w:eastAsia="en-IE"/>
+              </w:rPr>
+            </w:pPr>
+            <w:r>
+              <w:rPr>
+                <w:rFonts w:ascii="Franklin Gothic Book" w:eastAsia="Times New Roman" w:hAnsi="Franklin Gothic Book" w:cs="Arial"/>
+                <w:color w:val="000000" w:themeColor="dark1"/>
+                <w:kern w:val="24"/>
+                <w:sz w:val="36"/>
+                <w:szCs w:val="36"/>
+                <w:lang w:eastAsia="en-IE"/>
+              </w:rPr>
+              <w:t>Power Consumption</w:t>
+            </w:r>
+          </w:p>
+        </w:tc>
+        <w:tc>
+          <w:tcPr>
+            <w:tcW w:w="5080" w:type="dxa"/>
+            <w:tcBorders>
+              <w:top w:val="single" w:sz="8" w:space="0" w:color="FFFFFF"/>
+              <w:left w:val="single" w:sz="8" w:space="0" w:color="FFFFFF"/>
+              <w:bottom w:val="single" w:sz="8" w:space="0" w:color="FFFFFF"/>
+              <w:right w:val="single" w:sz="8" w:space="0" w:color="FFFFFF"/>
+            </w:tcBorders>
+            <w:shd w:val="clear" w:color="auto" w:fill="DEE1E6"/>
+            <w:tcMar>
+              <w:top w:w="72" w:type="dxa"/>
+              <w:left w:w="144" w:type="dxa"/>
+              <w:bottom w:w="72" w:type="dxa"/>
+              <w:right w:w="144" w:type="dxa"/>
+            </w:tcMar>
+            <w:hideMark/>
+          </w:tcPr>
+          <w:p>
+            <w:pPr>
+              <w:spacing w:after="0" w:line="240" w:lineRule="auto"/>
+              <w:jc w:val="center"/>
+              <w:rPr>
+                <w:rFonts w:ascii="Arial" w:eastAsia="Times New Roman" w:hAnsi="Arial" w:cs="Arial"/>
+                <w:sz w:val="36"/>
+                <w:szCs w:val="36"/>
+                <w:lang w:val="en-IE" w:eastAsia="en-IE"/>
+              </w:rPr>
+            </w:pPr>
+            <w:r>
+              <w:rPr>
+                <w:rFonts w:ascii="Franklin Gothic Book" w:eastAsia="Times New Roman" w:hAnsi="Franklin Gothic Book" w:cs="Arial"/>
+                <w:color w:val="000000" w:themeColor="dark1"/>
+                <w:kern w:val="24"/>
+                <w:sz w:val="36"/>
+                <w:szCs w:val="36"/>
+                <w:lang w:eastAsia="en-IE"/>
+              </w:rPr>
+              <w:t>160-260mA</w:t>
+            </w:r>
+          </w:p>
+        </w:tc>
+      </w:tr>
+      <w:tr>
+        <w:trPr>
+          <w:trHeight w:val="584"/>
+        </w:trPr>
+        <w:tc>
+          <w:tcPr>
+            <w:tcW w:w="5260" w:type="dxa"/>
+            <w:tcBorders>
+              <w:top w:val="single" w:sz="8" w:space="0" w:color="FFFFFF"/>
+              <w:left w:val="single" w:sz="8" w:space="0" w:color="FFFFFF"/>
+              <w:bottom w:val="single" w:sz="8" w:space="0" w:color="FFFFFF"/>
+              <w:right w:val="single" w:sz="8" w:space="0" w:color="FFFFFF"/>
+            </w:tcBorders>
+            <w:shd w:val="clear" w:color="auto" w:fill="EFF1F3"/>
+            <w:tcMar>
+              <w:top w:w="72" w:type="dxa"/>
+              <w:left w:w="144" w:type="dxa"/>
+              <w:bottom w:w="72" w:type="dxa"/>
+              <w:right w:w="144" w:type="dxa"/>
+            </w:tcMar>
+            <w:hideMark/>
+          </w:tcPr>
+          <w:p>
+            <w:pPr>
+              <w:spacing w:after="0" w:line="240" w:lineRule="auto"/>
+              <w:jc w:val="center"/>
+              <w:rPr>
+                <w:rFonts w:ascii="Arial" w:eastAsia="Times New Roman" w:hAnsi="Arial" w:cs="Arial"/>
+                <w:sz w:val="36"/>
+                <w:szCs w:val="36"/>
+                <w:lang w:val="en-IE" w:eastAsia="en-IE"/>
+              </w:rPr>
+            </w:pPr>
+            <w:r>
+              <w:rPr>
+                <w:rFonts w:ascii="Franklin Gothic Book" w:eastAsia="Times New Roman" w:hAnsi="Franklin Gothic Book" w:cs="Arial"/>
+                <w:color w:val="000000" w:themeColor="dark1"/>
+                <w:kern w:val="24"/>
+                <w:sz w:val="36"/>
+                <w:szCs w:val="36"/>
+                <w:lang w:eastAsia="en-IE"/>
+              </w:rPr>
+              <w:t>Deep Sleep</w:t>
+            </w:r>
+          </w:p>
+        </w:tc>
+        <w:tc>
+          <w:tcPr>
+            <w:tcW w:w="5080" w:type="dxa"/>
+            <w:tcBorders>
+              <w:top w:val="single" w:sz="8" w:space="0" w:color="FFFFFF"/>
+              <w:left w:val="single" w:sz="8" w:space="0" w:color="FFFFFF"/>
+              <w:bottom w:val="single" w:sz="8" w:space="0" w:color="FFFFFF"/>
+              <w:right w:val="single" w:sz="8" w:space="0" w:color="FFFFFF"/>
+            </w:tcBorders>
+            <w:shd w:val="clear" w:color="auto" w:fill="EFF1F3"/>
+            <w:tcMar>
+              <w:top w:w="72" w:type="dxa"/>
+              <w:left w:w="144" w:type="dxa"/>
+              <w:bottom w:w="72" w:type="dxa"/>
+              <w:right w:w="144" w:type="dxa"/>
+            </w:tcMar>
+            <w:hideMark/>
+          </w:tcPr>
+          <w:p>
+            <w:pPr>
+              <w:spacing w:after="0" w:line="240" w:lineRule="auto"/>
+              <w:jc w:val="center"/>
+              <w:rPr>
+                <w:rFonts w:ascii="Arial" w:eastAsia="Times New Roman" w:hAnsi="Arial" w:cs="Arial"/>
+                <w:sz w:val="36"/>
+                <w:szCs w:val="36"/>
+                <w:lang w:val="en-IE" w:eastAsia="en-IE"/>
+              </w:rPr>
+            </w:pPr>
+            <w:r>
+              <w:rPr>
+                <w:rFonts w:ascii="Franklin Gothic Book" w:eastAsia="Times New Roman" w:hAnsi="Franklin Gothic Book" w:cs="Arial"/>
+                <w:color w:val="000000" w:themeColor="dark1"/>
+                <w:kern w:val="24"/>
+                <w:sz w:val="36"/>
+                <w:szCs w:val="36"/>
+                <w:lang w:eastAsia="en-IE"/>
+              </w:rPr>
+              <w:t>.001mA</w:t>
+            </w:r>
+          </w:p>
+        </w:tc>
+      </w:tr>
+    </w:tbl>
+    <w:p>
+      <w:pPr>
+        <w:rPr>
+          <w:lang w:val="en-IE"/>
+        </w:rPr>
+      </w:pPr>
+    </w:p>
+    <w:p>
+      <w:pPr>
+        <w:tabs>
+          <w:tab w:val="left" w:pos="5670"/>
+        </w:tabs>
+        <w:rPr>
+          <w:lang w:val="en-IE"/>
+        </w:rPr>
+      </w:pPr>
+      <w:r>
+        <w:rPr>
+          <w:noProof/>
+        </w:rPr>
+        <w:drawing>
+          <wp:anchor distT="0" distB="0" distL="114300" distR="114300" simplePos="0" relativeHeight="251683840" behindDoc="0" locked="0" layoutInCell="1" allowOverlap="1" wp14:anchorId="7DD0A970" wp14:editId="53BB43D1">
+            <wp:simplePos x="0" y="0"/>
+            <wp:positionH relativeFrom="column">
+              <wp:posOffset>371475</wp:posOffset>
+            </wp:positionH>
+            <wp:positionV relativeFrom="paragraph">
+              <wp:posOffset>78</wp:posOffset>
+            </wp:positionV>
+            <wp:extent cx="2258404" cy="1649268"/>
+            <wp:effectExtent l="0" t="0" r="8890" b="8255"/>
+            <wp:wrapSquare wrapText="bothSides"/>
+            <wp:docPr id="4" name="Picture 3">
+              <a:extLst xmlns:a="http://schemas.openxmlformats.org/drawingml/2006/main">
+                <a:ext uri="{FF2B5EF4-FFF2-40B4-BE49-F238E27FC236}">
+                  <a16:creationId xmlns:a16="http://schemas.microsoft.com/office/drawing/2014/main" id="{8AA38BD9-F480-439C-BA25-4E6551488126}"/>
+                </a:ext>
+              </a:extLst>
+            </wp:docPr>
+            <wp:cNvGraphicFramePr>
+              <a:graphicFrameLocks xmlns:a="http://schemas.openxmlformats.org/drawingml/2006/main" noChangeAspect="1"/>
+            </wp:cNvGraphicFramePr>
+            <a:graphic xmlns:a="http://schemas.openxmlformats.org/drawingml/2006/main">
+              <a:graphicData uri="http://schemas.openxmlformats.org/drawingml/2006/picture">
+                <pic:pic xmlns:pic="http://schemas.openxmlformats.org/drawingml/2006/picture">
+                  <pic:nvPicPr>
+                    <pic:cNvPr id="4" name="Picture 3">
+                      <a:extLst>
+                        <a:ext uri="{FF2B5EF4-FFF2-40B4-BE49-F238E27FC236}">
+                          <a16:creationId xmlns:a16="http://schemas.microsoft.com/office/drawing/2014/main" id="{8AA38BD9-F480-439C-BA25-4E6551488126}"/>
+                        </a:ext>
+                      </a:extLst>
+                    </pic:cNvPr>
+                    <pic:cNvPicPr>
+                      <a:picLocks noChangeAspect="1"/>
+                    </pic:cNvPicPr>
+                  </pic:nvPicPr>
+                  <pic:blipFill>
+                    <a:blip r:embed="rId12">
+                      <a:extLst>
+                        <a:ext uri="{28A0092B-C50C-407E-A947-70E740481C1C}">
+                          <a14:useLocalDpi xmlns:a14="http://schemas.microsoft.com/office/drawing/2010/main" val="0"/>
+                        </a:ext>
+                      </a:extLst>
+                    </a:blip>
+                    <a:stretch>
+                      <a:fillRect/>
+                    </a:stretch>
+                  </pic:blipFill>
+                  <pic:spPr>
+                    <a:xfrm>
+                      <a:off x="0" y="0"/>
+                      <a:ext cx="2258404" cy="1649268"/>
+                    </a:xfrm>
+                    <a:prstGeom prst="rect">
+                      <a:avLst/>
+                    </a:prstGeom>
+                  </pic:spPr>
+                </pic:pic>
+              </a:graphicData>
+            </a:graphic>
+            <wp14:sizeRelH relativeFrom="page">
+              <wp14:pctWidth>0</wp14:pctWidth>
+            </wp14:sizeRelH>
+            <wp14:sizeRelV relativeFrom="page">
+              <wp14:pctHeight>0</wp14:pctHeight>
+            </wp14:sizeRelV>
+          </wp:anchor>
+        </w:drawing>
+      </w:r>
+      <w:r>
+        <w:rPr>
+          <w:lang w:val="en-IE"/>
+        </w:rPr>
+        <w:tab/>
+        <w:t xml:space="preserve">     </w:t>
+      </w:r>
+    </w:p>
+    <w:p>
+      <w:pPr>
+        <w:numPr>
+          <w:ilvl w:val="6"/>
+          <w:numId w:val="5"/>
+        </w:numPr>
+        <w:rPr>
+          <w:lang w:val="en-IE"/>
+        </w:rPr>
+      </w:pPr>
+      <w:r>
+        <w:rPr>
+          <w:lang w:val="en-IE"/>
+        </w:rPr>
+        <w:t>Digital Humidity and Temperature Sensor</w:t>
+      </w:r>
+    </w:p>
+    <w:p>
+      <w:pPr>
+        <w:numPr>
+          <w:ilvl w:val="6"/>
+          <w:numId w:val="5"/>
+        </w:numPr>
+        <w:rPr>
+          <w:lang w:val="en-IE"/>
+        </w:rPr>
+      </w:pPr>
+      <w:r>
+        <w:t>Uses thermistor and humidity sensor to</w:t>
+      </w:r>
+      <w:r>
+        <w:t xml:space="preserve"> </w:t>
+      </w:r>
+      <w:r>
+        <w:t xml:space="preserve">measure air </w:t>
+      </w:r>
+      <w:r>
+        <w:t xml:space="preserve">  </w:t>
+      </w:r>
+    </w:p>
+    <w:p>
+      <w:pPr>
+        <w:numPr>
+          <w:ilvl w:val="6"/>
+          <w:numId w:val="5"/>
+        </w:numPr>
+        <w:rPr>
+          <w:lang w:val="en-IE"/>
+        </w:rPr>
+      </w:pPr>
+      <w:r>
+        <w:t>Sends back digital signal on data pin</w:t>
+      </w:r>
+    </w:p>
+    <w:p>
+      <w:pPr>
+        <w:ind w:left="720"/>
       </w:pPr>
     </w:p>
     <w:p>
@@ -7223,58 +8486,611 @@
           <w:lang w:val="en-IE"/>
         </w:rPr>
       </w:pPr>
-      <w:r>
-        <w:t xml:space="preserve">Figure </w:t>
-      </w:r>
-      <w:r>
-        <w:fldChar w:fldCharType="begin"/>
-      </w:r>
-      <w:r>
-        <w:instrText xml:space="preserve"> STYLEREF 1 \s </w:instrText>
-      </w:r>
-      <w:r>
-        <w:fldChar w:fldCharType="separate"/>
-      </w:r>
-      <w:r>
-        <w:rPr>
-          <w:noProof/>
-        </w:rPr>
-        <w:t>4</w:t>
-      </w:r>
-      <w:r>
-        <w:rPr>
-          <w:noProof/>
-        </w:rPr>
-        <w:fldChar w:fldCharType="end"/>
-      </w:r>
-      <w:r>
-        <w:noBreakHyphen/>
-      </w:r>
-      <w:r>
-        <w:fldChar w:fldCharType="begin"/>
-      </w:r>
-      <w:r>
-        <w:instrText xml:space="preserve"> SEQ Figure \* ARABIC \s 1 </w:instrText>
-      </w:r>
-      <w:r>
-        <w:fldChar w:fldCharType="separate"/>
-      </w:r>
-      <w:r>
-        <w:rPr>
-          <w:noProof/>
-        </w:rPr>
-        <w:t>1</w:t>
-      </w:r>
-      <w:r>
-        <w:rPr>
-          <w:noProof/>
-        </w:rPr>
-        <w:fldChar w:fldCharType="end"/>
-      </w:r>
-      <w:r>
-        <w:t xml:space="preserve"> Architecture Diagram</w:t>
-      </w:r>
-    </w:p>
+    </w:p>
+    <w:tbl>
+      <w:tblPr>
+        <w:tblW w:w="11820" w:type="dxa"/>
+        <w:tblInd w:w="-1240" w:type="dxa"/>
+        <w:tblCellMar>
+          <w:left w:w="0" w:type="dxa"/>
+          <w:right w:w="0" w:type="dxa"/>
+        </w:tblCellMar>
+        <w:tblLook w:val="0400" w:firstRow="0" w:lastRow="0" w:firstColumn="0" w:lastColumn="0" w:noHBand="0" w:noVBand="1"/>
+      </w:tblPr>
+      <w:tblGrid>
+        <w:gridCol w:w="5040"/>
+        <w:gridCol w:w="6780"/>
+      </w:tblGrid>
+      <w:tr>
+        <w:trPr>
+          <w:trHeight w:val="584"/>
+        </w:trPr>
+        <w:tc>
+          <w:tcPr>
+            <w:tcW w:w="5040" w:type="dxa"/>
+            <w:tcBorders>
+              <w:top w:val="single" w:sz="8" w:space="0" w:color="FFFFFF"/>
+              <w:left w:val="single" w:sz="8" w:space="0" w:color="FFFFFF"/>
+              <w:bottom w:val="single" w:sz="8" w:space="0" w:color="FFFFFF"/>
+              <w:right w:val="single" w:sz="8" w:space="0" w:color="FFFFFF"/>
+            </w:tcBorders>
+            <w:shd w:val="clear" w:color="auto" w:fill="DEE1E6"/>
+            <w:tcMar>
+              <w:top w:w="72" w:type="dxa"/>
+              <w:left w:w="144" w:type="dxa"/>
+              <w:bottom w:w="72" w:type="dxa"/>
+              <w:right w:w="144" w:type="dxa"/>
+            </w:tcMar>
+            <w:hideMark/>
+          </w:tcPr>
+          <w:p>
+            <w:pPr>
+              <w:spacing w:after="0" w:line="240" w:lineRule="auto"/>
+              <w:jc w:val="center"/>
+              <w:rPr>
+                <w:rFonts w:ascii="Arial" w:eastAsia="Times New Roman" w:hAnsi="Arial" w:cs="Arial"/>
+                <w:sz w:val="36"/>
+                <w:szCs w:val="36"/>
+                <w:lang w:val="en-IE" w:eastAsia="en-IE"/>
+              </w:rPr>
+            </w:pPr>
+            <w:r>
+              <w:rPr>
+                <w:rFonts w:ascii="Franklin Gothic Book" w:eastAsia="Times New Roman" w:hAnsi="Franklin Gothic Book" w:cs="Arial"/>
+                <w:color w:val="000000" w:themeColor="dark1"/>
+                <w:kern w:val="24"/>
+                <w:sz w:val="36"/>
+                <w:szCs w:val="36"/>
+                <w:lang w:eastAsia="en-IE"/>
+              </w:rPr>
+              <w:t>Temperature Range</w:t>
+            </w:r>
+          </w:p>
+        </w:tc>
+        <w:tc>
+          <w:tcPr>
+            <w:tcW w:w="6780" w:type="dxa"/>
+            <w:tcBorders>
+              <w:top w:val="single" w:sz="8" w:space="0" w:color="FFFFFF"/>
+              <w:left w:val="single" w:sz="8" w:space="0" w:color="FFFFFF"/>
+              <w:bottom w:val="single" w:sz="8" w:space="0" w:color="FFFFFF"/>
+              <w:right w:val="single" w:sz="8" w:space="0" w:color="FFFFFF"/>
+            </w:tcBorders>
+            <w:shd w:val="clear" w:color="auto" w:fill="DEE1E6"/>
+            <w:tcMar>
+              <w:top w:w="72" w:type="dxa"/>
+              <w:left w:w="144" w:type="dxa"/>
+              <w:bottom w:w="72" w:type="dxa"/>
+              <w:right w:w="144" w:type="dxa"/>
+            </w:tcMar>
+            <w:hideMark/>
+          </w:tcPr>
+          <w:p>
+            <w:pPr>
+              <w:spacing w:after="0" w:line="240" w:lineRule="auto"/>
+              <w:jc w:val="center"/>
+              <w:rPr>
+                <w:rFonts w:ascii="Arial" w:eastAsia="Times New Roman" w:hAnsi="Arial" w:cs="Arial"/>
+                <w:sz w:val="36"/>
+                <w:szCs w:val="36"/>
+                <w:lang w:val="en-IE" w:eastAsia="en-IE"/>
+              </w:rPr>
+            </w:pPr>
+            <w:r>
+              <w:rPr>
+                <w:rFonts w:ascii="Franklin Gothic Book" w:eastAsia="Times New Roman" w:hAnsi="Franklin Gothic Book" w:cs="Arial"/>
+                <w:color w:val="000000" w:themeColor="dark1"/>
+                <w:kern w:val="24"/>
+                <w:sz w:val="36"/>
+                <w:szCs w:val="36"/>
+                <w:lang w:eastAsia="en-IE"/>
+              </w:rPr>
+              <w:t>-40 – 125</w:t>
+            </w:r>
+            <w:r>
+              <w:rPr>
+                <w:rFonts w:ascii="Franklin Gothic Book" w:eastAsia="Times New Roman" w:hAnsi="Arial" w:cs="Arial"/>
+                <w:color w:val="000000" w:themeColor="dark1"/>
+                <w:kern w:val="24"/>
+                <w:sz w:val="36"/>
+                <w:szCs w:val="36"/>
+                <w:lang w:val="en-IE" w:eastAsia="en-IE"/>
+              </w:rPr>
+              <w:t>°</w:t>
+            </w:r>
+            <w:r>
+              <w:rPr>
+                <w:rFonts w:ascii="Franklin Gothic Book" w:eastAsia="Times New Roman" w:hAnsi="Arial" w:cs="Arial"/>
+                <w:color w:val="000000" w:themeColor="dark1"/>
+                <w:kern w:val="24"/>
+                <w:sz w:val="36"/>
+                <w:szCs w:val="36"/>
+                <w:lang w:val="en-IE" w:eastAsia="en-IE"/>
+              </w:rPr>
+              <w:t>C</w:t>
+            </w:r>
+            <w:r>
+              <w:rPr>
+                <w:rFonts w:ascii="Franklin Gothic Book" w:eastAsia="Times New Roman" w:hAnsi="Franklin Gothic Book" w:cs="Arial"/>
+                <w:color w:val="000000" w:themeColor="dark1"/>
+                <w:kern w:val="24"/>
+                <w:sz w:val="36"/>
+                <w:szCs w:val="36"/>
+                <w:lang w:eastAsia="en-IE"/>
+              </w:rPr>
+              <w:t xml:space="preserve"> /± 0.5</w:t>
+            </w:r>
+            <w:r>
+              <w:rPr>
+                <w:rFonts w:ascii="Franklin Gothic Book" w:eastAsia="Times New Roman" w:hAnsi="Arial" w:cs="Arial"/>
+                <w:color w:val="000000" w:themeColor="dark1"/>
+                <w:kern w:val="24"/>
+                <w:sz w:val="36"/>
+                <w:szCs w:val="36"/>
+                <w:lang w:val="en-IE" w:eastAsia="en-IE"/>
+              </w:rPr>
+              <w:t>°</w:t>
+            </w:r>
+            <w:r>
+              <w:rPr>
+                <w:rFonts w:ascii="Franklin Gothic Book" w:eastAsia="Times New Roman" w:hAnsi="Arial" w:cs="Arial"/>
+                <w:color w:val="000000" w:themeColor="dark1"/>
+                <w:kern w:val="24"/>
+                <w:sz w:val="36"/>
+                <w:szCs w:val="36"/>
+                <w:lang w:val="en-IE" w:eastAsia="en-IE"/>
+              </w:rPr>
+              <w:t>C</w:t>
+            </w:r>
+          </w:p>
+        </w:tc>
+      </w:tr>
+      <w:tr>
+        <w:trPr>
+          <w:trHeight w:val="584"/>
+        </w:trPr>
+        <w:tc>
+          <w:tcPr>
+            <w:tcW w:w="5040" w:type="dxa"/>
+            <w:tcBorders>
+              <w:top w:val="single" w:sz="8" w:space="0" w:color="FFFFFF"/>
+              <w:left w:val="single" w:sz="8" w:space="0" w:color="FFFFFF"/>
+              <w:bottom w:val="single" w:sz="8" w:space="0" w:color="FFFFFF"/>
+              <w:right w:val="single" w:sz="8" w:space="0" w:color="FFFFFF"/>
+            </w:tcBorders>
+            <w:shd w:val="clear" w:color="auto" w:fill="EFF1F3"/>
+            <w:tcMar>
+              <w:top w:w="72" w:type="dxa"/>
+              <w:left w:w="144" w:type="dxa"/>
+              <w:bottom w:w="72" w:type="dxa"/>
+              <w:right w:w="144" w:type="dxa"/>
+            </w:tcMar>
+            <w:hideMark/>
+          </w:tcPr>
+          <w:p>
+            <w:pPr>
+              <w:spacing w:after="0" w:line="240" w:lineRule="auto"/>
+              <w:jc w:val="center"/>
+              <w:rPr>
+                <w:rFonts w:ascii="Arial" w:eastAsia="Times New Roman" w:hAnsi="Arial" w:cs="Arial"/>
+                <w:sz w:val="36"/>
+                <w:szCs w:val="36"/>
+                <w:lang w:val="en-IE" w:eastAsia="en-IE"/>
+              </w:rPr>
+            </w:pPr>
+            <w:r>
+              <w:rPr>
+                <w:rFonts w:ascii="Franklin Gothic Book" w:eastAsia="Times New Roman" w:hAnsi="Franklin Gothic Book" w:cs="Arial"/>
+                <w:color w:val="000000" w:themeColor="dark1"/>
+                <w:kern w:val="24"/>
+                <w:sz w:val="36"/>
+                <w:szCs w:val="36"/>
+                <w:lang w:eastAsia="en-IE"/>
+              </w:rPr>
+              <w:t>Humidity Range</w:t>
+            </w:r>
+          </w:p>
+        </w:tc>
+        <w:tc>
+          <w:tcPr>
+            <w:tcW w:w="6780" w:type="dxa"/>
+            <w:tcBorders>
+              <w:top w:val="single" w:sz="8" w:space="0" w:color="FFFFFF"/>
+              <w:left w:val="single" w:sz="8" w:space="0" w:color="FFFFFF"/>
+              <w:bottom w:val="single" w:sz="8" w:space="0" w:color="FFFFFF"/>
+              <w:right w:val="single" w:sz="8" w:space="0" w:color="FFFFFF"/>
+            </w:tcBorders>
+            <w:shd w:val="clear" w:color="auto" w:fill="EFF1F3"/>
+            <w:tcMar>
+              <w:top w:w="72" w:type="dxa"/>
+              <w:left w:w="144" w:type="dxa"/>
+              <w:bottom w:w="72" w:type="dxa"/>
+              <w:right w:w="144" w:type="dxa"/>
+            </w:tcMar>
+            <w:hideMark/>
+          </w:tcPr>
+          <w:p>
+            <w:pPr>
+              <w:spacing w:after="0" w:line="240" w:lineRule="auto"/>
+              <w:jc w:val="center"/>
+              <w:rPr>
+                <w:rFonts w:ascii="Arial" w:eastAsia="Times New Roman" w:hAnsi="Arial" w:cs="Arial"/>
+                <w:sz w:val="36"/>
+                <w:szCs w:val="36"/>
+                <w:lang w:val="en-IE" w:eastAsia="en-IE"/>
+              </w:rPr>
+            </w:pPr>
+            <w:r>
+              <w:rPr>
+                <w:rFonts w:ascii="Franklin Gothic Book" w:eastAsia="Times New Roman" w:hAnsi="Franklin Gothic Book" w:cs="Arial"/>
+                <w:color w:val="000000" w:themeColor="dark1"/>
+                <w:kern w:val="24"/>
+                <w:sz w:val="36"/>
+                <w:szCs w:val="36"/>
+                <w:lang w:eastAsia="en-IE"/>
+              </w:rPr>
+              <w:t>0 – 100% / ± 2-5%</w:t>
+            </w:r>
+          </w:p>
+        </w:tc>
+      </w:tr>
+      <w:tr>
+        <w:trPr>
+          <w:trHeight w:val="584"/>
+        </w:trPr>
+        <w:tc>
+          <w:tcPr>
+            <w:tcW w:w="5040" w:type="dxa"/>
+            <w:tcBorders>
+              <w:top w:val="single" w:sz="8" w:space="0" w:color="FFFFFF"/>
+              <w:left w:val="single" w:sz="8" w:space="0" w:color="FFFFFF"/>
+              <w:bottom w:val="single" w:sz="8" w:space="0" w:color="FFFFFF"/>
+              <w:right w:val="single" w:sz="8" w:space="0" w:color="FFFFFF"/>
+            </w:tcBorders>
+            <w:shd w:val="clear" w:color="auto" w:fill="DEE1E6"/>
+            <w:tcMar>
+              <w:top w:w="72" w:type="dxa"/>
+              <w:left w:w="144" w:type="dxa"/>
+              <w:bottom w:w="72" w:type="dxa"/>
+              <w:right w:w="144" w:type="dxa"/>
+            </w:tcMar>
+            <w:hideMark/>
+          </w:tcPr>
+          <w:p>
+            <w:pPr>
+              <w:spacing w:after="0" w:line="240" w:lineRule="auto"/>
+              <w:jc w:val="center"/>
+              <w:rPr>
+                <w:rFonts w:ascii="Arial" w:eastAsia="Times New Roman" w:hAnsi="Arial" w:cs="Arial"/>
+                <w:sz w:val="36"/>
+                <w:szCs w:val="36"/>
+                <w:lang w:val="en-IE" w:eastAsia="en-IE"/>
+              </w:rPr>
+            </w:pPr>
+            <w:r>
+              <w:rPr>
+                <w:rFonts w:ascii="Franklin Gothic Book" w:eastAsia="Times New Roman" w:hAnsi="Franklin Gothic Book" w:cs="Arial"/>
+                <w:color w:val="000000" w:themeColor="dark1"/>
+                <w:kern w:val="24"/>
+                <w:sz w:val="36"/>
+                <w:szCs w:val="36"/>
+                <w:lang w:eastAsia="en-IE"/>
+              </w:rPr>
+              <w:t>Sampling Rate</w:t>
+            </w:r>
+          </w:p>
+        </w:tc>
+        <w:tc>
+          <w:tcPr>
+            <w:tcW w:w="6780" w:type="dxa"/>
+            <w:tcBorders>
+              <w:top w:val="single" w:sz="8" w:space="0" w:color="FFFFFF"/>
+              <w:left w:val="single" w:sz="8" w:space="0" w:color="FFFFFF"/>
+              <w:bottom w:val="single" w:sz="8" w:space="0" w:color="FFFFFF"/>
+              <w:right w:val="single" w:sz="8" w:space="0" w:color="FFFFFF"/>
+            </w:tcBorders>
+            <w:shd w:val="clear" w:color="auto" w:fill="DEE1E6"/>
+            <w:tcMar>
+              <w:top w:w="72" w:type="dxa"/>
+              <w:left w:w="144" w:type="dxa"/>
+              <w:bottom w:w="72" w:type="dxa"/>
+              <w:right w:w="144" w:type="dxa"/>
+            </w:tcMar>
+            <w:hideMark/>
+          </w:tcPr>
+          <w:p>
+            <w:pPr>
+              <w:spacing w:after="0" w:line="240" w:lineRule="auto"/>
+              <w:jc w:val="center"/>
+              <w:rPr>
+                <w:rFonts w:ascii="Arial" w:eastAsia="Times New Roman" w:hAnsi="Arial" w:cs="Arial"/>
+                <w:sz w:val="36"/>
+                <w:szCs w:val="36"/>
+                <w:lang w:val="en-IE" w:eastAsia="en-IE"/>
+              </w:rPr>
+            </w:pPr>
+            <w:r>
+              <w:rPr>
+                <w:rFonts w:ascii="Franklin Gothic Book" w:eastAsia="Times New Roman" w:hAnsi="Franklin Gothic Book" w:cs="Arial"/>
+                <w:color w:val="000000" w:themeColor="dark1"/>
+                <w:kern w:val="24"/>
+                <w:sz w:val="36"/>
+                <w:szCs w:val="36"/>
+                <w:lang w:eastAsia="en-IE"/>
+              </w:rPr>
+              <w:t>0.5Hz (1 Reading every 2 secs)</w:t>
+            </w:r>
+          </w:p>
+        </w:tc>
+      </w:tr>
+      <w:tr>
+        <w:trPr>
+          <w:trHeight w:val="584"/>
+        </w:trPr>
+        <w:tc>
+          <w:tcPr>
+            <w:tcW w:w="5040" w:type="dxa"/>
+            <w:tcBorders>
+              <w:top w:val="single" w:sz="8" w:space="0" w:color="FFFFFF"/>
+              <w:left w:val="single" w:sz="8" w:space="0" w:color="FFFFFF"/>
+              <w:bottom w:val="single" w:sz="8" w:space="0" w:color="FFFFFF"/>
+              <w:right w:val="single" w:sz="8" w:space="0" w:color="FFFFFF"/>
+            </w:tcBorders>
+            <w:shd w:val="clear" w:color="auto" w:fill="EFF1F3"/>
+            <w:tcMar>
+              <w:top w:w="72" w:type="dxa"/>
+              <w:left w:w="144" w:type="dxa"/>
+              <w:bottom w:w="72" w:type="dxa"/>
+              <w:right w:w="144" w:type="dxa"/>
+            </w:tcMar>
+            <w:hideMark/>
+          </w:tcPr>
+          <w:p>
+            <w:pPr>
+              <w:spacing w:after="0" w:line="240" w:lineRule="auto"/>
+              <w:jc w:val="center"/>
+              <w:rPr>
+                <w:rFonts w:ascii="Arial" w:eastAsia="Times New Roman" w:hAnsi="Arial" w:cs="Arial"/>
+                <w:sz w:val="36"/>
+                <w:szCs w:val="36"/>
+                <w:lang w:val="en-IE" w:eastAsia="en-IE"/>
+              </w:rPr>
+            </w:pPr>
+            <w:r>
+              <w:rPr>
+                <w:rFonts w:ascii="Franklin Gothic Book" w:eastAsia="Times New Roman" w:hAnsi="Franklin Gothic Book" w:cs="Arial"/>
+                <w:color w:val="000000" w:themeColor="dark1"/>
+                <w:kern w:val="24"/>
+                <w:sz w:val="36"/>
+                <w:szCs w:val="36"/>
+                <w:lang w:eastAsia="en-IE"/>
+              </w:rPr>
+              <w:t>Body Size</w:t>
+            </w:r>
+          </w:p>
+        </w:tc>
+        <w:tc>
+          <w:tcPr>
+            <w:tcW w:w="6780" w:type="dxa"/>
+            <w:tcBorders>
+              <w:top w:val="single" w:sz="8" w:space="0" w:color="FFFFFF"/>
+              <w:left w:val="single" w:sz="8" w:space="0" w:color="FFFFFF"/>
+              <w:bottom w:val="single" w:sz="8" w:space="0" w:color="FFFFFF"/>
+              <w:right w:val="single" w:sz="8" w:space="0" w:color="FFFFFF"/>
+            </w:tcBorders>
+            <w:shd w:val="clear" w:color="auto" w:fill="EFF1F3"/>
+            <w:tcMar>
+              <w:top w:w="72" w:type="dxa"/>
+              <w:left w:w="144" w:type="dxa"/>
+              <w:bottom w:w="72" w:type="dxa"/>
+              <w:right w:w="144" w:type="dxa"/>
+            </w:tcMar>
+            <w:hideMark/>
+          </w:tcPr>
+          <w:p>
+            <w:pPr>
+              <w:spacing w:after="0" w:line="240" w:lineRule="auto"/>
+              <w:jc w:val="center"/>
+              <w:rPr>
+                <w:rFonts w:ascii="Arial" w:eastAsia="Times New Roman" w:hAnsi="Arial" w:cs="Arial"/>
+                <w:sz w:val="36"/>
+                <w:szCs w:val="36"/>
+                <w:lang w:val="en-IE" w:eastAsia="en-IE"/>
+              </w:rPr>
+            </w:pPr>
+            <w:r>
+              <w:rPr>
+                <w:rFonts w:ascii="Franklin Gothic Book" w:eastAsia="Times New Roman" w:hAnsi="Franklin Gothic Book" w:cs="Arial"/>
+                <w:color w:val="000000" w:themeColor="dark1"/>
+                <w:kern w:val="24"/>
+                <w:sz w:val="36"/>
+                <w:szCs w:val="36"/>
+                <w:lang w:eastAsia="en-IE"/>
+              </w:rPr>
+              <w:t>15.1mm x 25mm x 7.7mm</w:t>
+            </w:r>
+          </w:p>
+        </w:tc>
+      </w:tr>
+      <w:tr>
+        <w:trPr>
+          <w:trHeight w:val="584"/>
+        </w:trPr>
+        <w:tc>
+          <w:tcPr>
+            <w:tcW w:w="5040" w:type="dxa"/>
+            <w:tcBorders>
+              <w:top w:val="single" w:sz="8" w:space="0" w:color="FFFFFF"/>
+              <w:left w:val="single" w:sz="8" w:space="0" w:color="FFFFFF"/>
+              <w:bottom w:val="single" w:sz="8" w:space="0" w:color="FFFFFF"/>
+              <w:right w:val="single" w:sz="8" w:space="0" w:color="FFFFFF"/>
+            </w:tcBorders>
+            <w:shd w:val="clear" w:color="auto" w:fill="DEE1E6"/>
+            <w:tcMar>
+              <w:top w:w="72" w:type="dxa"/>
+              <w:left w:w="144" w:type="dxa"/>
+              <w:bottom w:w="72" w:type="dxa"/>
+              <w:right w:w="144" w:type="dxa"/>
+            </w:tcMar>
+            <w:hideMark/>
+          </w:tcPr>
+          <w:p>
+            <w:pPr>
+              <w:spacing w:after="0" w:line="240" w:lineRule="auto"/>
+              <w:jc w:val="center"/>
+              <w:rPr>
+                <w:rFonts w:ascii="Arial" w:eastAsia="Times New Roman" w:hAnsi="Arial" w:cs="Arial"/>
+                <w:sz w:val="36"/>
+                <w:szCs w:val="36"/>
+                <w:lang w:val="en-IE" w:eastAsia="en-IE"/>
+              </w:rPr>
+            </w:pPr>
+            <w:r>
+              <w:rPr>
+                <w:rFonts w:ascii="Franklin Gothic Book" w:eastAsia="Times New Roman" w:hAnsi="Franklin Gothic Book" w:cs="Arial"/>
+                <w:color w:val="000000" w:themeColor="dark1"/>
+                <w:kern w:val="24"/>
+                <w:sz w:val="36"/>
+                <w:szCs w:val="36"/>
+                <w:lang w:eastAsia="en-IE"/>
+              </w:rPr>
+              <w:t>Operating Voltage</w:t>
+            </w:r>
+          </w:p>
+        </w:tc>
+        <w:tc>
+          <w:tcPr>
+            <w:tcW w:w="6780" w:type="dxa"/>
+            <w:tcBorders>
+              <w:top w:val="single" w:sz="8" w:space="0" w:color="FFFFFF"/>
+              <w:left w:val="single" w:sz="8" w:space="0" w:color="FFFFFF"/>
+              <w:bottom w:val="single" w:sz="8" w:space="0" w:color="FFFFFF"/>
+              <w:right w:val="single" w:sz="8" w:space="0" w:color="FFFFFF"/>
+            </w:tcBorders>
+            <w:shd w:val="clear" w:color="auto" w:fill="DEE1E6"/>
+            <w:tcMar>
+              <w:top w:w="72" w:type="dxa"/>
+              <w:left w:w="144" w:type="dxa"/>
+              <w:bottom w:w="72" w:type="dxa"/>
+              <w:right w:w="144" w:type="dxa"/>
+            </w:tcMar>
+            <w:hideMark/>
+          </w:tcPr>
+          <w:p>
+            <w:pPr>
+              <w:spacing w:after="0" w:line="240" w:lineRule="auto"/>
+              <w:jc w:val="center"/>
+              <w:rPr>
+                <w:rFonts w:ascii="Arial" w:eastAsia="Times New Roman" w:hAnsi="Arial" w:cs="Arial"/>
+                <w:sz w:val="36"/>
+                <w:szCs w:val="36"/>
+                <w:lang w:val="en-IE" w:eastAsia="en-IE"/>
+              </w:rPr>
+            </w:pPr>
+            <w:r>
+              <w:rPr>
+                <w:rFonts w:ascii="Franklin Gothic Book" w:eastAsia="Times New Roman" w:hAnsi="Franklin Gothic Book" w:cs="Arial"/>
+                <w:color w:val="000000" w:themeColor="dark1"/>
+                <w:kern w:val="24"/>
+                <w:sz w:val="36"/>
+                <w:szCs w:val="36"/>
+                <w:lang w:eastAsia="en-IE"/>
+              </w:rPr>
+              <w:t>3-5V</w:t>
+            </w:r>
+          </w:p>
+        </w:tc>
+      </w:tr>
+      <w:tr>
+        <w:trPr>
+          <w:trHeight w:val="584"/>
+        </w:trPr>
+        <w:tc>
+          <w:tcPr>
+            <w:tcW w:w="5040" w:type="dxa"/>
+            <w:tcBorders>
+              <w:top w:val="single" w:sz="8" w:space="0" w:color="FFFFFF"/>
+              <w:left w:val="single" w:sz="8" w:space="0" w:color="FFFFFF"/>
+              <w:bottom w:val="single" w:sz="8" w:space="0" w:color="FFFFFF"/>
+              <w:right w:val="single" w:sz="8" w:space="0" w:color="FFFFFF"/>
+            </w:tcBorders>
+            <w:shd w:val="clear" w:color="auto" w:fill="EFF1F3"/>
+            <w:tcMar>
+              <w:top w:w="72" w:type="dxa"/>
+              <w:left w:w="144" w:type="dxa"/>
+              <w:bottom w:w="72" w:type="dxa"/>
+              <w:right w:w="144" w:type="dxa"/>
+            </w:tcMar>
+            <w:hideMark/>
+          </w:tcPr>
+          <w:p>
+            <w:pPr>
+              <w:spacing w:after="0" w:line="240" w:lineRule="auto"/>
+              <w:jc w:val="center"/>
+              <w:rPr>
+                <w:rFonts w:ascii="Arial" w:eastAsia="Times New Roman" w:hAnsi="Arial" w:cs="Arial"/>
+                <w:sz w:val="36"/>
+                <w:szCs w:val="36"/>
+                <w:lang w:val="en-IE" w:eastAsia="en-IE"/>
+              </w:rPr>
+            </w:pPr>
+            <w:r>
+              <w:rPr>
+                <w:rFonts w:ascii="Franklin Gothic Book" w:eastAsia="Times New Roman" w:hAnsi="Franklin Gothic Book" w:cs="Arial"/>
+                <w:color w:val="000000" w:themeColor="dark1"/>
+                <w:kern w:val="24"/>
+                <w:sz w:val="36"/>
+                <w:szCs w:val="36"/>
+                <w:lang w:eastAsia="en-IE"/>
+              </w:rPr>
+              <w:t>Max Current</w:t>
+            </w:r>
+          </w:p>
+        </w:tc>
+        <w:tc>
+          <w:tcPr>
+            <w:tcW w:w="6780" w:type="dxa"/>
+            <w:tcBorders>
+              <w:top w:val="single" w:sz="8" w:space="0" w:color="FFFFFF"/>
+              <w:left w:val="single" w:sz="8" w:space="0" w:color="FFFFFF"/>
+              <w:bottom w:val="single" w:sz="8" w:space="0" w:color="FFFFFF"/>
+              <w:right w:val="single" w:sz="8" w:space="0" w:color="FFFFFF"/>
+            </w:tcBorders>
+            <w:shd w:val="clear" w:color="auto" w:fill="EFF1F3"/>
+            <w:tcMar>
+              <w:top w:w="72" w:type="dxa"/>
+              <w:left w:w="144" w:type="dxa"/>
+              <w:bottom w:w="72" w:type="dxa"/>
+              <w:right w:w="144" w:type="dxa"/>
+            </w:tcMar>
+            <w:hideMark/>
+          </w:tcPr>
+          <w:p>
+            <w:pPr>
+              <w:spacing w:after="0" w:line="240" w:lineRule="auto"/>
+              <w:jc w:val="center"/>
+              <w:rPr>
+                <w:rFonts w:ascii="Arial" w:eastAsia="Times New Roman" w:hAnsi="Arial" w:cs="Arial"/>
+                <w:sz w:val="36"/>
+                <w:szCs w:val="36"/>
+                <w:lang w:val="en-IE" w:eastAsia="en-IE"/>
+              </w:rPr>
+            </w:pPr>
+            <w:r>
+              <w:rPr>
+                <w:rFonts w:ascii="Franklin Gothic Book" w:eastAsia="Times New Roman" w:hAnsi="Franklin Gothic Book" w:cs="Arial"/>
+                <w:color w:val="000000" w:themeColor="dark1"/>
+                <w:kern w:val="24"/>
+                <w:sz w:val="36"/>
+                <w:szCs w:val="36"/>
+                <w:lang w:eastAsia="en-IE"/>
+              </w:rPr>
+              <w:t>2.5mA</w:t>
+            </w:r>
+          </w:p>
+        </w:tc>
+      </w:tr>
+    </w:tbl>
     <w:p>
       <w:pPr>
         <w:rPr>
@@ -7316,6 +9132,660 @@
           <w:lang w:val="en-IE"/>
         </w:rPr>
       </w:pPr>
+    </w:p>
+    <w:p>
+      <w:pPr>
+        <w:numPr>
+          <w:ilvl w:val="0"/>
+          <w:numId w:val="6"/>
+        </w:numPr>
+        <w:spacing w:line="259" w:lineRule="auto"/>
+      </w:pPr>
+      <w:r>
+        <w:rPr>
+          <w:noProof/>
+        </w:rPr>
+        <w:drawing>
+          <wp:anchor distT="0" distB="0" distL="114300" distR="114300" simplePos="0" relativeHeight="251684864" behindDoc="0" locked="0" layoutInCell="1" allowOverlap="1" wp14:anchorId="44E3A0D0" wp14:editId="2207370A">
+            <wp:simplePos x="914400" y="1285875"/>
+            <wp:positionH relativeFrom="column">
+              <wp:align>left</wp:align>
+            </wp:positionH>
+            <wp:positionV relativeFrom="paragraph">
+              <wp:align>top</wp:align>
+            </wp:positionV>
+            <wp:extent cx="1624101" cy="2224681"/>
+            <wp:effectExtent l="0" t="0" r="0" b="4445"/>
+            <wp:wrapSquare wrapText="bothSides"/>
+            <wp:docPr id="7" name="Picture 3">
+              <a:extLst xmlns:a="http://schemas.openxmlformats.org/drawingml/2006/main">
+                <a:ext uri="{FF2B5EF4-FFF2-40B4-BE49-F238E27FC236}">
+                  <a16:creationId xmlns:a16="http://schemas.microsoft.com/office/drawing/2014/main" id="{ECA45EF4-3ACE-41C5-9D3F-632A0518173C}"/>
+                </a:ext>
+              </a:extLst>
+            </wp:docPr>
+            <wp:cNvGraphicFramePr>
+              <a:graphicFrameLocks xmlns:a="http://schemas.openxmlformats.org/drawingml/2006/main" noChangeAspect="1"/>
+            </wp:cNvGraphicFramePr>
+            <a:graphic xmlns:a="http://schemas.openxmlformats.org/drawingml/2006/main">
+              <a:graphicData uri="http://schemas.openxmlformats.org/drawingml/2006/picture">
+                <pic:pic xmlns:pic="http://schemas.openxmlformats.org/drawingml/2006/picture">
+                  <pic:nvPicPr>
+                    <pic:cNvPr id="4" name="Picture 3">
+                      <a:extLst>
+                        <a:ext uri="{FF2B5EF4-FFF2-40B4-BE49-F238E27FC236}">
+                          <a16:creationId xmlns:a16="http://schemas.microsoft.com/office/drawing/2014/main" id="{ECA45EF4-3ACE-41C5-9D3F-632A0518173C}"/>
+                        </a:ext>
+                      </a:extLst>
+                    </pic:cNvPr>
+                    <pic:cNvPicPr>
+                      <a:picLocks noChangeAspect="1"/>
+                    </pic:cNvPicPr>
+                  </pic:nvPicPr>
+                  <pic:blipFill>
+                    <a:blip r:embed="rId13">
+                      <a:extLst>
+                        <a:ext uri="{28A0092B-C50C-407E-A947-70E740481C1C}">
+                          <a14:useLocalDpi xmlns:a14="http://schemas.microsoft.com/office/drawing/2010/main" val="0"/>
+                        </a:ext>
+                      </a:extLst>
+                    </a:blip>
+                    <a:stretch>
+                      <a:fillRect/>
+                    </a:stretch>
+                  </pic:blipFill>
+                  <pic:spPr>
+                    <a:xfrm>
+                      <a:off x="0" y="0"/>
+                      <a:ext cx="1624101" cy="2224681"/>
+                    </a:xfrm>
+                    <a:prstGeom prst="rect">
+                      <a:avLst/>
+                    </a:prstGeom>
+                  </pic:spPr>
+                </pic:pic>
+              </a:graphicData>
+            </a:graphic>
+          </wp:anchor>
+        </w:drawing>
+      </w:r>
+      <w:r>
+        <w:t>Digital TVOC and CO2 sensor over I²C.</w:t>
+      </w:r>
+    </w:p>
+    <w:p>
+      <w:pPr>
+        <w:numPr>
+          <w:ilvl w:val="0"/>
+          <w:numId w:val="6"/>
+        </w:numPr>
+        <w:spacing w:line="259" w:lineRule="auto"/>
+        <w:rPr>
+          <w:lang w:val="en-IE"/>
+        </w:rPr>
+      </w:pPr>
+      <w:r>
+        <w:t>Air quality monitor.</w:t>
+      </w:r>
+    </w:p>
+    <w:p>
+      <w:pPr>
+        <w:spacing w:line="259" w:lineRule="auto"/>
+        <w:ind w:left="720"/>
+        <w:rPr>
+          <w:lang w:val="en-IE"/>
+        </w:rPr>
+      </w:pPr>
+    </w:p>
+    <w:p>
+      <w:pPr>
+        <w:spacing w:line="259" w:lineRule="auto"/>
+        <w:ind w:left="720"/>
+        <w:rPr>
+          <w:lang w:val="en-IE"/>
+        </w:rPr>
+      </w:pPr>
+    </w:p>
+    <w:p>
+      <w:pPr>
+        <w:spacing w:line="259" w:lineRule="auto"/>
+        <w:ind w:left="720"/>
+        <w:rPr>
+          <w:lang w:val="en-IE"/>
+        </w:rPr>
+      </w:pPr>
+    </w:p>
+    <w:p>
+      <w:pPr>
+        <w:spacing w:line="259" w:lineRule="auto"/>
+        <w:ind w:left="720"/>
+        <w:rPr>
+          <w:lang w:val="en-IE"/>
+        </w:rPr>
+      </w:pPr>
+    </w:p>
+    <w:p>
+      <w:pPr>
+        <w:spacing w:line="259" w:lineRule="auto"/>
+        <w:ind w:left="720"/>
+        <w:rPr>
+          <w:lang w:val="en-IE"/>
+        </w:rPr>
+      </w:pPr>
+    </w:p>
+    <w:p>
+      <w:pPr>
+        <w:spacing w:line="259" w:lineRule="auto"/>
+        <w:ind w:left="720"/>
+        <w:rPr>
+          <w:lang w:val="en-IE"/>
+        </w:rPr>
+      </w:pPr>
+    </w:p>
+    <w:p>
+      <w:pPr>
+        <w:spacing w:line="259" w:lineRule="auto"/>
+        <w:rPr>
+          <w:lang w:val="en-IE"/>
+        </w:rPr>
+      </w:pPr>
+    </w:p>
+    <w:p>
+      <w:pPr>
+        <w:spacing w:line="259" w:lineRule="auto"/>
+        <w:rPr>
+          <w:lang w:val="en-IE"/>
+        </w:rPr>
+      </w:pPr>
+    </w:p>
+    <w:tbl>
+      <w:tblPr>
+        <w:tblW w:w="9580" w:type="dxa"/>
+        <w:tblCellMar>
+          <w:left w:w="0" w:type="dxa"/>
+          <w:right w:w="0" w:type="dxa"/>
+        </w:tblCellMar>
+        <w:tblLook w:val="0400" w:firstRow="0" w:lastRow="0" w:firstColumn="0" w:lastColumn="0" w:noHBand="0" w:noVBand="1"/>
+      </w:tblPr>
+      <w:tblGrid>
+        <w:gridCol w:w="5120"/>
+        <w:gridCol w:w="4460"/>
+      </w:tblGrid>
+      <w:tr>
+        <w:trPr>
+          <w:trHeight w:val="584"/>
+        </w:trPr>
+        <w:tc>
+          <w:tcPr>
+            <w:tcW w:w="5120" w:type="dxa"/>
+            <w:tcBorders>
+              <w:top w:val="single" w:sz="8" w:space="0" w:color="FFFFFF"/>
+              <w:left w:val="single" w:sz="8" w:space="0" w:color="FFFFFF"/>
+              <w:bottom w:val="single" w:sz="8" w:space="0" w:color="FFFFFF"/>
+              <w:right w:val="single" w:sz="8" w:space="0" w:color="FFFFFF"/>
+            </w:tcBorders>
+            <w:shd w:val="clear" w:color="auto" w:fill="DEE1E6"/>
+            <w:tcMar>
+              <w:top w:w="72" w:type="dxa"/>
+              <w:left w:w="144" w:type="dxa"/>
+              <w:bottom w:w="72" w:type="dxa"/>
+              <w:right w:w="144" w:type="dxa"/>
+            </w:tcMar>
+            <w:hideMark/>
+          </w:tcPr>
+          <w:p>
+            <w:pPr>
+              <w:spacing w:after="0" w:line="240" w:lineRule="auto"/>
+              <w:jc w:val="center"/>
+              <w:rPr>
+                <w:rFonts w:ascii="Arial" w:eastAsia="Times New Roman" w:hAnsi="Arial" w:cs="Arial"/>
+                <w:sz w:val="36"/>
+                <w:szCs w:val="36"/>
+                <w:lang w:val="en-IE" w:eastAsia="en-IE"/>
+              </w:rPr>
+            </w:pPr>
+            <w:r>
+              <w:rPr>
+                <w:rFonts w:ascii="Franklin Gothic Book" w:eastAsia="Times New Roman" w:hAnsi="Franklin Gothic Book" w:cs="Arial"/>
+                <w:color w:val="000000" w:themeColor="dark1"/>
+                <w:kern w:val="24"/>
+                <w:sz w:val="36"/>
+                <w:szCs w:val="36"/>
+                <w:lang w:eastAsia="en-IE"/>
+              </w:rPr>
+              <w:t>Operating Voltage</w:t>
+            </w:r>
+          </w:p>
+        </w:tc>
+        <w:tc>
+          <w:tcPr>
+            <w:tcW w:w="4460" w:type="dxa"/>
+            <w:tcBorders>
+              <w:top w:val="single" w:sz="8" w:space="0" w:color="FFFFFF"/>
+              <w:left w:val="single" w:sz="8" w:space="0" w:color="FFFFFF"/>
+              <w:bottom w:val="single" w:sz="8" w:space="0" w:color="FFFFFF"/>
+              <w:right w:val="single" w:sz="8" w:space="0" w:color="FFFFFF"/>
+            </w:tcBorders>
+            <w:shd w:val="clear" w:color="auto" w:fill="DEE1E6"/>
+            <w:tcMar>
+              <w:top w:w="72" w:type="dxa"/>
+              <w:left w:w="144" w:type="dxa"/>
+              <w:bottom w:w="72" w:type="dxa"/>
+              <w:right w:w="144" w:type="dxa"/>
+            </w:tcMar>
+            <w:hideMark/>
+          </w:tcPr>
+          <w:p>
+            <w:pPr>
+              <w:spacing w:after="0" w:line="240" w:lineRule="auto"/>
+              <w:jc w:val="center"/>
+              <w:rPr>
+                <w:rFonts w:ascii="Arial" w:eastAsia="Times New Roman" w:hAnsi="Arial" w:cs="Arial"/>
+                <w:sz w:val="36"/>
+                <w:szCs w:val="36"/>
+                <w:lang w:val="en-IE" w:eastAsia="en-IE"/>
+              </w:rPr>
+            </w:pPr>
+            <w:r>
+              <w:rPr>
+                <w:rFonts w:ascii="Franklin Gothic Book" w:eastAsia="Times New Roman" w:hAnsi="Franklin Gothic Book" w:cs="Arial"/>
+                <w:color w:val="000000" w:themeColor="dark1"/>
+                <w:kern w:val="24"/>
+                <w:sz w:val="36"/>
+                <w:szCs w:val="36"/>
+                <w:lang w:eastAsia="en-IE"/>
+              </w:rPr>
+              <w:t>3-5V</w:t>
+            </w:r>
+          </w:p>
+        </w:tc>
+      </w:tr>
+      <w:tr>
+        <w:trPr>
+          <w:trHeight w:val="584"/>
+        </w:trPr>
+        <w:tc>
+          <w:tcPr>
+            <w:tcW w:w="5120" w:type="dxa"/>
+            <w:tcBorders>
+              <w:top w:val="single" w:sz="8" w:space="0" w:color="FFFFFF"/>
+              <w:left w:val="single" w:sz="8" w:space="0" w:color="FFFFFF"/>
+              <w:bottom w:val="single" w:sz="8" w:space="0" w:color="FFFFFF"/>
+              <w:right w:val="single" w:sz="8" w:space="0" w:color="FFFFFF"/>
+            </w:tcBorders>
+            <w:shd w:val="clear" w:color="auto" w:fill="EFF1F3"/>
+            <w:tcMar>
+              <w:top w:w="72" w:type="dxa"/>
+              <w:left w:w="144" w:type="dxa"/>
+              <w:bottom w:w="72" w:type="dxa"/>
+              <w:right w:w="144" w:type="dxa"/>
+            </w:tcMar>
+            <w:hideMark/>
+          </w:tcPr>
+          <w:p>
+            <w:pPr>
+              <w:spacing w:after="0" w:line="240" w:lineRule="auto"/>
+              <w:jc w:val="center"/>
+              <w:rPr>
+                <w:rFonts w:ascii="Arial" w:eastAsia="Times New Roman" w:hAnsi="Arial" w:cs="Arial"/>
+                <w:sz w:val="36"/>
+                <w:szCs w:val="36"/>
+                <w:lang w:val="en-IE" w:eastAsia="en-IE"/>
+              </w:rPr>
+            </w:pPr>
+            <w:r>
+              <w:rPr>
+                <w:rFonts w:ascii="Franklin Gothic Book" w:eastAsia="Times New Roman" w:hAnsi="Franklin Gothic Book" w:cs="Arial"/>
+                <w:color w:val="000000" w:themeColor="dark1"/>
+                <w:kern w:val="24"/>
+                <w:sz w:val="36"/>
+                <w:szCs w:val="36"/>
+                <w:lang w:eastAsia="en-IE"/>
+              </w:rPr>
+              <w:t>Max Current</w:t>
+            </w:r>
+          </w:p>
+        </w:tc>
+        <w:tc>
+          <w:tcPr>
+            <w:tcW w:w="4460" w:type="dxa"/>
+            <w:tcBorders>
+              <w:top w:val="single" w:sz="8" w:space="0" w:color="FFFFFF"/>
+              <w:left w:val="single" w:sz="8" w:space="0" w:color="FFFFFF"/>
+              <w:bottom w:val="single" w:sz="8" w:space="0" w:color="FFFFFF"/>
+              <w:right w:val="single" w:sz="8" w:space="0" w:color="FFFFFF"/>
+            </w:tcBorders>
+            <w:shd w:val="clear" w:color="auto" w:fill="EFF1F3"/>
+            <w:tcMar>
+              <w:top w:w="72" w:type="dxa"/>
+              <w:left w:w="144" w:type="dxa"/>
+              <w:bottom w:w="72" w:type="dxa"/>
+              <w:right w:w="144" w:type="dxa"/>
+            </w:tcMar>
+            <w:hideMark/>
+          </w:tcPr>
+          <w:p>
+            <w:pPr>
+              <w:spacing w:after="0" w:line="240" w:lineRule="auto"/>
+              <w:jc w:val="center"/>
+              <w:rPr>
+                <w:rFonts w:ascii="Arial" w:eastAsia="Times New Roman" w:hAnsi="Arial" w:cs="Arial"/>
+                <w:sz w:val="36"/>
+                <w:szCs w:val="36"/>
+                <w:lang w:val="en-IE" w:eastAsia="en-IE"/>
+              </w:rPr>
+            </w:pPr>
+            <w:r>
+              <w:rPr>
+                <w:rFonts w:ascii="Franklin Gothic Book" w:eastAsia="Times New Roman" w:hAnsi="Franklin Gothic Book" w:cs="Arial"/>
+                <w:color w:val="000000" w:themeColor="dark1"/>
+                <w:kern w:val="24"/>
+                <w:sz w:val="36"/>
+                <w:szCs w:val="36"/>
+                <w:lang w:eastAsia="en-IE"/>
+              </w:rPr>
+              <w:t>30mA</w:t>
+            </w:r>
+          </w:p>
+        </w:tc>
+      </w:tr>
+      <w:tr>
+        <w:trPr>
+          <w:trHeight w:val="584"/>
+        </w:trPr>
+        <w:tc>
+          <w:tcPr>
+            <w:tcW w:w="5120" w:type="dxa"/>
+            <w:tcBorders>
+              <w:top w:val="single" w:sz="8" w:space="0" w:color="FFFFFF"/>
+              <w:left w:val="single" w:sz="8" w:space="0" w:color="FFFFFF"/>
+              <w:bottom w:val="single" w:sz="8" w:space="0" w:color="FFFFFF"/>
+              <w:right w:val="single" w:sz="8" w:space="0" w:color="FFFFFF"/>
+            </w:tcBorders>
+            <w:shd w:val="clear" w:color="auto" w:fill="DEE1E6"/>
+            <w:tcMar>
+              <w:top w:w="72" w:type="dxa"/>
+              <w:left w:w="144" w:type="dxa"/>
+              <w:bottom w:w="72" w:type="dxa"/>
+              <w:right w:w="144" w:type="dxa"/>
+            </w:tcMar>
+            <w:hideMark/>
+          </w:tcPr>
+          <w:p>
+            <w:pPr>
+              <w:spacing w:after="0" w:line="240" w:lineRule="auto"/>
+              <w:jc w:val="center"/>
+              <w:rPr>
+                <w:rFonts w:ascii="Arial" w:eastAsia="Times New Roman" w:hAnsi="Arial" w:cs="Arial"/>
+                <w:sz w:val="36"/>
+                <w:szCs w:val="36"/>
+                <w:lang w:val="en-IE" w:eastAsia="en-IE"/>
+              </w:rPr>
+            </w:pPr>
+            <w:r>
+              <w:rPr>
+                <w:rFonts w:ascii="Franklin Gothic Book" w:eastAsia="Times New Roman" w:hAnsi="Franklin Gothic Book" w:cs="Arial"/>
+                <w:color w:val="000000" w:themeColor="dark1"/>
+                <w:kern w:val="24"/>
+                <w:sz w:val="36"/>
+                <w:szCs w:val="36"/>
+                <w:lang w:eastAsia="en-IE"/>
+              </w:rPr>
+              <w:t>Power Consumption</w:t>
+            </w:r>
+          </w:p>
+        </w:tc>
+        <w:tc>
+          <w:tcPr>
+            <w:tcW w:w="4460" w:type="dxa"/>
+            <w:tcBorders>
+              <w:top w:val="single" w:sz="8" w:space="0" w:color="FFFFFF"/>
+              <w:left w:val="single" w:sz="8" w:space="0" w:color="FFFFFF"/>
+              <w:bottom w:val="single" w:sz="8" w:space="0" w:color="FFFFFF"/>
+              <w:right w:val="single" w:sz="8" w:space="0" w:color="FFFFFF"/>
+            </w:tcBorders>
+            <w:shd w:val="clear" w:color="auto" w:fill="DEE1E6"/>
+            <w:tcMar>
+              <w:top w:w="72" w:type="dxa"/>
+              <w:left w:w="144" w:type="dxa"/>
+              <w:bottom w:w="72" w:type="dxa"/>
+              <w:right w:w="144" w:type="dxa"/>
+            </w:tcMar>
+            <w:hideMark/>
+          </w:tcPr>
+          <w:p>
+            <w:pPr>
+              <w:spacing w:after="0" w:line="240" w:lineRule="auto"/>
+              <w:jc w:val="center"/>
+              <w:rPr>
+                <w:rFonts w:ascii="Arial" w:eastAsia="Times New Roman" w:hAnsi="Arial" w:cs="Arial"/>
+                <w:sz w:val="36"/>
+                <w:szCs w:val="36"/>
+                <w:lang w:val="en-IE" w:eastAsia="en-IE"/>
+              </w:rPr>
+            </w:pPr>
+            <w:r>
+              <w:rPr>
+                <w:rFonts w:ascii="Franklin Gothic Book" w:eastAsia="Times New Roman" w:hAnsi="Franklin Gothic Book" w:cs="Arial"/>
+                <w:color w:val="000000" w:themeColor="dark1"/>
+                <w:kern w:val="24"/>
+                <w:sz w:val="36"/>
+                <w:szCs w:val="36"/>
+                <w:lang w:eastAsia="en-IE"/>
+              </w:rPr>
+              <w:t>60mW</w:t>
+            </w:r>
+          </w:p>
+        </w:tc>
+      </w:tr>
+      <w:tr>
+        <w:trPr>
+          <w:trHeight w:val="584"/>
+        </w:trPr>
+        <w:tc>
+          <w:tcPr>
+            <w:tcW w:w="5120" w:type="dxa"/>
+            <w:tcBorders>
+              <w:top w:val="single" w:sz="8" w:space="0" w:color="FFFFFF"/>
+              <w:left w:val="single" w:sz="8" w:space="0" w:color="FFFFFF"/>
+              <w:bottom w:val="single" w:sz="8" w:space="0" w:color="FFFFFF"/>
+              <w:right w:val="single" w:sz="8" w:space="0" w:color="FFFFFF"/>
+            </w:tcBorders>
+            <w:shd w:val="clear" w:color="auto" w:fill="EFF1F3"/>
+            <w:tcMar>
+              <w:top w:w="72" w:type="dxa"/>
+              <w:left w:w="144" w:type="dxa"/>
+              <w:bottom w:w="72" w:type="dxa"/>
+              <w:right w:w="144" w:type="dxa"/>
+            </w:tcMar>
+            <w:hideMark/>
+          </w:tcPr>
+          <w:p>
+            <w:pPr>
+              <w:spacing w:after="0" w:line="240" w:lineRule="auto"/>
+              <w:jc w:val="center"/>
+              <w:rPr>
+                <w:rFonts w:ascii="Arial" w:eastAsia="Times New Roman" w:hAnsi="Arial" w:cs="Arial"/>
+                <w:sz w:val="36"/>
+                <w:szCs w:val="36"/>
+                <w:lang w:val="en-IE" w:eastAsia="en-IE"/>
+              </w:rPr>
+            </w:pPr>
+            <w:r>
+              <w:rPr>
+                <w:rFonts w:ascii="Franklin Gothic Book" w:eastAsia="Times New Roman" w:hAnsi="Franklin Gothic Book" w:cs="Arial"/>
+                <w:color w:val="000000" w:themeColor="dark1"/>
+                <w:kern w:val="24"/>
+                <w:sz w:val="36"/>
+                <w:szCs w:val="36"/>
+                <w:lang w:eastAsia="en-IE"/>
+              </w:rPr>
+              <w:t>Operating Temperature</w:t>
+            </w:r>
+          </w:p>
+        </w:tc>
+        <w:tc>
+          <w:tcPr>
+            <w:tcW w:w="4460" w:type="dxa"/>
+            <w:tcBorders>
+              <w:top w:val="single" w:sz="8" w:space="0" w:color="FFFFFF"/>
+              <w:left w:val="single" w:sz="8" w:space="0" w:color="FFFFFF"/>
+              <w:bottom w:val="single" w:sz="8" w:space="0" w:color="FFFFFF"/>
+              <w:right w:val="single" w:sz="8" w:space="0" w:color="FFFFFF"/>
+            </w:tcBorders>
+            <w:shd w:val="clear" w:color="auto" w:fill="EFF1F3"/>
+            <w:tcMar>
+              <w:top w:w="72" w:type="dxa"/>
+              <w:left w:w="144" w:type="dxa"/>
+              <w:bottom w:w="72" w:type="dxa"/>
+              <w:right w:w="144" w:type="dxa"/>
+            </w:tcMar>
+            <w:hideMark/>
+          </w:tcPr>
+          <w:p>
+            <w:pPr>
+              <w:spacing w:after="0" w:line="240" w:lineRule="auto"/>
+              <w:jc w:val="center"/>
+              <w:rPr>
+                <w:rFonts w:ascii="Arial" w:eastAsia="Times New Roman" w:hAnsi="Arial" w:cs="Arial"/>
+                <w:sz w:val="36"/>
+                <w:szCs w:val="36"/>
+                <w:lang w:val="en-IE" w:eastAsia="en-IE"/>
+              </w:rPr>
+            </w:pPr>
+            <w:r>
+              <w:rPr>
+                <w:rFonts w:ascii="Franklin Gothic Book" w:eastAsia="Times New Roman" w:hAnsi="Franklin Gothic Book" w:cs="Arial"/>
+                <w:color w:val="000000" w:themeColor="dark1"/>
+                <w:kern w:val="24"/>
+                <w:sz w:val="36"/>
+                <w:szCs w:val="36"/>
+                <w:lang w:eastAsia="en-IE"/>
+              </w:rPr>
+              <w:t>-5-50</w:t>
+            </w:r>
+            <w:r>
+              <w:rPr>
+                <w:rFonts w:ascii="Franklin Gothic Book" w:eastAsia="Times New Roman" w:hAnsi="Arial" w:cs="Arial"/>
+                <w:color w:val="000000" w:themeColor="dark1"/>
+                <w:kern w:val="24"/>
+                <w:sz w:val="36"/>
+                <w:szCs w:val="36"/>
+                <w:lang w:val="en-IE" w:eastAsia="en-IE"/>
+              </w:rPr>
+              <w:t>°</w:t>
+            </w:r>
+            <w:r>
+              <w:rPr>
+                <w:rFonts w:ascii="Franklin Gothic Book" w:eastAsia="Times New Roman" w:hAnsi="Arial" w:cs="Arial"/>
+                <w:color w:val="000000" w:themeColor="dark1"/>
+                <w:kern w:val="24"/>
+                <w:sz w:val="36"/>
+                <w:szCs w:val="36"/>
+                <w:lang w:val="en-IE" w:eastAsia="en-IE"/>
+              </w:rPr>
+              <w:t>C</w:t>
+            </w:r>
+          </w:p>
+        </w:tc>
+      </w:tr>
+      <w:tr>
+        <w:trPr>
+          <w:trHeight w:val="584"/>
+        </w:trPr>
+        <w:tc>
+          <w:tcPr>
+            <w:tcW w:w="5120" w:type="dxa"/>
+            <w:tcBorders>
+              <w:top w:val="single" w:sz="8" w:space="0" w:color="FFFFFF"/>
+              <w:left w:val="single" w:sz="8" w:space="0" w:color="FFFFFF"/>
+              <w:bottom w:val="single" w:sz="8" w:space="0" w:color="FFFFFF"/>
+              <w:right w:val="single" w:sz="8" w:space="0" w:color="FFFFFF"/>
+            </w:tcBorders>
+            <w:shd w:val="clear" w:color="auto" w:fill="DEE1E6"/>
+            <w:tcMar>
+              <w:top w:w="72" w:type="dxa"/>
+              <w:left w:w="144" w:type="dxa"/>
+              <w:bottom w:w="72" w:type="dxa"/>
+              <w:right w:w="144" w:type="dxa"/>
+            </w:tcMar>
+            <w:hideMark/>
+          </w:tcPr>
+          <w:p>
+            <w:pPr>
+              <w:spacing w:after="0" w:line="240" w:lineRule="auto"/>
+              <w:jc w:val="center"/>
+              <w:rPr>
+                <w:rFonts w:ascii="Arial" w:eastAsia="Times New Roman" w:hAnsi="Arial" w:cs="Arial"/>
+                <w:sz w:val="36"/>
+                <w:szCs w:val="36"/>
+                <w:lang w:val="en-IE" w:eastAsia="en-IE"/>
+              </w:rPr>
+            </w:pPr>
+            <w:r>
+              <w:rPr>
+                <w:rFonts w:ascii="Franklin Gothic Book" w:eastAsia="Times New Roman" w:hAnsi="Franklin Gothic Book" w:cs="Arial"/>
+                <w:color w:val="000000" w:themeColor="dark1"/>
+                <w:kern w:val="24"/>
+                <w:sz w:val="36"/>
+                <w:szCs w:val="36"/>
+                <w:lang w:eastAsia="en-IE"/>
+              </w:rPr>
+              <w:t>Operating Humidity</w:t>
+            </w:r>
+          </w:p>
+        </w:tc>
+        <w:tc>
+          <w:tcPr>
+            <w:tcW w:w="4460" w:type="dxa"/>
+            <w:tcBorders>
+              <w:top w:val="single" w:sz="8" w:space="0" w:color="FFFFFF"/>
+              <w:left w:val="single" w:sz="8" w:space="0" w:color="FFFFFF"/>
+              <w:bottom w:val="single" w:sz="8" w:space="0" w:color="FFFFFF"/>
+              <w:right w:val="single" w:sz="8" w:space="0" w:color="FFFFFF"/>
+            </w:tcBorders>
+            <w:shd w:val="clear" w:color="auto" w:fill="DEE1E6"/>
+            <w:tcMar>
+              <w:top w:w="72" w:type="dxa"/>
+              <w:left w:w="144" w:type="dxa"/>
+              <w:bottom w:w="72" w:type="dxa"/>
+              <w:right w:w="144" w:type="dxa"/>
+            </w:tcMar>
+            <w:hideMark/>
+          </w:tcPr>
+          <w:p>
+            <w:pPr>
+              <w:spacing w:after="0" w:line="240" w:lineRule="auto"/>
+              <w:jc w:val="center"/>
+              <w:rPr>
+                <w:rFonts w:ascii="Arial" w:eastAsia="Times New Roman" w:hAnsi="Arial" w:cs="Arial"/>
+                <w:sz w:val="36"/>
+                <w:szCs w:val="36"/>
+                <w:lang w:val="en-IE" w:eastAsia="en-IE"/>
+              </w:rPr>
+            </w:pPr>
+            <w:r>
+              <w:rPr>
+                <w:rFonts w:ascii="Franklin Gothic Book" w:eastAsia="Times New Roman" w:hAnsi="Franklin Gothic Book" w:cs="Arial"/>
+                <w:color w:val="000000" w:themeColor="dark1"/>
+                <w:kern w:val="24"/>
+                <w:sz w:val="36"/>
+                <w:szCs w:val="36"/>
+                <w:lang w:eastAsia="en-IE"/>
+              </w:rPr>
+              <w:t>10-95%</w:t>
+            </w:r>
+          </w:p>
+        </w:tc>
+      </w:tr>
+    </w:tbl>
+    <w:p>
+      <w:pPr>
+        <w:spacing w:line="259" w:lineRule="auto"/>
+        <w:rPr>
+          <w:lang w:val="en-IE"/>
+        </w:rPr>
+      </w:pPr>
       <w:r>
         <w:rPr>
           <w:lang w:val="en-IE"/>
@@ -7325,6 +9795,1873 @@
     </w:p>
     <w:p>
       <w:pPr>
+        <w:spacing w:line="259" w:lineRule="auto"/>
+        <w:rPr>
+          <w:sz w:val="44"/>
+          <w:szCs w:val="44"/>
+          <w:lang w:val="en-IE"/>
+        </w:rPr>
+      </w:pPr>
+      <w:r>
+        <w:rPr>
+          <w:i/>
+          <w:iCs/>
+          <w:sz w:val="44"/>
+          <w:szCs w:val="44"/>
+        </w:rPr>
+        <w:lastRenderedPageBreak/>
+        <w:t>PH Sensor Module:</w:t>
+      </w:r>
+    </w:p>
+    <w:p>
+      <w:pPr>
+        <w:spacing w:line="259" w:lineRule="auto"/>
+        <w:rPr>
+          <w:lang w:val="en-IE"/>
+        </w:rPr>
+      </w:pPr>
+    </w:p>
+    <w:p>
+      <w:pPr>
+        <w:spacing w:line="259" w:lineRule="auto"/>
+        <w:rPr>
+          <w:lang w:val="en-IE"/>
+        </w:rPr>
+      </w:pPr>
+    </w:p>
+    <w:p>
+      <w:pPr>
+        <w:spacing w:line="259" w:lineRule="auto"/>
+        <w:rPr>
+          <w:lang w:val="en-IE"/>
+        </w:rPr>
+      </w:pPr>
+    </w:p>
+    <w:p>
+      <w:pPr>
+        <w:numPr>
+          <w:ilvl w:val="0"/>
+          <w:numId w:val="7"/>
+        </w:numPr>
+        <w:spacing w:line="259" w:lineRule="auto"/>
+        <w:rPr>
+          <w:noProof/>
+          <w:lang w:val="en-IE"/>
+        </w:rPr>
+      </w:pPr>
+      <w:r>
+        <w:rPr>
+          <w:noProof/>
+        </w:rPr>
+        <w:drawing>
+          <wp:anchor distT="0" distB="0" distL="114300" distR="114300" simplePos="0" relativeHeight="251685888" behindDoc="0" locked="0" layoutInCell="1" allowOverlap="1" wp14:anchorId="08658E91" wp14:editId="7557901D">
+            <wp:simplePos x="0" y="0"/>
+            <wp:positionH relativeFrom="column">
+              <wp:posOffset>457200</wp:posOffset>
+            </wp:positionH>
+            <wp:positionV relativeFrom="paragraph">
+              <wp:posOffset>-5080</wp:posOffset>
+            </wp:positionV>
+            <wp:extent cx="2386850" cy="1712433"/>
+            <wp:effectExtent l="0" t="0" r="0" b="2540"/>
+            <wp:wrapSquare wrapText="bothSides"/>
+            <wp:docPr id="8" name="Picture 4">
+              <a:extLst xmlns:a="http://schemas.openxmlformats.org/drawingml/2006/main">
+                <a:ext uri="{FF2B5EF4-FFF2-40B4-BE49-F238E27FC236}">
+                  <a16:creationId xmlns:a16="http://schemas.microsoft.com/office/drawing/2014/main" id="{25FA8F32-1748-450A-B471-2B2B61F97BED}"/>
+                </a:ext>
+              </a:extLst>
+            </wp:docPr>
+            <wp:cNvGraphicFramePr>
+              <a:graphicFrameLocks xmlns:a="http://schemas.openxmlformats.org/drawingml/2006/main" noChangeAspect="1"/>
+            </wp:cNvGraphicFramePr>
+            <a:graphic xmlns:a="http://schemas.openxmlformats.org/drawingml/2006/main">
+              <a:graphicData uri="http://schemas.openxmlformats.org/drawingml/2006/picture">
+                <pic:pic xmlns:pic="http://schemas.openxmlformats.org/drawingml/2006/picture">
+                  <pic:nvPicPr>
+                    <pic:cNvPr id="5" name="Picture 4">
+                      <a:extLst>
+                        <a:ext uri="{FF2B5EF4-FFF2-40B4-BE49-F238E27FC236}">
+                          <a16:creationId xmlns:a16="http://schemas.microsoft.com/office/drawing/2014/main" id="{25FA8F32-1748-450A-B471-2B2B61F97BED}"/>
+                        </a:ext>
+                      </a:extLst>
+                    </pic:cNvPr>
+                    <pic:cNvPicPr>
+                      <a:picLocks noChangeAspect="1"/>
+                    </pic:cNvPicPr>
+                  </pic:nvPicPr>
+                  <pic:blipFill>
+                    <a:blip r:embed="rId14">
+                      <a:extLst>
+                        <a:ext uri="{28A0092B-C50C-407E-A947-70E740481C1C}">
+                          <a14:useLocalDpi xmlns:a14="http://schemas.microsoft.com/office/drawing/2010/main" val="0"/>
+                        </a:ext>
+                      </a:extLst>
+                    </a:blip>
+                    <a:stretch>
+                      <a:fillRect/>
+                    </a:stretch>
+                  </pic:blipFill>
+                  <pic:spPr>
+                    <a:xfrm>
+                      <a:off x="0" y="0"/>
+                      <a:ext cx="2386850" cy="1712433"/>
+                    </a:xfrm>
+                    <a:prstGeom prst="rect">
+                      <a:avLst/>
+                    </a:prstGeom>
+                  </pic:spPr>
+                </pic:pic>
+              </a:graphicData>
+            </a:graphic>
+            <wp14:sizeRelH relativeFrom="page">
+              <wp14:pctWidth>0</wp14:pctWidth>
+            </wp14:sizeRelH>
+            <wp14:sizeRelV relativeFrom="page">
+              <wp14:pctHeight>0</wp14:pctHeight>
+            </wp14:sizeRelV>
+          </wp:anchor>
+        </w:drawing>
+      </w:r>
+      <w:r>
+        <w:rPr>
+          <w:noProof/>
+        </w:rPr>
+        <w:t xml:space="preserve"> </w:t>
+      </w:r>
+      <w:r>
+        <w:rPr>
+          <w:noProof/>
+          <w:lang w:val="en-IE"/>
+        </w:rPr>
+        <w:t>PH sensor that measures analog voltage signal.</w:t>
+      </w:r>
+    </w:p>
+    <w:p>
+      <w:pPr>
+        <w:numPr>
+          <w:ilvl w:val="0"/>
+          <w:numId w:val="7"/>
+        </w:numPr>
+        <w:tabs>
+          <w:tab w:val="num" w:pos="720"/>
+        </w:tabs>
+        <w:spacing w:line="259" w:lineRule="auto"/>
+        <w:rPr>
+          <w:noProof/>
+          <w:lang w:val="en-IE"/>
+        </w:rPr>
+      </w:pPr>
+      <w:r>
+        <w:rPr>
+          <w:noProof/>
+        </w:rPr>
+        <w:t>Measures water temperature also.</w:t>
+      </w:r>
+    </w:p>
+    <w:p>
+      <w:pPr>
+        <w:spacing w:line="259" w:lineRule="auto"/>
+        <w:rPr>
+          <w:lang w:val="en-IE"/>
+        </w:rPr>
+      </w:pPr>
+    </w:p>
+    <w:p>
+      <w:pPr>
+        <w:spacing w:line="259" w:lineRule="auto"/>
+        <w:rPr>
+          <w:lang w:val="en-IE"/>
+        </w:rPr>
+      </w:pPr>
+    </w:p>
+    <w:p>
+      <w:pPr>
+        <w:spacing w:line="259" w:lineRule="auto"/>
+        <w:jc w:val="center"/>
+        <w:rPr>
+          <w:lang w:val="en-IE"/>
+        </w:rPr>
+      </w:pPr>
+      <w:r>
+        <w:rPr>
+          <w:noProof/>
+        </w:rPr>
+        <w:drawing>
+          <wp:inline distT="0" distB="0" distL="0" distR="0" wp14:anchorId="4E716095" wp14:editId="55815846">
+            <wp:extent cx="1608083" cy="1610116"/>
+            <wp:effectExtent l="0" t="0" r="0" b="9525"/>
+            <wp:docPr id="10" name="Picture 6">
+              <a:extLst xmlns:a="http://schemas.openxmlformats.org/drawingml/2006/main">
+                <a:ext uri="{FF2B5EF4-FFF2-40B4-BE49-F238E27FC236}">
+                  <a16:creationId xmlns:a16="http://schemas.microsoft.com/office/drawing/2014/main" id="{2C6F3FE9-CE8C-42DA-ADD8-287F1FC02FA3}"/>
+                </a:ext>
+              </a:extLst>
+            </wp:docPr>
+            <wp:cNvGraphicFramePr>
+              <a:graphicFrameLocks xmlns:a="http://schemas.openxmlformats.org/drawingml/2006/main" noChangeAspect="1"/>
+            </wp:cNvGraphicFramePr>
+            <a:graphic xmlns:a="http://schemas.openxmlformats.org/drawingml/2006/main">
+              <a:graphicData uri="http://schemas.openxmlformats.org/drawingml/2006/picture">
+                <pic:pic xmlns:pic="http://schemas.openxmlformats.org/drawingml/2006/picture">
+                  <pic:nvPicPr>
+                    <pic:cNvPr id="7" name="Picture 6">
+                      <a:extLst>
+                        <a:ext uri="{FF2B5EF4-FFF2-40B4-BE49-F238E27FC236}">
+                          <a16:creationId xmlns:a16="http://schemas.microsoft.com/office/drawing/2014/main" id="{2C6F3FE9-CE8C-42DA-ADD8-287F1FC02FA3}"/>
+                        </a:ext>
+                      </a:extLst>
+                    </pic:cNvPr>
+                    <pic:cNvPicPr>
+                      <a:picLocks noChangeAspect="1"/>
+                    </pic:cNvPicPr>
+                  </pic:nvPicPr>
+                  <pic:blipFill>
+                    <a:blip r:embed="rId15" cstate="print">
+                      <a:extLst>
+                        <a:ext uri="{28A0092B-C50C-407E-A947-70E740481C1C}">
+                          <a14:useLocalDpi xmlns:a14="http://schemas.microsoft.com/office/drawing/2010/main" val="0"/>
+                        </a:ext>
+                      </a:extLst>
+                    </a:blip>
+                    <a:stretch>
+                      <a:fillRect/>
+                    </a:stretch>
+                  </pic:blipFill>
+                  <pic:spPr>
+                    <a:xfrm>
+                      <a:off x="0" y="0"/>
+                      <a:ext cx="1612365" cy="1614403"/>
+                    </a:xfrm>
+                    <a:prstGeom prst="rect">
+                      <a:avLst/>
+                    </a:prstGeom>
+                  </pic:spPr>
+                </pic:pic>
+              </a:graphicData>
+            </a:graphic>
+          </wp:inline>
+        </w:drawing>
+      </w:r>
+    </w:p>
+    <w:p>
+      <w:pPr>
+        <w:spacing w:line="259" w:lineRule="auto"/>
+        <w:rPr>
+          <w:lang w:val="en-IE"/>
+        </w:rPr>
+      </w:pPr>
+    </w:p>
+    <w:tbl>
+      <w:tblPr>
+        <w:tblW w:w="10340" w:type="dxa"/>
+        <w:tblCellMar>
+          <w:left w:w="0" w:type="dxa"/>
+          <w:right w:w="0" w:type="dxa"/>
+        </w:tblCellMar>
+        <w:tblLook w:val="0400" w:firstRow="0" w:lastRow="0" w:firstColumn="0" w:lastColumn="0" w:noHBand="0" w:noVBand="1"/>
+      </w:tblPr>
+      <w:tblGrid>
+        <w:gridCol w:w="5260"/>
+        <w:gridCol w:w="5080"/>
+      </w:tblGrid>
+      <w:tr>
+        <w:trPr>
+          <w:trHeight w:val="584"/>
+        </w:trPr>
+        <w:tc>
+          <w:tcPr>
+            <w:tcW w:w="5260" w:type="dxa"/>
+            <w:tcBorders>
+              <w:top w:val="single" w:sz="8" w:space="0" w:color="FFFFFF"/>
+              <w:left w:val="single" w:sz="8" w:space="0" w:color="FFFFFF"/>
+              <w:bottom w:val="single" w:sz="8" w:space="0" w:color="FFFFFF"/>
+              <w:right w:val="single" w:sz="8" w:space="0" w:color="FFFFFF"/>
+            </w:tcBorders>
+            <w:shd w:val="clear" w:color="auto" w:fill="DEE1E6"/>
+            <w:tcMar>
+              <w:top w:w="72" w:type="dxa"/>
+              <w:left w:w="144" w:type="dxa"/>
+              <w:bottom w:w="72" w:type="dxa"/>
+              <w:right w:w="144" w:type="dxa"/>
+            </w:tcMar>
+            <w:hideMark/>
+          </w:tcPr>
+          <w:p>
+            <w:pPr>
+              <w:spacing w:after="0" w:line="240" w:lineRule="auto"/>
+              <w:jc w:val="center"/>
+              <w:rPr>
+                <w:rFonts w:ascii="Arial" w:eastAsia="Times New Roman" w:hAnsi="Arial" w:cs="Arial"/>
+                <w:sz w:val="36"/>
+                <w:szCs w:val="36"/>
+                <w:lang w:val="en-IE" w:eastAsia="en-IE"/>
+              </w:rPr>
+            </w:pPr>
+            <w:r>
+              <w:rPr>
+                <w:rFonts w:ascii="Franklin Gothic Book" w:eastAsia="Times New Roman" w:hAnsi="Franklin Gothic Book" w:cs="Arial"/>
+                <w:color w:val="000000" w:themeColor="dark1"/>
+                <w:kern w:val="24"/>
+                <w:sz w:val="36"/>
+                <w:szCs w:val="36"/>
+                <w:lang w:eastAsia="en-IE"/>
+              </w:rPr>
+              <w:t>Operating Voltage</w:t>
+            </w:r>
+          </w:p>
+        </w:tc>
+        <w:tc>
+          <w:tcPr>
+            <w:tcW w:w="5080" w:type="dxa"/>
+            <w:tcBorders>
+              <w:top w:val="single" w:sz="8" w:space="0" w:color="FFFFFF"/>
+              <w:left w:val="single" w:sz="8" w:space="0" w:color="FFFFFF"/>
+              <w:bottom w:val="single" w:sz="8" w:space="0" w:color="FFFFFF"/>
+              <w:right w:val="single" w:sz="8" w:space="0" w:color="FFFFFF"/>
+            </w:tcBorders>
+            <w:shd w:val="clear" w:color="auto" w:fill="DEE1E6"/>
+            <w:tcMar>
+              <w:top w:w="72" w:type="dxa"/>
+              <w:left w:w="144" w:type="dxa"/>
+              <w:bottom w:w="72" w:type="dxa"/>
+              <w:right w:w="144" w:type="dxa"/>
+            </w:tcMar>
+            <w:hideMark/>
+          </w:tcPr>
+          <w:p>
+            <w:pPr>
+              <w:spacing w:after="0" w:line="240" w:lineRule="auto"/>
+              <w:jc w:val="center"/>
+              <w:rPr>
+                <w:rFonts w:ascii="Arial" w:eastAsia="Times New Roman" w:hAnsi="Arial" w:cs="Arial"/>
+                <w:sz w:val="36"/>
+                <w:szCs w:val="36"/>
+                <w:lang w:val="en-IE" w:eastAsia="en-IE"/>
+              </w:rPr>
+            </w:pPr>
+            <w:r>
+              <w:rPr>
+                <w:rFonts w:ascii="Franklin Gothic Book" w:eastAsia="Times New Roman" w:hAnsi="Franklin Gothic Book" w:cs="Arial"/>
+                <w:color w:val="000000" w:themeColor="dark1"/>
+                <w:kern w:val="24"/>
+                <w:sz w:val="36"/>
+                <w:szCs w:val="36"/>
+                <w:lang w:eastAsia="en-IE"/>
+              </w:rPr>
+              <w:t>5V</w:t>
+            </w:r>
+          </w:p>
+        </w:tc>
+      </w:tr>
+      <w:tr>
+        <w:trPr>
+          <w:trHeight w:val="584"/>
+        </w:trPr>
+        <w:tc>
+          <w:tcPr>
+            <w:tcW w:w="5260" w:type="dxa"/>
+            <w:tcBorders>
+              <w:top w:val="single" w:sz="8" w:space="0" w:color="FFFFFF"/>
+              <w:left w:val="single" w:sz="8" w:space="0" w:color="FFFFFF"/>
+              <w:bottom w:val="single" w:sz="8" w:space="0" w:color="FFFFFF"/>
+              <w:right w:val="single" w:sz="8" w:space="0" w:color="FFFFFF"/>
+            </w:tcBorders>
+            <w:shd w:val="clear" w:color="auto" w:fill="EFF1F3"/>
+            <w:tcMar>
+              <w:top w:w="72" w:type="dxa"/>
+              <w:left w:w="144" w:type="dxa"/>
+              <w:bottom w:w="72" w:type="dxa"/>
+              <w:right w:w="144" w:type="dxa"/>
+            </w:tcMar>
+            <w:hideMark/>
+          </w:tcPr>
+          <w:p>
+            <w:pPr>
+              <w:spacing w:after="0" w:line="240" w:lineRule="auto"/>
+              <w:jc w:val="center"/>
+              <w:rPr>
+                <w:rFonts w:ascii="Arial" w:eastAsia="Times New Roman" w:hAnsi="Arial" w:cs="Arial"/>
+                <w:sz w:val="36"/>
+                <w:szCs w:val="36"/>
+                <w:lang w:val="en-IE" w:eastAsia="en-IE"/>
+              </w:rPr>
+            </w:pPr>
+            <w:r>
+              <w:rPr>
+                <w:rFonts w:ascii="Franklin Gothic Book" w:eastAsia="Times New Roman" w:hAnsi="Franklin Gothic Book" w:cs="Arial"/>
+                <w:color w:val="000000" w:themeColor="dark1"/>
+                <w:kern w:val="24"/>
+                <w:sz w:val="36"/>
+                <w:szCs w:val="36"/>
+                <w:lang w:eastAsia="en-IE"/>
+              </w:rPr>
+              <w:t>Max Current</w:t>
+            </w:r>
+          </w:p>
+        </w:tc>
+        <w:tc>
+          <w:tcPr>
+            <w:tcW w:w="5080" w:type="dxa"/>
+            <w:tcBorders>
+              <w:top w:val="single" w:sz="8" w:space="0" w:color="FFFFFF"/>
+              <w:left w:val="single" w:sz="8" w:space="0" w:color="FFFFFF"/>
+              <w:bottom w:val="single" w:sz="8" w:space="0" w:color="FFFFFF"/>
+              <w:right w:val="single" w:sz="8" w:space="0" w:color="FFFFFF"/>
+            </w:tcBorders>
+            <w:shd w:val="clear" w:color="auto" w:fill="EFF1F3"/>
+            <w:tcMar>
+              <w:top w:w="72" w:type="dxa"/>
+              <w:left w:w="144" w:type="dxa"/>
+              <w:bottom w:w="72" w:type="dxa"/>
+              <w:right w:w="144" w:type="dxa"/>
+            </w:tcMar>
+            <w:hideMark/>
+          </w:tcPr>
+          <w:p>
+            <w:pPr>
+              <w:spacing w:after="0" w:line="240" w:lineRule="auto"/>
+              <w:jc w:val="center"/>
+              <w:rPr>
+                <w:rFonts w:ascii="Arial" w:eastAsia="Times New Roman" w:hAnsi="Arial" w:cs="Arial"/>
+                <w:sz w:val="36"/>
+                <w:szCs w:val="36"/>
+                <w:lang w:val="en-IE" w:eastAsia="en-IE"/>
+              </w:rPr>
+            </w:pPr>
+            <w:r>
+              <w:rPr>
+                <w:rFonts w:ascii="Franklin Gothic Book" w:eastAsia="Times New Roman" w:hAnsi="Franklin Gothic Book" w:cs="Arial"/>
+                <w:color w:val="000000" w:themeColor="dark1"/>
+                <w:kern w:val="24"/>
+                <w:sz w:val="36"/>
+                <w:szCs w:val="36"/>
+                <w:lang w:eastAsia="en-IE"/>
+              </w:rPr>
+              <w:t>5-10mA</w:t>
+            </w:r>
+          </w:p>
+        </w:tc>
+      </w:tr>
+      <w:tr>
+        <w:trPr>
+          <w:trHeight w:val="533"/>
+        </w:trPr>
+        <w:tc>
+          <w:tcPr>
+            <w:tcW w:w="5260" w:type="dxa"/>
+            <w:tcBorders>
+              <w:top w:val="single" w:sz="8" w:space="0" w:color="FFFFFF"/>
+              <w:left w:val="single" w:sz="8" w:space="0" w:color="FFFFFF"/>
+              <w:bottom w:val="single" w:sz="8" w:space="0" w:color="FFFFFF"/>
+              <w:right w:val="single" w:sz="8" w:space="0" w:color="FFFFFF"/>
+            </w:tcBorders>
+            <w:shd w:val="clear" w:color="auto" w:fill="DEE1E6"/>
+            <w:tcMar>
+              <w:top w:w="72" w:type="dxa"/>
+              <w:left w:w="144" w:type="dxa"/>
+              <w:bottom w:w="72" w:type="dxa"/>
+              <w:right w:w="144" w:type="dxa"/>
+            </w:tcMar>
+            <w:hideMark/>
+          </w:tcPr>
+          <w:p>
+            <w:pPr>
+              <w:spacing w:after="0" w:line="240" w:lineRule="auto"/>
+              <w:jc w:val="center"/>
+              <w:rPr>
+                <w:rFonts w:ascii="Arial" w:eastAsia="Times New Roman" w:hAnsi="Arial" w:cs="Arial"/>
+                <w:sz w:val="36"/>
+                <w:szCs w:val="36"/>
+                <w:lang w:val="en-IE" w:eastAsia="en-IE"/>
+              </w:rPr>
+            </w:pPr>
+            <w:r>
+              <w:rPr>
+                <w:rFonts w:ascii="Franklin Gothic Book" w:eastAsia="Times New Roman" w:hAnsi="Franklin Gothic Book" w:cs="Arial"/>
+                <w:color w:val="000000" w:themeColor="dark1"/>
+                <w:kern w:val="24"/>
+                <w:sz w:val="36"/>
+                <w:szCs w:val="36"/>
+                <w:lang w:eastAsia="en-IE"/>
+              </w:rPr>
+              <w:t>Power Consumption</w:t>
+            </w:r>
+          </w:p>
+        </w:tc>
+        <w:tc>
+          <w:tcPr>
+            <w:tcW w:w="5080" w:type="dxa"/>
+            <w:tcBorders>
+              <w:top w:val="single" w:sz="8" w:space="0" w:color="FFFFFF"/>
+              <w:left w:val="single" w:sz="8" w:space="0" w:color="FFFFFF"/>
+              <w:bottom w:val="single" w:sz="8" w:space="0" w:color="FFFFFF"/>
+              <w:right w:val="single" w:sz="8" w:space="0" w:color="FFFFFF"/>
+            </w:tcBorders>
+            <w:shd w:val="clear" w:color="auto" w:fill="DEE1E6"/>
+            <w:tcMar>
+              <w:top w:w="72" w:type="dxa"/>
+              <w:left w:w="144" w:type="dxa"/>
+              <w:bottom w:w="72" w:type="dxa"/>
+              <w:right w:w="144" w:type="dxa"/>
+            </w:tcMar>
+            <w:hideMark/>
+          </w:tcPr>
+          <w:p>
+            <w:pPr>
+              <w:spacing w:after="0" w:line="240" w:lineRule="auto"/>
+              <w:jc w:val="center"/>
+              <w:rPr>
+                <w:rFonts w:ascii="Arial" w:eastAsia="Times New Roman" w:hAnsi="Arial" w:cs="Arial"/>
+                <w:sz w:val="36"/>
+                <w:szCs w:val="36"/>
+                <w:lang w:val="en-IE" w:eastAsia="en-IE"/>
+              </w:rPr>
+            </w:pPr>
+            <w:r>
+              <w:rPr>
+                <w:rFonts w:ascii="Franklin Gothic Book" w:eastAsia="Times New Roman" w:hAnsi="Franklin Gothic Book" w:cs="Arial"/>
+                <w:color w:val="000000" w:themeColor="dark1"/>
+                <w:kern w:val="24"/>
+                <w:sz w:val="36"/>
+                <w:szCs w:val="36"/>
+                <w:lang w:eastAsia="en-IE"/>
+              </w:rPr>
+              <w:t>0.5W</w:t>
+            </w:r>
+          </w:p>
+        </w:tc>
+      </w:tr>
+      <w:tr>
+        <w:trPr>
+          <w:trHeight w:val="584"/>
+        </w:trPr>
+        <w:tc>
+          <w:tcPr>
+            <w:tcW w:w="5260" w:type="dxa"/>
+            <w:tcBorders>
+              <w:top w:val="single" w:sz="8" w:space="0" w:color="FFFFFF"/>
+              <w:left w:val="single" w:sz="8" w:space="0" w:color="FFFFFF"/>
+              <w:bottom w:val="single" w:sz="8" w:space="0" w:color="FFFFFF"/>
+              <w:right w:val="single" w:sz="8" w:space="0" w:color="FFFFFF"/>
+            </w:tcBorders>
+            <w:shd w:val="clear" w:color="auto" w:fill="EFF1F3"/>
+            <w:tcMar>
+              <w:top w:w="72" w:type="dxa"/>
+              <w:left w:w="144" w:type="dxa"/>
+              <w:bottom w:w="72" w:type="dxa"/>
+              <w:right w:w="144" w:type="dxa"/>
+            </w:tcMar>
+            <w:hideMark/>
+          </w:tcPr>
+          <w:p>
+            <w:pPr>
+              <w:spacing w:after="0" w:line="240" w:lineRule="auto"/>
+              <w:jc w:val="center"/>
+              <w:rPr>
+                <w:rFonts w:ascii="Arial" w:eastAsia="Times New Roman" w:hAnsi="Arial" w:cs="Arial"/>
+                <w:sz w:val="36"/>
+                <w:szCs w:val="36"/>
+                <w:lang w:val="en-IE" w:eastAsia="en-IE"/>
+              </w:rPr>
+            </w:pPr>
+            <w:r>
+              <w:rPr>
+                <w:rFonts w:ascii="Franklin Gothic Book" w:eastAsia="Times New Roman" w:hAnsi="Franklin Gothic Book" w:cs="Arial"/>
+                <w:color w:val="000000" w:themeColor="dark1"/>
+                <w:kern w:val="24"/>
+                <w:sz w:val="36"/>
+                <w:szCs w:val="36"/>
+                <w:lang w:eastAsia="en-IE"/>
+              </w:rPr>
+              <w:t>Detectable Range</w:t>
+            </w:r>
+          </w:p>
+        </w:tc>
+        <w:tc>
+          <w:tcPr>
+            <w:tcW w:w="5080" w:type="dxa"/>
+            <w:tcBorders>
+              <w:top w:val="single" w:sz="8" w:space="0" w:color="FFFFFF"/>
+              <w:left w:val="single" w:sz="8" w:space="0" w:color="FFFFFF"/>
+              <w:bottom w:val="single" w:sz="8" w:space="0" w:color="FFFFFF"/>
+              <w:right w:val="single" w:sz="8" w:space="0" w:color="FFFFFF"/>
+            </w:tcBorders>
+            <w:shd w:val="clear" w:color="auto" w:fill="EFF1F3"/>
+            <w:tcMar>
+              <w:top w:w="72" w:type="dxa"/>
+              <w:left w:w="144" w:type="dxa"/>
+              <w:bottom w:w="72" w:type="dxa"/>
+              <w:right w:w="144" w:type="dxa"/>
+            </w:tcMar>
+            <w:hideMark/>
+          </w:tcPr>
+          <w:p>
+            <w:pPr>
+              <w:spacing w:after="0" w:line="240" w:lineRule="auto"/>
+              <w:jc w:val="center"/>
+              <w:rPr>
+                <w:rFonts w:ascii="Arial" w:eastAsia="Times New Roman" w:hAnsi="Arial" w:cs="Arial"/>
+                <w:sz w:val="36"/>
+                <w:szCs w:val="36"/>
+                <w:lang w:val="en-IE" w:eastAsia="en-IE"/>
+              </w:rPr>
+            </w:pPr>
+            <w:r>
+              <w:rPr>
+                <w:rFonts w:ascii="Franklin Gothic Book" w:eastAsia="Times New Roman" w:hAnsi="Franklin Gothic Book" w:cs="Arial"/>
+                <w:color w:val="000000" w:themeColor="dark1"/>
+                <w:kern w:val="24"/>
+                <w:sz w:val="36"/>
+                <w:szCs w:val="36"/>
+                <w:lang w:eastAsia="en-IE"/>
+              </w:rPr>
+              <w:t>PH 0-14</w:t>
+            </w:r>
+          </w:p>
+        </w:tc>
+      </w:tr>
+      <w:tr>
+        <w:trPr>
+          <w:trHeight w:val="584"/>
+        </w:trPr>
+        <w:tc>
+          <w:tcPr>
+            <w:tcW w:w="5260" w:type="dxa"/>
+            <w:tcBorders>
+              <w:top w:val="single" w:sz="8" w:space="0" w:color="FFFFFF"/>
+              <w:left w:val="single" w:sz="8" w:space="0" w:color="FFFFFF"/>
+              <w:bottom w:val="single" w:sz="8" w:space="0" w:color="FFFFFF"/>
+              <w:right w:val="single" w:sz="8" w:space="0" w:color="FFFFFF"/>
+            </w:tcBorders>
+            <w:shd w:val="clear" w:color="auto" w:fill="DEE1E6"/>
+            <w:tcMar>
+              <w:top w:w="72" w:type="dxa"/>
+              <w:left w:w="144" w:type="dxa"/>
+              <w:bottom w:w="72" w:type="dxa"/>
+              <w:right w:w="144" w:type="dxa"/>
+            </w:tcMar>
+            <w:hideMark/>
+          </w:tcPr>
+          <w:p>
+            <w:pPr>
+              <w:spacing w:after="0" w:line="240" w:lineRule="auto"/>
+              <w:jc w:val="center"/>
+              <w:rPr>
+                <w:rFonts w:ascii="Arial" w:eastAsia="Times New Roman" w:hAnsi="Arial" w:cs="Arial"/>
+                <w:sz w:val="36"/>
+                <w:szCs w:val="36"/>
+                <w:lang w:val="en-IE" w:eastAsia="en-IE"/>
+              </w:rPr>
+            </w:pPr>
+            <w:r>
+              <w:rPr>
+                <w:rFonts w:ascii="Franklin Gothic Book" w:eastAsia="Times New Roman" w:hAnsi="Franklin Gothic Book" w:cs="Arial"/>
+                <w:color w:val="000000" w:themeColor="dark1"/>
+                <w:kern w:val="24"/>
+                <w:sz w:val="36"/>
+                <w:szCs w:val="36"/>
+                <w:lang w:eastAsia="en-IE"/>
+              </w:rPr>
+              <w:t>Detectable Temperature</w:t>
+            </w:r>
+          </w:p>
+        </w:tc>
+        <w:tc>
+          <w:tcPr>
+            <w:tcW w:w="5080" w:type="dxa"/>
+            <w:tcBorders>
+              <w:top w:val="single" w:sz="8" w:space="0" w:color="FFFFFF"/>
+              <w:left w:val="single" w:sz="8" w:space="0" w:color="FFFFFF"/>
+              <w:bottom w:val="single" w:sz="8" w:space="0" w:color="FFFFFF"/>
+              <w:right w:val="single" w:sz="8" w:space="0" w:color="FFFFFF"/>
+            </w:tcBorders>
+            <w:shd w:val="clear" w:color="auto" w:fill="DEE1E6"/>
+            <w:tcMar>
+              <w:top w:w="72" w:type="dxa"/>
+              <w:left w:w="144" w:type="dxa"/>
+              <w:bottom w:w="72" w:type="dxa"/>
+              <w:right w:w="144" w:type="dxa"/>
+            </w:tcMar>
+            <w:hideMark/>
+          </w:tcPr>
+          <w:p>
+            <w:pPr>
+              <w:spacing w:after="0" w:line="240" w:lineRule="auto"/>
+              <w:jc w:val="center"/>
+              <w:rPr>
+                <w:rFonts w:ascii="Arial" w:eastAsia="Times New Roman" w:hAnsi="Arial" w:cs="Arial"/>
+                <w:sz w:val="36"/>
+                <w:szCs w:val="36"/>
+                <w:lang w:val="en-IE" w:eastAsia="en-IE"/>
+              </w:rPr>
+            </w:pPr>
+            <w:r>
+              <w:rPr>
+                <w:rFonts w:ascii="Franklin Gothic Book" w:eastAsia="Times New Roman" w:hAnsi="Franklin Gothic Book" w:cs="Arial"/>
+                <w:color w:val="000000" w:themeColor="dark1"/>
+                <w:kern w:val="24"/>
+                <w:sz w:val="36"/>
+                <w:szCs w:val="36"/>
+                <w:lang w:val="en-IE" w:eastAsia="en-IE"/>
+              </w:rPr>
+              <w:t>0-80°C</w:t>
+            </w:r>
+          </w:p>
+        </w:tc>
+      </w:tr>
+    </w:tbl>
+    <w:p>
+      <w:pPr>
+        <w:spacing w:line="259" w:lineRule="auto"/>
+        <w:rPr>
+          <w:lang w:val="en-IE"/>
+        </w:rPr>
+      </w:pPr>
+    </w:p>
+    <w:p>
+      <w:pPr>
+        <w:spacing w:line="259" w:lineRule="auto"/>
+        <w:rPr>
+          <w:lang w:val="en-IE"/>
+        </w:rPr>
+      </w:pPr>
+    </w:p>
+    <w:p>
+      <w:pPr>
+        <w:spacing w:line="259" w:lineRule="auto"/>
+        <w:rPr>
+          <w:lang w:val="en-IE"/>
+        </w:rPr>
+      </w:pPr>
+    </w:p>
+    <w:p>
+      <w:pPr>
+        <w:spacing w:line="259" w:lineRule="auto"/>
+        <w:rPr>
+          <w:sz w:val="44"/>
+          <w:szCs w:val="44"/>
+          <w:lang w:val="en-IE"/>
+        </w:rPr>
+      </w:pPr>
+      <w:r>
+        <w:rPr>
+          <w:i/>
+          <w:iCs/>
+          <w:sz w:val="44"/>
+          <w:szCs w:val="44"/>
+        </w:rPr>
+        <w:lastRenderedPageBreak/>
+        <w:t>ESP32 CAM:</w:t>
+      </w:r>
+    </w:p>
+    <w:p>
+      <w:pPr>
+        <w:spacing w:line="259" w:lineRule="auto"/>
+        <w:rPr>
+          <w:lang w:val="en-IE"/>
+        </w:rPr>
+      </w:pPr>
+    </w:p>
+    <w:p>
+      <w:pPr>
+        <w:spacing w:line="259" w:lineRule="auto"/>
+        <w:rPr>
+          <w:lang w:val="en-IE"/>
+        </w:rPr>
+      </w:pPr>
+    </w:p>
+    <w:p>
+      <w:pPr>
+        <w:numPr>
+          <w:ilvl w:val="0"/>
+          <w:numId w:val="8"/>
+        </w:numPr>
+        <w:spacing w:line="259" w:lineRule="auto"/>
+      </w:pPr>
+      <w:r>
+        <w:rPr>
+          <w:noProof/>
+        </w:rPr>
+        <w:drawing>
+          <wp:anchor distT="0" distB="0" distL="114300" distR="114300" simplePos="0" relativeHeight="251687936" behindDoc="0" locked="0" layoutInCell="1" allowOverlap="1" wp14:anchorId="5596CA89" wp14:editId="3172762F">
+            <wp:simplePos x="0" y="0"/>
+            <wp:positionH relativeFrom="column">
+              <wp:posOffset>457200</wp:posOffset>
+            </wp:positionH>
+            <wp:positionV relativeFrom="paragraph">
+              <wp:posOffset>-2365</wp:posOffset>
+            </wp:positionV>
+            <wp:extent cx="2562898" cy="2109118"/>
+            <wp:effectExtent l="0" t="0" r="8890" b="5715"/>
+            <wp:wrapSquare wrapText="bothSides"/>
+            <wp:docPr id="12" name="Picture 6">
+              <a:extLst xmlns:a="http://schemas.openxmlformats.org/drawingml/2006/main">
+                <a:ext uri="{FF2B5EF4-FFF2-40B4-BE49-F238E27FC236}">
+                  <a16:creationId xmlns:a16="http://schemas.microsoft.com/office/drawing/2014/main" id="{62EFE864-6D3C-4BE3-AD42-D12597D1739A}"/>
+                </a:ext>
+              </a:extLst>
+            </wp:docPr>
+            <wp:cNvGraphicFramePr>
+              <a:graphicFrameLocks xmlns:a="http://schemas.openxmlformats.org/drawingml/2006/main" noChangeAspect="1"/>
+            </wp:cNvGraphicFramePr>
+            <a:graphic xmlns:a="http://schemas.openxmlformats.org/drawingml/2006/main">
+              <a:graphicData uri="http://schemas.openxmlformats.org/drawingml/2006/picture">
+                <pic:pic xmlns:pic="http://schemas.openxmlformats.org/drawingml/2006/picture">
+                  <pic:nvPicPr>
+                    <pic:cNvPr id="7" name="Picture 6">
+                      <a:extLst>
+                        <a:ext uri="{FF2B5EF4-FFF2-40B4-BE49-F238E27FC236}">
+                          <a16:creationId xmlns:a16="http://schemas.microsoft.com/office/drawing/2014/main" id="{62EFE864-6D3C-4BE3-AD42-D12597D1739A}"/>
+                        </a:ext>
+                      </a:extLst>
+                    </pic:cNvPr>
+                    <pic:cNvPicPr>
+                      <a:picLocks noChangeAspect="1"/>
+                    </pic:cNvPicPr>
+                  </pic:nvPicPr>
+                  <pic:blipFill>
+                    <a:blip r:embed="rId16">
+                      <a:extLst>
+                        <a:ext uri="{28A0092B-C50C-407E-A947-70E740481C1C}">
+                          <a14:useLocalDpi xmlns:a14="http://schemas.microsoft.com/office/drawing/2010/main" val="0"/>
+                        </a:ext>
+                      </a:extLst>
+                    </a:blip>
+                    <a:stretch>
+                      <a:fillRect/>
+                    </a:stretch>
+                  </pic:blipFill>
+                  <pic:spPr>
+                    <a:xfrm>
+                      <a:off x="0" y="0"/>
+                      <a:ext cx="2562898" cy="2109118"/>
+                    </a:xfrm>
+                    <a:prstGeom prst="rect">
+                      <a:avLst/>
+                    </a:prstGeom>
+                  </pic:spPr>
+                </pic:pic>
+              </a:graphicData>
+            </a:graphic>
+            <wp14:sizeRelH relativeFrom="page">
+              <wp14:pctWidth>0</wp14:pctWidth>
+            </wp14:sizeRelH>
+            <wp14:sizeRelV relativeFrom="page">
+              <wp14:pctHeight>0</wp14:pctHeight>
+            </wp14:sizeRelV>
+          </wp:anchor>
+        </w:drawing>
+      </w:r>
+      <w:r>
+        <w:rPr>
+          <w:rFonts w:eastAsiaTheme="minorEastAsia" w:hAnsi="Franklin Gothic Book"/>
+          <w:color w:val="000000" w:themeColor="text1"/>
+          <w:kern w:val="24"/>
+          <w:sz w:val="36"/>
+          <w:szCs w:val="36"/>
+          <w:lang w:eastAsia="en-IE"/>
+        </w:rPr>
+        <w:t xml:space="preserve"> </w:t>
+      </w:r>
+      <w:r>
+        <w:t>Take pictures daily to monitor and record progress.</w:t>
+      </w:r>
+    </w:p>
+    <w:p>
+      <w:pPr>
+        <w:numPr>
+          <w:ilvl w:val="0"/>
+          <w:numId w:val="8"/>
+        </w:numPr>
+        <w:spacing w:line="259" w:lineRule="auto"/>
+        <w:rPr>
+          <w:lang w:val="en-IE"/>
+        </w:rPr>
+      </w:pPr>
+      <w:r>
+        <w:t>Use images to show timelapse on website.</w:t>
+      </w:r>
+    </w:p>
+    <w:p>
+      <w:pPr>
+        <w:spacing w:line="259" w:lineRule="auto"/>
+        <w:rPr>
+          <w:lang w:val="en-IE"/>
+        </w:rPr>
+      </w:pPr>
+    </w:p>
+    <w:p>
+      <w:pPr>
+        <w:spacing w:line="259" w:lineRule="auto"/>
+        <w:rPr>
+          <w:lang w:val="en-IE"/>
+        </w:rPr>
+      </w:pPr>
+    </w:p>
+    <w:p>
+      <w:pPr>
+        <w:spacing w:line="259" w:lineRule="auto"/>
+        <w:rPr>
+          <w:lang w:val="en-IE"/>
+        </w:rPr>
+      </w:pPr>
+    </w:p>
+    <w:p>
+      <w:pPr>
+        <w:spacing w:line="259" w:lineRule="auto"/>
+        <w:rPr>
+          <w:lang w:val="en-IE"/>
+        </w:rPr>
+      </w:pPr>
+    </w:p>
+    <w:p>
+      <w:pPr>
+        <w:spacing w:line="259" w:lineRule="auto"/>
+        <w:rPr>
+          <w:lang w:val="en-IE"/>
+        </w:rPr>
+      </w:pPr>
+    </w:p>
+    <w:p>
+      <w:pPr>
+        <w:spacing w:line="259" w:lineRule="auto"/>
+        <w:rPr>
+          <w:lang w:val="en-IE"/>
+        </w:rPr>
+      </w:pPr>
+    </w:p>
+    <w:p>
+      <w:pPr>
+        <w:spacing w:line="259" w:lineRule="auto"/>
+        <w:rPr>
+          <w:lang w:val="en-IE"/>
+        </w:rPr>
+      </w:pPr>
+    </w:p>
+    <w:tbl>
+      <w:tblPr>
+        <w:tblW w:w="10340" w:type="dxa"/>
+        <w:tblCellMar>
+          <w:left w:w="0" w:type="dxa"/>
+          <w:right w:w="0" w:type="dxa"/>
+        </w:tblCellMar>
+        <w:tblLook w:val="0400" w:firstRow="0" w:lastRow="0" w:firstColumn="0" w:lastColumn="0" w:noHBand="0" w:noVBand="1"/>
+      </w:tblPr>
+      <w:tblGrid>
+        <w:gridCol w:w="5260"/>
+        <w:gridCol w:w="5080"/>
+      </w:tblGrid>
+      <w:tr>
+        <w:trPr>
+          <w:trHeight w:val="584"/>
+        </w:trPr>
+        <w:tc>
+          <w:tcPr>
+            <w:tcW w:w="5260" w:type="dxa"/>
+            <w:tcBorders>
+              <w:top w:val="single" w:sz="8" w:space="0" w:color="FFFFFF"/>
+              <w:left w:val="single" w:sz="8" w:space="0" w:color="FFFFFF"/>
+              <w:bottom w:val="single" w:sz="8" w:space="0" w:color="FFFFFF"/>
+              <w:right w:val="single" w:sz="8" w:space="0" w:color="FFFFFF"/>
+            </w:tcBorders>
+            <w:shd w:val="clear" w:color="auto" w:fill="DEE1E6"/>
+            <w:tcMar>
+              <w:top w:w="72" w:type="dxa"/>
+              <w:left w:w="144" w:type="dxa"/>
+              <w:bottom w:w="72" w:type="dxa"/>
+              <w:right w:w="144" w:type="dxa"/>
+            </w:tcMar>
+            <w:hideMark/>
+          </w:tcPr>
+          <w:p>
+            <w:pPr>
+              <w:spacing w:line="259" w:lineRule="auto"/>
+              <w:rPr>
+                <w:lang w:val="en-IE"/>
+              </w:rPr>
+            </w:pPr>
+            <w:r>
+              <w:t>Operating Voltage</w:t>
+            </w:r>
+          </w:p>
+        </w:tc>
+        <w:tc>
+          <w:tcPr>
+            <w:tcW w:w="5080" w:type="dxa"/>
+            <w:tcBorders>
+              <w:top w:val="single" w:sz="8" w:space="0" w:color="FFFFFF"/>
+              <w:left w:val="single" w:sz="8" w:space="0" w:color="FFFFFF"/>
+              <w:bottom w:val="single" w:sz="8" w:space="0" w:color="FFFFFF"/>
+              <w:right w:val="single" w:sz="8" w:space="0" w:color="FFFFFF"/>
+            </w:tcBorders>
+            <w:shd w:val="clear" w:color="auto" w:fill="DEE1E6"/>
+            <w:tcMar>
+              <w:top w:w="72" w:type="dxa"/>
+              <w:left w:w="144" w:type="dxa"/>
+              <w:bottom w:w="72" w:type="dxa"/>
+              <w:right w:w="144" w:type="dxa"/>
+            </w:tcMar>
+            <w:hideMark/>
+          </w:tcPr>
+          <w:p>
+            <w:pPr>
+              <w:spacing w:line="259" w:lineRule="auto"/>
+              <w:rPr>
+                <w:lang w:val="en-IE"/>
+              </w:rPr>
+            </w:pPr>
+            <w:r>
+              <w:t>5V</w:t>
+            </w:r>
+          </w:p>
+        </w:tc>
+      </w:tr>
+      <w:tr>
+        <w:trPr>
+          <w:trHeight w:val="533"/>
+        </w:trPr>
+        <w:tc>
+          <w:tcPr>
+            <w:tcW w:w="5260" w:type="dxa"/>
+            <w:tcBorders>
+              <w:top w:val="single" w:sz="8" w:space="0" w:color="FFFFFF"/>
+              <w:left w:val="single" w:sz="8" w:space="0" w:color="FFFFFF"/>
+              <w:bottom w:val="single" w:sz="8" w:space="0" w:color="FFFFFF"/>
+              <w:right w:val="single" w:sz="8" w:space="0" w:color="FFFFFF"/>
+            </w:tcBorders>
+            <w:shd w:val="clear" w:color="auto" w:fill="EFF1F3"/>
+            <w:tcMar>
+              <w:top w:w="72" w:type="dxa"/>
+              <w:left w:w="144" w:type="dxa"/>
+              <w:bottom w:w="72" w:type="dxa"/>
+              <w:right w:w="144" w:type="dxa"/>
+            </w:tcMar>
+            <w:hideMark/>
+          </w:tcPr>
+          <w:p>
+            <w:pPr>
+              <w:spacing w:line="259" w:lineRule="auto"/>
+              <w:rPr>
+                <w:lang w:val="en-IE"/>
+              </w:rPr>
+            </w:pPr>
+            <w:r>
+              <w:t>Power Consumption</w:t>
+            </w:r>
+          </w:p>
+        </w:tc>
+        <w:tc>
+          <w:tcPr>
+            <w:tcW w:w="5080" w:type="dxa"/>
+            <w:tcBorders>
+              <w:top w:val="single" w:sz="8" w:space="0" w:color="FFFFFF"/>
+              <w:left w:val="single" w:sz="8" w:space="0" w:color="FFFFFF"/>
+              <w:bottom w:val="single" w:sz="8" w:space="0" w:color="FFFFFF"/>
+              <w:right w:val="single" w:sz="8" w:space="0" w:color="FFFFFF"/>
+            </w:tcBorders>
+            <w:shd w:val="clear" w:color="auto" w:fill="EFF1F3"/>
+            <w:tcMar>
+              <w:top w:w="72" w:type="dxa"/>
+              <w:left w:w="144" w:type="dxa"/>
+              <w:bottom w:w="72" w:type="dxa"/>
+              <w:right w:w="144" w:type="dxa"/>
+            </w:tcMar>
+            <w:hideMark/>
+          </w:tcPr>
+          <w:p>
+            <w:pPr>
+              <w:spacing w:line="259" w:lineRule="auto"/>
+              <w:rPr>
+                <w:lang w:val="en-IE"/>
+              </w:rPr>
+            </w:pPr>
+            <w:r>
+              <w:t>180mA</w:t>
+            </w:r>
+          </w:p>
+        </w:tc>
+      </w:tr>
+      <w:tr>
+        <w:trPr>
+          <w:trHeight w:val="584"/>
+        </w:trPr>
+        <w:tc>
+          <w:tcPr>
+            <w:tcW w:w="5260" w:type="dxa"/>
+            <w:tcBorders>
+              <w:top w:val="single" w:sz="8" w:space="0" w:color="FFFFFF"/>
+              <w:left w:val="single" w:sz="8" w:space="0" w:color="FFFFFF"/>
+              <w:bottom w:val="single" w:sz="8" w:space="0" w:color="FFFFFF"/>
+              <w:right w:val="single" w:sz="8" w:space="0" w:color="FFFFFF"/>
+            </w:tcBorders>
+            <w:shd w:val="clear" w:color="auto" w:fill="DEE1E6"/>
+            <w:tcMar>
+              <w:top w:w="72" w:type="dxa"/>
+              <w:left w:w="144" w:type="dxa"/>
+              <w:bottom w:w="72" w:type="dxa"/>
+              <w:right w:w="144" w:type="dxa"/>
+            </w:tcMar>
+            <w:hideMark/>
+          </w:tcPr>
+          <w:p>
+            <w:pPr>
+              <w:spacing w:line="259" w:lineRule="auto"/>
+              <w:rPr>
+                <w:lang w:val="en-IE"/>
+              </w:rPr>
+            </w:pPr>
+            <w:r>
+              <w:t>Deep-Sleep Usage</w:t>
+            </w:r>
+          </w:p>
+        </w:tc>
+        <w:tc>
+          <w:tcPr>
+            <w:tcW w:w="5080" w:type="dxa"/>
+            <w:tcBorders>
+              <w:top w:val="single" w:sz="8" w:space="0" w:color="FFFFFF"/>
+              <w:left w:val="single" w:sz="8" w:space="0" w:color="FFFFFF"/>
+              <w:bottom w:val="single" w:sz="8" w:space="0" w:color="FFFFFF"/>
+              <w:right w:val="single" w:sz="8" w:space="0" w:color="FFFFFF"/>
+            </w:tcBorders>
+            <w:shd w:val="clear" w:color="auto" w:fill="DEE1E6"/>
+            <w:tcMar>
+              <w:top w:w="72" w:type="dxa"/>
+              <w:left w:w="144" w:type="dxa"/>
+              <w:bottom w:w="72" w:type="dxa"/>
+              <w:right w:w="144" w:type="dxa"/>
+            </w:tcMar>
+            <w:hideMark/>
+          </w:tcPr>
+          <w:p>
+            <w:pPr>
+              <w:spacing w:line="259" w:lineRule="auto"/>
+              <w:rPr>
+                <w:lang w:val="en-IE"/>
+              </w:rPr>
+            </w:pPr>
+            <w:r>
+              <w:t>6mA</w:t>
+            </w:r>
+          </w:p>
+        </w:tc>
+      </w:tr>
+    </w:tbl>
+    <w:p>
+      <w:pPr>
+        <w:spacing w:line="259" w:lineRule="auto"/>
+        <w:rPr>
+          <w:lang w:val="en-IE"/>
+        </w:rPr>
+      </w:pPr>
+    </w:p>
+    <w:p>
+      <w:pPr>
+        <w:spacing w:line="259" w:lineRule="auto"/>
+        <w:rPr>
+          <w:lang w:val="en-IE"/>
+        </w:rPr>
+      </w:pPr>
+    </w:p>
+    <w:p>
+      <w:pPr>
+        <w:spacing w:line="259" w:lineRule="auto"/>
+        <w:rPr>
+          <w:lang w:val="en-IE"/>
+        </w:rPr>
+      </w:pPr>
+    </w:p>
+    <w:p>
+      <w:pPr>
+        <w:spacing w:line="259" w:lineRule="auto"/>
+        <w:rPr>
+          <w:lang w:val="en-IE"/>
+        </w:rPr>
+      </w:pPr>
+    </w:p>
+    <w:p>
+      <w:pPr>
+        <w:spacing w:line="259" w:lineRule="auto"/>
+        <w:rPr>
+          <w:lang w:val="en-IE"/>
+        </w:rPr>
+      </w:pPr>
+    </w:p>
+    <w:p>
+      <w:pPr>
+        <w:spacing w:line="259" w:lineRule="auto"/>
+        <w:rPr>
+          <w:lang w:val="en-IE"/>
+        </w:rPr>
+      </w:pPr>
+    </w:p>
+    <w:p>
+      <w:pPr>
+        <w:spacing w:line="259" w:lineRule="auto"/>
+        <w:rPr>
+          <w:lang w:val="en-IE"/>
+        </w:rPr>
+      </w:pPr>
+    </w:p>
+    <w:p>
+      <w:pPr>
+        <w:spacing w:line="259" w:lineRule="auto"/>
+        <w:rPr>
+          <w:lang w:val="en-IE"/>
+        </w:rPr>
+      </w:pPr>
+    </w:p>
+    <w:p>
+      <w:pPr>
+        <w:spacing w:line="259" w:lineRule="auto"/>
+        <w:rPr>
+          <w:lang w:val="en-IE"/>
+        </w:rPr>
+      </w:pPr>
+    </w:p>
+    <w:p>
+      <w:pPr>
+        <w:spacing w:line="259" w:lineRule="auto"/>
+        <w:rPr>
+          <w:lang w:val="en-IE"/>
+        </w:rPr>
+      </w:pPr>
+      <w:r>
+        <w:rPr>
+          <w:noProof/>
+        </w:rPr>
+        <w:lastRenderedPageBreak/>
+        <w:drawing>
+          <wp:anchor distT="0" distB="0" distL="114300" distR="114300" simplePos="0" relativeHeight="251688960" behindDoc="0" locked="0" layoutInCell="1" allowOverlap="1" wp14:anchorId="69726EC9" wp14:editId="59EC2A99">
+            <wp:simplePos x="0" y="0"/>
+            <wp:positionH relativeFrom="column">
+              <wp:posOffset>-416560</wp:posOffset>
+            </wp:positionH>
+            <wp:positionV relativeFrom="paragraph">
+              <wp:posOffset>303530</wp:posOffset>
+            </wp:positionV>
+            <wp:extent cx="2780665" cy="3388995"/>
+            <wp:effectExtent l="0" t="0" r="635" b="1905"/>
+            <wp:wrapSquare wrapText="bothSides"/>
+            <wp:docPr id="13" name="Picture 3">
+              <a:extLst xmlns:a="http://schemas.openxmlformats.org/drawingml/2006/main">
+                <a:ext uri="{FF2B5EF4-FFF2-40B4-BE49-F238E27FC236}">
+                  <a16:creationId xmlns:a16="http://schemas.microsoft.com/office/drawing/2014/main" id="{98E82E0D-5DC0-4A2A-B132-C3098E8D2404}"/>
+                </a:ext>
+              </a:extLst>
+            </wp:docPr>
+            <wp:cNvGraphicFramePr>
+              <a:graphicFrameLocks xmlns:a="http://schemas.openxmlformats.org/drawingml/2006/main" noChangeAspect="1"/>
+            </wp:cNvGraphicFramePr>
+            <a:graphic xmlns:a="http://schemas.openxmlformats.org/drawingml/2006/main">
+              <a:graphicData uri="http://schemas.openxmlformats.org/drawingml/2006/picture">
+                <pic:pic xmlns:pic="http://schemas.openxmlformats.org/drawingml/2006/picture">
+                  <pic:nvPicPr>
+                    <pic:cNvPr id="4" name="Picture 3">
+                      <a:extLst>
+                        <a:ext uri="{FF2B5EF4-FFF2-40B4-BE49-F238E27FC236}">
+                          <a16:creationId xmlns:a16="http://schemas.microsoft.com/office/drawing/2014/main" id="{98E82E0D-5DC0-4A2A-B132-C3098E8D2404}"/>
+                        </a:ext>
+                      </a:extLst>
+                    </pic:cNvPr>
+                    <pic:cNvPicPr>
+                      <a:picLocks noChangeAspect="1"/>
+                    </pic:cNvPicPr>
+                  </pic:nvPicPr>
+                  <pic:blipFill>
+                    <a:blip r:embed="rId17">
+                      <a:extLst>
+                        <a:ext uri="{28A0092B-C50C-407E-A947-70E740481C1C}">
+                          <a14:useLocalDpi xmlns:a14="http://schemas.microsoft.com/office/drawing/2010/main" val="0"/>
+                        </a:ext>
+                      </a:extLst>
+                    </a:blip>
+                    <a:stretch>
+                      <a:fillRect/>
+                    </a:stretch>
+                  </pic:blipFill>
+                  <pic:spPr>
+                    <a:xfrm>
+                      <a:off x="0" y="0"/>
+                      <a:ext cx="2780665" cy="3388995"/>
+                    </a:xfrm>
+                    <a:prstGeom prst="rect">
+                      <a:avLst/>
+                    </a:prstGeom>
+                  </pic:spPr>
+                </pic:pic>
+              </a:graphicData>
+            </a:graphic>
+            <wp14:sizeRelH relativeFrom="page">
+              <wp14:pctWidth>0</wp14:pctWidth>
+            </wp14:sizeRelH>
+            <wp14:sizeRelV relativeFrom="page">
+              <wp14:pctHeight>0</wp14:pctHeight>
+            </wp14:sizeRelV>
+          </wp:anchor>
+        </w:drawing>
+      </w:r>
+    </w:p>
+    <w:p>
+      <w:pPr>
+        <w:spacing w:line="259" w:lineRule="auto"/>
+        <w:ind w:left="720"/>
+        <w:rPr>
+          <w:rFonts w:eastAsiaTheme="minorEastAsia" w:hAnsi="Franklin Gothic Book"/>
+          <w:color w:val="000000" w:themeColor="text1"/>
+          <w:kern w:val="24"/>
+          <w:szCs w:val="24"/>
+          <w:lang w:val="en-IE"/>
+        </w:rPr>
+      </w:pPr>
+      <w:r>
+        <w:rPr>
+          <w:rFonts w:eastAsiaTheme="minorEastAsia" w:hAnsi="Franklin Gothic Book"/>
+          <w:color w:val="000000" w:themeColor="text1"/>
+          <w:kern w:val="24"/>
+          <w:szCs w:val="24"/>
+          <w:lang w:eastAsia="en-IE"/>
+        </w:rPr>
+        <w:t xml:space="preserve"> </w:t>
+      </w:r>
+    </w:p>
+    <w:p>
+      <w:pPr>
+        <w:spacing w:line="259" w:lineRule="auto"/>
+        <w:ind w:left="720"/>
+        <w:rPr>
+          <w:rFonts w:eastAsiaTheme="minorEastAsia" w:hAnsi="Franklin Gothic Book"/>
+          <w:color w:val="000000" w:themeColor="text1"/>
+          <w:kern w:val="24"/>
+          <w:szCs w:val="24"/>
+          <w:lang w:val="en-IE"/>
+        </w:rPr>
+      </w:pPr>
+    </w:p>
+    <w:p>
+      <w:pPr>
+        <w:numPr>
+          <w:ilvl w:val="5"/>
+          <w:numId w:val="9"/>
+        </w:numPr>
+        <w:spacing w:line="259" w:lineRule="auto"/>
+        <w:rPr>
+          <w:rFonts w:eastAsiaTheme="minorEastAsia" w:hAnsi="Franklin Gothic Book"/>
+          <w:color w:val="000000" w:themeColor="text1"/>
+          <w:kern w:val="24"/>
+          <w:szCs w:val="24"/>
+          <w:lang w:val="en-IE"/>
+        </w:rPr>
+      </w:pPr>
+      <w:r>
+        <w:rPr>
+          <w:rFonts w:hAnsi="Franklin Gothic Book"/>
+          <w:color w:val="000000" w:themeColor="text1"/>
+          <w:kern w:val="24"/>
+          <w:szCs w:val="24"/>
+          <w:lang w:val="en-IE"/>
+        </w:rPr>
+        <w:t>Lithium batteries will be used as power source.</w:t>
+      </w:r>
+    </w:p>
+    <w:p>
+      <w:pPr>
+        <w:numPr>
+          <w:ilvl w:val="5"/>
+          <w:numId w:val="9"/>
+        </w:numPr>
+        <w:spacing w:line="259" w:lineRule="auto"/>
+        <w:rPr>
+          <w:rFonts w:eastAsiaTheme="minorEastAsia" w:hAnsi="Franklin Gothic Book"/>
+          <w:color w:val="000000" w:themeColor="text1"/>
+          <w:kern w:val="24"/>
+          <w:szCs w:val="24"/>
+          <w:lang w:val="en-IE" w:eastAsia="en-IE"/>
+        </w:rPr>
+      </w:pPr>
+      <w:r>
+        <w:rPr>
+          <w:rFonts w:eastAsiaTheme="minorEastAsia" w:hAnsi="Franklin Gothic Book"/>
+          <w:color w:val="000000" w:themeColor="text1"/>
+          <w:kern w:val="24"/>
+          <w:szCs w:val="24"/>
+          <w:lang w:eastAsia="en-IE"/>
+        </w:rPr>
+        <w:t>Lithium batteries stay consistent voltage all the way up</w:t>
+      </w:r>
+      <w:r>
+        <w:rPr>
+          <w:rFonts w:eastAsiaTheme="minorEastAsia" w:hAnsi="Franklin Gothic Book"/>
+          <w:color w:val="000000" w:themeColor="text1"/>
+          <w:kern w:val="24"/>
+          <w:szCs w:val="24"/>
+          <w:lang w:val="en-IE" w:eastAsia="en-IE"/>
+        </w:rPr>
+        <w:t xml:space="preserve"> </w:t>
+      </w:r>
+      <w:r>
+        <w:rPr>
+          <w:rFonts w:eastAsiaTheme="minorEastAsia" w:hAnsi="Franklin Gothic Book"/>
+          <w:color w:val="000000" w:themeColor="text1"/>
+          <w:kern w:val="24"/>
+          <w:szCs w:val="24"/>
+          <w:lang w:eastAsia="en-IE"/>
+        </w:rPr>
+        <w:t xml:space="preserve">to 90% usage. </w:t>
+      </w:r>
+      <w:proofErr w:type="gramStart"/>
+      <w:r>
+        <w:rPr>
+          <w:rFonts w:eastAsiaTheme="minorEastAsia" w:hAnsi="Franklin Gothic Book"/>
+          <w:color w:val="000000" w:themeColor="text1"/>
+          <w:kern w:val="24"/>
+          <w:szCs w:val="24"/>
+          <w:lang w:eastAsia="en-IE"/>
+        </w:rPr>
+        <w:t>So</w:t>
+      </w:r>
+      <w:proofErr w:type="gramEnd"/>
+      <w:r>
+        <w:rPr>
+          <w:rFonts w:eastAsiaTheme="minorEastAsia" w:hAnsi="Franklin Gothic Book"/>
+          <w:color w:val="000000" w:themeColor="text1"/>
+          <w:kern w:val="24"/>
+          <w:szCs w:val="24"/>
+          <w:lang w:eastAsia="en-IE"/>
+        </w:rPr>
+        <w:t xml:space="preserve"> they are ideal for low powered system.</w:t>
+      </w:r>
+    </w:p>
+    <w:p>
+      <w:pPr>
+        <w:numPr>
+          <w:ilvl w:val="0"/>
+          <w:numId w:val="9"/>
+        </w:numPr>
+        <w:spacing w:line="259" w:lineRule="auto"/>
+        <w:rPr>
+          <w:rFonts w:eastAsiaTheme="minorEastAsia" w:hAnsi="Franklin Gothic Book"/>
+          <w:color w:val="000000" w:themeColor="text1"/>
+          <w:kern w:val="24"/>
+          <w:szCs w:val="24"/>
+          <w:lang w:val="en-IE" w:eastAsia="en-IE"/>
+        </w:rPr>
+      </w:pPr>
+      <w:r>
+        <w:rPr>
+          <w:rFonts w:eastAsiaTheme="minorEastAsia" w:hAnsi="Franklin Gothic Book"/>
+          <w:color w:val="000000" w:themeColor="text1"/>
+          <w:kern w:val="24"/>
+          <w:szCs w:val="24"/>
+          <w:lang w:eastAsia="en-IE"/>
+        </w:rPr>
+        <w:t>2 AA 1.5V will be used for the 3.3V port.</w:t>
+      </w:r>
+    </w:p>
+    <w:p>
+      <w:pPr>
+        <w:numPr>
+          <w:ilvl w:val="0"/>
+          <w:numId w:val="9"/>
+        </w:numPr>
+        <w:spacing w:line="259" w:lineRule="auto"/>
+        <w:rPr>
+          <w:rFonts w:eastAsiaTheme="minorEastAsia" w:hAnsi="Franklin Gothic Book"/>
+          <w:color w:val="000000" w:themeColor="text1"/>
+          <w:kern w:val="24"/>
+          <w:szCs w:val="24"/>
+          <w:lang w:val="en-IE" w:eastAsia="en-IE"/>
+        </w:rPr>
+      </w:pPr>
+      <w:r>
+        <w:rPr>
+          <w:rFonts w:eastAsiaTheme="minorEastAsia" w:hAnsi="Franklin Gothic Book"/>
+          <w:color w:val="000000" w:themeColor="text1"/>
+          <w:kern w:val="24"/>
+          <w:szCs w:val="24"/>
+          <w:lang w:eastAsia="en-IE"/>
+        </w:rPr>
+        <w:t>3 AA 1.5V will be used for 5V port and ESP32 CAM.</w:t>
+      </w:r>
+    </w:p>
+    <w:p>
+      <w:pPr>
+        <w:numPr>
+          <w:ilvl w:val="0"/>
+          <w:numId w:val="9"/>
+        </w:numPr>
+        <w:spacing w:line="259" w:lineRule="auto"/>
+        <w:rPr>
+          <w:rFonts w:eastAsiaTheme="minorEastAsia" w:hAnsi="Franklin Gothic Book"/>
+          <w:color w:val="000000" w:themeColor="text1"/>
+          <w:kern w:val="24"/>
+          <w:szCs w:val="24"/>
+          <w:lang w:val="en-IE" w:eastAsia="en-IE"/>
+        </w:rPr>
+      </w:pPr>
+      <w:r>
+        <w:rPr>
+          <w:rFonts w:eastAsiaTheme="minorEastAsia" w:hAnsi="Franklin Gothic Book"/>
+          <w:color w:val="000000" w:themeColor="text1"/>
+          <w:kern w:val="24"/>
+          <w:szCs w:val="24"/>
+          <w:lang w:eastAsia="en-IE"/>
+        </w:rPr>
+        <w:t>Works well at extreme temperatures.</w:t>
+      </w:r>
+    </w:p>
+    <w:p>
+      <w:pPr>
+        <w:spacing w:line="259" w:lineRule="auto"/>
+        <w:ind w:left="720"/>
+        <w:rPr>
+          <w:lang w:val="en-IE"/>
+        </w:rPr>
+      </w:pPr>
+    </w:p>
+    <w:p>
+      <w:pPr>
+        <w:spacing w:line="259" w:lineRule="auto"/>
+        <w:rPr>
+          <w:lang w:val="en-IE"/>
+        </w:rPr>
+      </w:pPr>
+    </w:p>
+    <w:p>
+      <w:pPr>
+        <w:spacing w:line="259" w:lineRule="auto"/>
+        <w:rPr>
+          <w:lang w:val="en-IE"/>
+        </w:rPr>
+      </w:pPr>
+    </w:p>
+    <w:p>
+      <w:pPr>
+        <w:spacing w:line="259" w:lineRule="auto"/>
+        <w:rPr>
+          <w:lang w:val="en-IE"/>
+        </w:rPr>
+      </w:pPr>
+    </w:p>
+    <w:p>
+      <w:pPr>
+        <w:spacing w:line="259" w:lineRule="auto"/>
+        <w:rPr>
+          <w:lang w:val="en-IE"/>
+        </w:rPr>
+      </w:pPr>
+    </w:p>
+    <w:p>
+      <w:pPr>
+        <w:spacing w:line="259" w:lineRule="auto"/>
+        <w:rPr>
+          <w:lang w:val="en-IE"/>
+        </w:rPr>
+      </w:pPr>
+    </w:p>
+    <w:p>
+      <w:pPr>
+        <w:spacing w:line="259" w:lineRule="auto"/>
+        <w:jc w:val="center"/>
+        <w:rPr>
+          <w:sz w:val="40"/>
+          <w:szCs w:val="40"/>
+          <w:u w:val="single"/>
+          <w:lang w:val="en-IE"/>
+        </w:rPr>
+      </w:pPr>
+      <w:r>
+        <w:rPr>
+          <w:sz w:val="40"/>
+          <w:szCs w:val="40"/>
+          <w:u w:val="single"/>
+          <w:lang w:val="en-IE"/>
+        </w:rPr>
+        <w:t>Estimated Run Time</w:t>
+      </w:r>
+    </w:p>
+    <w:p>
+      <w:pPr>
+        <w:spacing w:line="259" w:lineRule="auto"/>
+        <w:ind w:left="1440"/>
+        <w:rPr>
+          <w:lang w:val="en-IE"/>
+        </w:rPr>
+      </w:pPr>
+    </w:p>
+    <w:p>
+      <w:pPr>
+        <w:spacing w:line="259" w:lineRule="auto"/>
+        <w:ind w:left="2880" w:firstLine="720"/>
+        <w:rPr>
+          <w:rFonts w:eastAsiaTheme="minorEastAsia"/>
+          <w:sz w:val="40"/>
+          <w:szCs w:val="40"/>
+        </w:rPr>
+      </w:pPr>
+      <m:oMath>
+        <m:f>
+          <m:fPr>
+            <m:ctrlPr>
+              <w:rPr>
+                <w:rFonts w:ascii="Cambria Math" w:hAnsi="Cambria Math"/>
+                <w:i/>
+                <w:sz w:val="40"/>
+                <w:szCs w:val="40"/>
+              </w:rPr>
+            </m:ctrlPr>
+          </m:fPr>
+          <m:num>
+            <m:r>
+              <w:rPr>
+                <w:rFonts w:ascii="Cambria Math" w:hAnsi="Cambria Math"/>
+                <w:sz w:val="40"/>
+                <w:szCs w:val="40"/>
+              </w:rPr>
+              <m:t>10500mAh</m:t>
+            </m:r>
+          </m:num>
+          <m:den>
+            <m:r>
+              <w:rPr>
+                <w:rFonts w:ascii="Cambria Math" w:hAnsi="Cambria Math"/>
+                <w:sz w:val="40"/>
+                <w:szCs w:val="40"/>
+              </w:rPr>
+              <m:t>200mA</m:t>
+            </m:r>
+          </m:den>
+        </m:f>
+      </m:oMath>
+      <w:r>
+        <w:rPr>
+          <w:rFonts w:eastAsiaTheme="minorEastAsia"/>
+          <w:sz w:val="40"/>
+          <w:szCs w:val="40"/>
+        </w:rPr>
+        <w:t xml:space="preserve"> </w:t>
+      </w:r>
+      <w:r>
+        <w:rPr>
+          <w:rFonts w:eastAsiaTheme="minorEastAsia"/>
+          <w:sz w:val="40"/>
+          <w:szCs w:val="40"/>
+        </w:rPr>
+        <w:t xml:space="preserve"> </w:t>
+      </w:r>
+      <w:r>
+        <w:rPr>
+          <w:sz w:val="40"/>
+          <w:szCs w:val="40"/>
+        </w:rPr>
+        <w:t>= 52hrs = 187,200secs</w:t>
+      </w:r>
+    </w:p>
+    <w:p>
+      <w:pPr>
+        <w:spacing w:line="259" w:lineRule="auto"/>
+        <w:ind w:left="1440"/>
+        <w:rPr>
+          <w:sz w:val="40"/>
+          <w:szCs w:val="40"/>
+          <w:lang w:val="en-IE"/>
+        </w:rPr>
+      </w:pPr>
+      <w:r>
+        <w:rPr>
+          <w:sz w:val="40"/>
+          <w:szCs w:val="40"/>
+        </w:rPr>
+        <w:t xml:space="preserve">                                          </w:t>
+      </w:r>
+      <w:r>
+        <w:rPr>
+          <w:sz w:val="40"/>
+          <w:szCs w:val="40"/>
+        </w:rPr>
+        <w:t xml:space="preserve"> </w:t>
+      </w:r>
+      <w:r>
+        <w:rPr>
+          <w:sz w:val="40"/>
+          <w:szCs w:val="40"/>
+          <w:u w:val="single"/>
+        </w:rPr>
+        <w:t xml:space="preserve">÷ 120   </w:t>
+      </w:r>
+    </w:p>
+    <w:p>
+      <w:pPr>
+        <w:spacing w:line="259" w:lineRule="auto"/>
+        <w:ind w:left="1440"/>
+        <w:rPr>
+          <w:sz w:val="40"/>
+          <w:szCs w:val="40"/>
+          <w:lang w:val="en-IE"/>
+        </w:rPr>
+      </w:pPr>
+      <w:r>
+        <w:rPr>
+          <w:sz w:val="40"/>
+          <w:szCs w:val="40"/>
+        </w:rPr>
+        <w:t xml:space="preserve">                                       </w:t>
+      </w:r>
+      <w:r>
+        <w:rPr>
+          <w:sz w:val="40"/>
+          <w:szCs w:val="40"/>
+        </w:rPr>
+        <w:t xml:space="preserve">    </w:t>
+      </w:r>
+      <w:r>
+        <w:rPr>
+          <w:sz w:val="40"/>
+          <w:szCs w:val="40"/>
+        </w:rPr>
+        <w:t>1560 days</w:t>
+      </w:r>
+    </w:p>
+    <w:p>
+      <w:pPr>
+        <w:spacing w:line="259" w:lineRule="auto"/>
+        <w:ind w:left="360"/>
+        <w:rPr>
+          <w:lang w:val="en-IE"/>
+        </w:rPr>
+      </w:pPr>
+    </w:p>
+    <w:p>
+      <w:pPr>
+        <w:spacing w:line="259" w:lineRule="auto"/>
+        <w:rPr>
+          <w:lang w:val="en-IE"/>
+        </w:rPr>
+      </w:pPr>
+    </w:p>
+    <w:p>
+      <w:pPr>
+        <w:spacing w:line="259" w:lineRule="auto"/>
+        <w:rPr>
+          <w:lang w:val="en-IE"/>
+        </w:rPr>
+      </w:pPr>
+    </w:p>
+    <w:p>
+      <w:pPr>
+        <w:spacing w:line="259" w:lineRule="auto"/>
+        <w:rPr>
+          <w:lang w:val="en-IE"/>
+        </w:rPr>
+      </w:pPr>
+    </w:p>
+    <w:p>
+      <w:pPr>
+        <w:spacing w:line="259" w:lineRule="auto"/>
+        <w:rPr>
+          <w:lang w:val="en-IE"/>
+        </w:rPr>
+      </w:pPr>
+    </w:p>
+    <w:p>
+      <w:pPr>
+        <w:spacing w:line="259" w:lineRule="auto"/>
+        <w:rPr>
+          <w:lang w:val="en-IE"/>
+        </w:rPr>
+      </w:pPr>
+    </w:p>
+    <w:p>
+      <w:pPr>
+        <w:spacing w:line="259" w:lineRule="auto"/>
+        <w:rPr>
+          <w:lang w:val="en-IE"/>
+        </w:rPr>
+      </w:pPr>
+    </w:p>
+    <w:p>
+      <w:pPr>
+        <w:spacing w:line="259" w:lineRule="auto"/>
+        <w:rPr>
+          <w:lang w:val="en-IE"/>
+        </w:rPr>
+      </w:pPr>
+    </w:p>
+    <w:p>
+      <w:pPr>
+        <w:spacing w:line="259" w:lineRule="auto"/>
+        <w:rPr>
+          <w:lang w:val="en-IE"/>
+        </w:rPr>
+      </w:pPr>
+    </w:p>
+    <w:p>
+      <w:pPr>
+        <w:spacing w:line="259" w:lineRule="auto"/>
+        <w:rPr>
+          <w:lang w:val="en-IE"/>
+        </w:rPr>
+      </w:pPr>
+    </w:p>
+    <w:p>
+      <w:pPr>
+        <w:spacing w:line="259" w:lineRule="auto"/>
+        <w:rPr>
+          <w:lang w:val="en-IE"/>
+        </w:rPr>
+      </w:pPr>
+    </w:p>
+    <w:p>
+      <w:pPr>
+        <w:spacing w:line="259" w:lineRule="auto"/>
+        <w:rPr>
+          <w:lang w:val="en-IE"/>
+        </w:rPr>
+      </w:pPr>
+    </w:p>
+    <w:p>
+      <w:pPr>
+        <w:spacing w:line="259" w:lineRule="auto"/>
+        <w:rPr>
+          <w:lang w:val="en-IE"/>
+        </w:rPr>
+      </w:pPr>
+    </w:p>
+    <w:p>
+      <w:pPr>
+        <w:spacing w:line="259" w:lineRule="auto"/>
+        <w:rPr>
+          <w:lang w:val="en-IE"/>
+        </w:rPr>
+      </w:pPr>
+    </w:p>
+    <w:p>
+      <w:pPr>
+        <w:spacing w:line="259" w:lineRule="auto"/>
+        <w:rPr>
+          <w:lang w:val="en-IE"/>
+        </w:rPr>
+      </w:pPr>
+    </w:p>
+    <w:p>
+      <w:pPr>
+        <w:spacing w:line="259" w:lineRule="auto"/>
+        <w:rPr>
+          <w:lang w:val="en-IE"/>
+        </w:rPr>
+      </w:pPr>
+    </w:p>
+    <w:p>
+      <w:pPr>
+        <w:spacing w:line="259" w:lineRule="auto"/>
+        <w:rPr>
+          <w:lang w:val="en-IE"/>
+        </w:rPr>
+      </w:pPr>
+    </w:p>
+    <w:p>
+      <w:pPr>
         <w:pStyle w:val="Heading1"/>
         <w:rPr>
           <w:lang w:val="en-IE"/>
@@ -7335,120 +11672,161 @@
         <w:rPr>
           <w:lang w:val="en-IE"/>
         </w:rPr>
+        <w:t>Heading</w:t>
+      </w:r>
+      <w:bookmarkEnd w:id="6"/>
+    </w:p>
+    <w:p>
+      <w:pPr>
+        <w:rPr>
+          <w:lang w:val="en-IE"/>
+        </w:rPr>
+      </w:pPr>
+      <w:r>
+        <w:rPr>
+          <w:lang w:val="en-IE"/>
+        </w:rPr>
+        <w:t>This is an example heading for a section in a project. You choose your sections to suit your project.</w:t>
+      </w:r>
+    </w:p>
+    <w:p>
+      <w:pPr>
+        <w:rPr>
+          <w:lang w:val="en-IE"/>
+        </w:rPr>
+      </w:pPr>
+    </w:p>
+    <w:p>
+      <w:pPr>
+        <w:rPr>
+          <w:lang w:val="en-IE"/>
+        </w:rPr>
+      </w:pPr>
+    </w:p>
+    <w:p>
+      <w:pPr>
+        <w:rPr>
+          <w:lang w:val="en-IE"/>
+        </w:rPr>
+      </w:pPr>
+      <w:r>
+        <w:rPr>
+          <w:lang w:val="en-IE"/>
+        </w:rPr>
+        <w:t xml:space="preserve"> </w:t>
+      </w:r>
+    </w:p>
+    <w:p>
+      <w:pPr>
+        <w:pStyle w:val="Heading2"/>
+        <w:rPr>
+          <w:lang w:val="en-IE"/>
+        </w:rPr>
+      </w:pPr>
+      <w:bookmarkStart w:id="7" w:name="_Toc64975707"/>
+      <w:r>
+        <w:rPr>
+          <w:lang w:val="en-IE"/>
+        </w:rPr>
+        <w:t>Referencing</w:t>
+      </w:r>
+      <w:bookmarkEnd w:id="7"/>
+    </w:p>
+    <w:p>
+      <w:pPr>
+        <w:rPr>
+          <w:lang w:val="en-IE"/>
+        </w:rPr>
+      </w:pPr>
+      <w:r>
+        <w:rPr>
+          <w:lang w:val="en-IE"/>
+        </w:rPr>
+        <w:t>This is a subheadin</w:t>
+      </w:r>
+      <w:r>
+        <w:rPr>
+          <w:lang w:val="en-IE"/>
+        </w:rPr>
+        <w:t xml:space="preserve">g, use subheadings to break up </w:t>
+      </w:r>
+      <w:r>
+        <w:rPr>
+          <w:lang w:val="en-IE"/>
+        </w:rPr>
+        <w:t xml:space="preserve">a large topic </w:t>
+      </w:r>
+      <w:r>
+        <w:rPr>
+          <w:lang w:val="en-IE"/>
+        </w:rPr>
+        <w:t xml:space="preserve">into </w:t>
+      </w:r>
+      <w:r>
+        <w:rPr>
+          <w:lang w:val="en-IE"/>
+        </w:rPr>
+        <w:t>smaller sections</w:t>
+      </w:r>
+      <w:r>
+        <w:rPr>
+          <w:lang w:val="en-IE"/>
+        </w:rPr>
+        <w:t>.</w:t>
+      </w:r>
+    </w:p>
+    <w:p>
+      <w:pPr>
+        <w:rPr>
+          <w:lang w:val="en-IE"/>
+        </w:rPr>
+      </w:pPr>
+      <w:r>
+        <w:rPr>
+          <w:lang w:val="en-IE"/>
+        </w:rPr>
+        <w:t xml:space="preserve">IEEE referencing style is recommended the default style to choose for citations and referencing, however if you are familiar with a different referencing style then you can use that. </w:t>
+      </w:r>
+    </w:p>
+    <w:p>
+      <w:pPr>
+        <w:rPr>
+          <w:lang w:val="en-IE"/>
+        </w:rPr>
+      </w:pPr>
+      <w:r>
+        <w:rPr>
+          <w:lang w:val="en-IE"/>
+        </w:rPr>
+        <w:t xml:space="preserve">When you need to reference add a citation in the relevant sentence, usually at the end, before the full stop. Then have this numbered citation referenced in the list of references at the end of the document. </w:t>
+      </w:r>
+    </w:p>
+    <w:p>
+      <w:pPr>
+        <w:rPr>
+          <w:lang w:val="en-IE"/>
+        </w:rPr>
+      </w:pPr>
+      <w:r>
+        <w:rPr>
+          <w:lang w:val="en-IE"/>
+        </w:rPr>
         <w:lastRenderedPageBreak/>
-        <w:t>Heading</w:t>
-      </w:r>
-      <w:bookmarkEnd w:id="6"/>
-    </w:p>
-    <w:p>
-      <w:pPr>
-        <w:rPr>
-          <w:lang w:val="en-IE"/>
-        </w:rPr>
-      </w:pPr>
-      <w:r>
-        <w:rPr>
-          <w:lang w:val="en-IE"/>
-        </w:rPr>
-        <w:t xml:space="preserve">This is an example heading for a section in a project. You choose your sections to suit your project. </w:t>
-      </w:r>
-    </w:p>
-    <w:p>
-      <w:pPr>
-        <w:pStyle w:val="Heading2"/>
-        <w:rPr>
-          <w:lang w:val="en-IE"/>
-        </w:rPr>
-      </w:pPr>
-      <w:bookmarkStart w:id="7" w:name="_Toc64975707"/>
-      <w:r>
-        <w:rPr>
-          <w:lang w:val="en-IE"/>
-        </w:rPr>
-        <w:t>Referencing</w:t>
-      </w:r>
-      <w:bookmarkEnd w:id="7"/>
-    </w:p>
-    <w:p>
-      <w:pPr>
-        <w:rPr>
-          <w:lang w:val="en-IE"/>
-        </w:rPr>
-      </w:pPr>
-      <w:r>
-        <w:rPr>
-          <w:lang w:val="en-IE"/>
-        </w:rPr>
-        <w:t>This is a subheadin</w:t>
-      </w:r>
-      <w:r>
-        <w:rPr>
-          <w:lang w:val="en-IE"/>
-        </w:rPr>
-        <w:t xml:space="preserve">g, use subheadings to break up </w:t>
-      </w:r>
-      <w:r>
-        <w:rPr>
-          <w:lang w:val="en-IE"/>
-        </w:rPr>
-        <w:t xml:space="preserve">a large topic </w:t>
-      </w:r>
-      <w:r>
-        <w:rPr>
-          <w:lang w:val="en-IE"/>
-        </w:rPr>
-        <w:t xml:space="preserve">into </w:t>
-      </w:r>
-      <w:r>
-        <w:rPr>
-          <w:lang w:val="en-IE"/>
-        </w:rPr>
-        <w:t>smaller sections</w:t>
-      </w:r>
-      <w:r>
-        <w:rPr>
-          <w:lang w:val="en-IE"/>
-        </w:rPr>
-        <w:t>.</w:t>
-      </w:r>
-    </w:p>
-    <w:p>
-      <w:pPr>
-        <w:rPr>
-          <w:lang w:val="en-IE"/>
-        </w:rPr>
-      </w:pPr>
-      <w:r>
-        <w:rPr>
-          <w:lang w:val="en-IE"/>
-        </w:rPr>
-        <w:t xml:space="preserve">IEEE referencing style is recommended the default style to choose for citations and referencing, however if you are familiar with a different referencing style then you can use that. </w:t>
-      </w:r>
-    </w:p>
-    <w:p>
-      <w:pPr>
-        <w:rPr>
-          <w:lang w:val="en-IE"/>
-        </w:rPr>
-      </w:pPr>
-      <w:r>
-        <w:rPr>
-          <w:lang w:val="en-IE"/>
-        </w:rPr>
-        <w:t xml:space="preserve">When you need to reference add a citation in the relevant sentence, usually at the end, before the full stop. Then have this numbered citation referenced in the list of references at the end of the document. </w:t>
-      </w:r>
-    </w:p>
-    <w:p>
-      <w:pPr>
-        <w:rPr>
-          <w:lang w:val="en-IE"/>
-        </w:rPr>
-      </w:pPr>
-      <w:r>
-        <w:rPr>
-          <w:lang w:val="en-IE"/>
-        </w:rPr>
-        <w:t xml:space="preserve">Here I might write something about something, e.g. </w:t>
+        <w:t xml:space="preserve">Here I might write something about something, </w:t>
+      </w:r>
+      <w:proofErr w:type="gramStart"/>
+      <w:r>
+        <w:rPr>
+          <w:lang w:val="en-IE"/>
+        </w:rPr>
+        <w:t>e.g.</w:t>
+      </w:r>
+      <w:proofErr w:type="gramEnd"/>
+      <w:r>
+        <w:rPr>
+          <w:lang w:val="en-IE"/>
+        </w:rPr>
+        <w:t xml:space="preserve"> </w:t>
       </w:r>
       <w:r>
         <w:rPr>
@@ -7853,7 +12231,21 @@
         <w:rPr>
           <w:lang w:val="en-IE"/>
         </w:rPr>
-        <w:t xml:space="preserve"> section in this document also includes examples of further references that have not yet been cited in the text – to demonstrate IEEE style for different types of resources, i.e. books/</w:t>
+        <w:t xml:space="preserve"> section in this document also includes examples of further references that have not yet been cited in the text – to demonstrate IEEE style for different types of resources, </w:t>
+      </w:r>
+      <w:proofErr w:type="gramStart"/>
+      <w:r>
+        <w:rPr>
+          <w:lang w:val="en-IE"/>
+        </w:rPr>
+        <w:t>i.e.</w:t>
+      </w:r>
+      <w:proofErr w:type="gramEnd"/>
+      <w:r>
+        <w:rPr>
+          <w:lang w:val="en-IE"/>
+        </w:rPr>
+        <w:t xml:space="preserve"> books/</w:t>
       </w:r>
       <w:r>
         <w:rPr>
@@ -7930,7 +12322,6 @@
         <w:rPr>
           <w:lang w:val="en-IE"/>
         </w:rPr>
-        <w:lastRenderedPageBreak/>
         <w:t xml:space="preserve">Notes on </w:t>
       </w:r>
       <w:r>
@@ -8068,7 +12459,7 @@
                     </pic:cNvPicPr>
                   </pic:nvPicPr>
                   <pic:blipFill>
-                    <a:blip r:embed="rId9">
+                    <a:blip r:embed="rId18">
                       <a:extLst>
                         <a:ext uri="{28A0092B-C50C-407E-A947-70E740481C1C}">
                           <a14:useLocalDpi xmlns:a14="http://schemas.microsoft.com/office/drawing/2010/main" val="0"/>
@@ -8147,7 +12538,7 @@
                     </pic:cNvPicPr>
                   </pic:nvPicPr>
                   <pic:blipFill>
-                    <a:blip r:embed="rId10">
+                    <a:blip r:embed="rId19">
                       <a:extLst>
                         <a:ext uri="{28A0092B-C50C-407E-A947-70E740481C1C}">
                           <a14:useLocalDpi xmlns:a14="http://schemas.microsoft.com/office/drawing/2010/main" val="0"/>
@@ -8285,7 +12676,7 @@
           </mc:Choice>
           <mc:Fallback>
             <w:pict>
-              <v:shape w14:anchorId="615CC609" id="TextBox 6" o:spid="_x0000_s1060" type="#_x0000_t202" style="position:absolute;margin-left:172.85pt;margin-top:63.2pt;width:48.85pt;height:43.6pt;z-index:251672576;visibility:visible;mso-wrap-style:square;mso-wrap-distance-left:9pt;mso-wrap-distance-top:0;mso-wrap-distance-right:9pt;mso-wrap-distance-bottom:0;mso-position-horizontal:absolute;mso-position-horizontal-relative:text;mso-position-vertical:absolute;mso-position-vertical-relative:text;v-text-anchor:top" o:gfxdata="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" filled="f" stroked="f">
+              <v:shape w14:anchorId="615CC609" id="TextBox 6" o:spid="_x0000_s1058" type="#_x0000_t202" style="position:absolute;margin-left:172.85pt;margin-top:63.2pt;width:48.85pt;height:43.6pt;z-index:251672576;visibility:visible;mso-wrap-style:square;mso-wrap-distance-left:9pt;mso-wrap-distance-top:0;mso-wrap-distance-right:9pt;mso-wrap-distance-bottom:0;mso-position-horizontal:absolute;mso-position-horizontal-relative:text;mso-position-vertical:absolute;mso-position-vertical-relative:text;v-text-anchor:top" o:gfxdata="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" filled="f" stroked="f">
                 <v:textbox style="mso-fit-shape-to-text:t">
                   <w:txbxContent>
                     <w:p>
@@ -8354,51 +12745,25 @@
       <w:r>
         <w:t xml:space="preserve">Figure </w:t>
       </w:r>
-      <w:r>
-        <w:fldChar w:fldCharType="begin"/>
-      </w:r>
-      <w:r>
-        <w:instrText xml:space="preserve"> STYLEREF 1 \s </w:instrText>
-      </w:r>
-      <w:r>
-        <w:fldChar w:fldCharType="separate"/>
-      </w:r>
-      <w:r>
-        <w:rPr>
-          <w:noProof/>
-        </w:rPr>
-        <w:t>6</w:t>
-      </w:r>
-      <w:r>
-        <w:rPr>
-          <w:noProof/>
-        </w:rPr>
-        <w:fldChar w:fldCharType="end"/>
-      </w:r>
+      <w:fldSimple w:instr=" STYLEREF 1 \s ">
+        <w:r>
+          <w:rPr>
+            <w:noProof/>
+          </w:rPr>
+          <w:t>6</w:t>
+        </w:r>
+      </w:fldSimple>
       <w:r>
         <w:noBreakHyphen/>
       </w:r>
-      <w:r>
-        <w:fldChar w:fldCharType="begin"/>
-      </w:r>
-      <w:r>
-        <w:instrText xml:space="preserve"> SEQ Figure \* ARABIC \s 1 </w:instrText>
-      </w:r>
-      <w:r>
-        <w:fldChar w:fldCharType="separate"/>
-      </w:r>
-      <w:r>
-        <w:rPr>
-          <w:noProof/>
-        </w:rPr>
-        <w:t>2</w:t>
-      </w:r>
-      <w:r>
-        <w:rPr>
-          <w:noProof/>
-        </w:rPr>
-        <w:fldChar w:fldCharType="end"/>
-      </w:r>
+      <w:fldSimple w:instr=" SEQ Figure \* ARABIC \s 1 ">
+        <w:r>
+          <w:rPr>
+            <w:noProof/>
+          </w:rPr>
+          <w:t>2</w:t>
+        </w:r>
+      </w:fldSimple>
       <w:r>
         <w:t xml:space="preserve"> </w:t>
       </w:r>
@@ -8420,6 +12785,7 @@
         <w:rPr>
           <w:lang w:val="en-IE"/>
         </w:rPr>
+        <w:lastRenderedPageBreak/>
         <w:t>I</w:t>
       </w:r>
       <w:r>
@@ -9182,7 +13548,7 @@
       <w:r>
         <w:t xml:space="preserve">, 2019. [Online]. Available: </w:t>
       </w:r>
-      <w:hyperlink r:id="rId11" w:history="1">
+      <w:hyperlink r:id="rId20" w:history="1">
         <w:r>
           <w:rPr>
             <w:rStyle w:val="Hyperlink"/>
@@ -9196,25 +13562,47 @@
     </w:p>
     <w:p>
       <w:r>
-        <w:t>[x] Digilent. “</w:t>
-      </w:r>
-      <w:r>
-        <w:t>Basys 3 Reference</w:t>
+        <w:t xml:space="preserve">[x] </w:t>
+      </w:r>
+      <w:proofErr w:type="spellStart"/>
+      <w:r>
+        <w:t>Digilent</w:t>
+      </w:r>
+      <w:proofErr w:type="spellEnd"/>
+      <w:r>
+        <w:t>. “</w:t>
+      </w:r>
+      <w:proofErr w:type="spellStart"/>
+      <w:r>
+        <w:t>Basys</w:t>
+      </w:r>
+      <w:proofErr w:type="spellEnd"/>
+      <w:r>
+        <w:t xml:space="preserve"> 3 Reference</w:t>
       </w:r>
       <w:r>
         <w:t xml:space="preserve"> Manual”, </w:t>
       </w:r>
+      <w:proofErr w:type="spellStart"/>
       <w:r>
         <w:rPr>
           <w:i/>
           <w:iCs/>
         </w:rPr>
-        <w:t>Digilent Reference</w:t>
+        <w:t>Digilent</w:t>
+      </w:r>
+      <w:proofErr w:type="spellEnd"/>
+      <w:r>
+        <w:rPr>
+          <w:i/>
+          <w:iCs/>
+        </w:rPr>
+        <w:t xml:space="preserve"> Reference</w:t>
       </w:r>
       <w:r>
         <w:t xml:space="preserve">. [Online]. Available: </w:t>
       </w:r>
-      <w:hyperlink r:id="rId12" w:history="1">
+      <w:hyperlink r:id="rId21" w:history="1">
         <w:r>
           <w:rPr>
             <w:rStyle w:val="Hyperlink"/>
@@ -9234,7 +13622,15 @@
     </w:p>
     <w:p>
       <w:r>
-        <w:t xml:space="preserve">[x] P. J. Ashenden. </w:t>
+        <w:t xml:space="preserve">[x] P. J. </w:t>
+      </w:r>
+      <w:proofErr w:type="spellStart"/>
+      <w:r>
+        <w:t>Ashenden</w:t>
+      </w:r>
+      <w:proofErr w:type="spellEnd"/>
+      <w:r>
+        <w:t xml:space="preserve">. </w:t>
       </w:r>
       <w:r>
         <w:rPr>
@@ -9267,7 +13663,7 @@
       <w:r>
         <w:t xml:space="preserve">. [Source Code]. Available: </w:t>
       </w:r>
-      <w:hyperlink r:id="rId13" w:history="1">
+      <w:hyperlink r:id="rId22" w:history="1">
         <w:r>
           <w:rPr>
             <w:rStyle w:val="Hyperlink"/>
@@ -9281,7 +13677,15 @@
     </w:p>
     <w:p>
       <w:r>
-        <w:t xml:space="preserve">[x] OpenCV. “Face Detection Using Haar Cascades”, </w:t>
+        <w:t xml:space="preserve">[x] OpenCV. “Face Detection Using </w:t>
+      </w:r>
+      <w:proofErr w:type="spellStart"/>
+      <w:r>
+        <w:t>Haar</w:t>
+      </w:r>
+      <w:proofErr w:type="spellEnd"/>
+      <w:r>
+        <w:t xml:space="preserve"> Cascades”, </w:t>
       </w:r>
       <w:r>
         <w:rPr>
@@ -9293,7 +13697,7 @@
       <w:r>
         <w:t xml:space="preserve">. [Online]. Available: </w:t>
       </w:r>
-      <w:hyperlink r:id="rId14" w:anchor="face-detection" w:history="1">
+      <w:hyperlink r:id="rId23" w:anchor="face-detection" w:history="1">
         <w:r>
           <w:rPr>
             <w:rStyle w:val="Hyperlink"/>
@@ -9313,8 +13717,8 @@
       </w:pPr>
     </w:p>
     <w:sectPr>
-      <w:headerReference w:type="default" r:id="rId15"/>
-      <w:footerReference w:type="default" r:id="rId16"/>
+      <w:headerReference w:type="default" r:id="rId24"/>
+      <w:footerReference w:type="default" r:id="rId25"/>
       <w:pgSz w:w="12240" w:h="15840"/>
       <w:pgMar w:top="1440" w:right="1440" w:bottom="1440" w:left="1440" w:header="720" w:footer="720" w:gutter="0"/>
       <w:cols w:space="720"/>
@@ -9587,6 +13991,566 @@
 <file path=word/numbering.xml><?xml version="1.0" encoding="utf-8"?>
 <w:numbering xmlns:wpc="http://schemas.microsoft.com/office/word/2010/wordprocessingCanvas" xmlns:cx="http://schemas.microsoft.com/office/drawing/2014/chartex" xmlns:cx1="http://schemas.microsoft.com/office/drawing/2015/9/8/chartex" xmlns:cx2="http://schemas.microsoft.com/office/drawing/2015/10/21/chartex" xmlns:cx3="http://schemas.microsoft.com/office/drawing/2016/5/9/chartex" xmlns:cx4="http://schemas.microsoft.com/office/drawing/2016/5/10/chartex" xmlns:cx5="http://schemas.microsoft.com/office/drawing/2016/5/11/chartex" xmlns:cx6="http://schemas.microsoft.com/office/drawing/2016/5/12/chartex" xmlns:cx7="http://schemas.microsoft.com/office/drawing/2016/5/13/chartex" xmlns:cx8="http://schemas.microsoft.com/office/drawing/2016/5/14/chartex" xmlns:mc="http://schemas.openxmlformats.org/markup-compatibility/2006" xmlns:aink="http://schemas.microsoft.com/office/drawing/2016/ink" xmlns:am3d="http://schemas.microsoft.com/office/drawing/2017/model3d" xmlns:o="urn:schemas-microsoft-com:office:office" xmlns:r="http://schemas.openxmlformats.org/officeDocument/2006/relationships" xmlns:m="http://schemas.openxmlformats.org/officeDocument/2006/math" xmlns:v="urn:schemas-microsoft-com:vml" xmlns:wp14="http://schemas.microsoft.com/office/word/2010/wordprocessingDrawing" xmlns:wp="http://schemas.openxmlformats.org/drawingml/2006/wordprocessingDrawing" xmlns:w10="urn:schemas-microsoft-com:office:word" xmlns:w="http://schemas.openxmlformats.org/wordprocessingml/2006/main" xmlns:w14="http://schemas.microsoft.com/office/word/2010/wordml" xmlns:w15="http://schemas.microsoft.com/office/word/2012/wordml" xmlns:w16cex="http://schemas.microsoft.com/office/word/2018/wordml/cex" xmlns:w16cid="http://schemas.microsoft.com/office/word/2016/wordml/cid" xmlns:w16="http://schemas.microsoft.com/office/word/2018/wordml" xmlns:w16sdtdh="http://schemas.microsoft.com/office/word/2020/wordml/sdtdatahash" xmlns:w16se="http://schemas.microsoft.com/office/word/2015/wordml/symex" xmlns:wpg="http://schemas.microsoft.com/office/word/2010/wordprocessingGroup" xmlns:wpi="http://schemas.microsoft.com/office/word/2010/wordprocessingInk" xmlns:wne="http://schemas.microsoft.com/office/word/2006/wordml" xmlns:wps="http://schemas.microsoft.com/office/word/2010/wordprocessingShape" mc:Ignorable="w14 w15 w16se w16cid w16 w16cex w16sdtdh wp14">
   <w:abstractNum w:abstractNumId="0" w15:restartNumberingAfterBreak="0">
+    <w:nsid w:val="02A51AC3"/>
+    <w:multiLevelType w:val="hybridMultilevel"/>
+    <w:tmpl w:val="D35C0C76"/>
+    <w:lvl w:ilvl="0" w:tplc="5180FE04">
+      <w:start w:val="1"/>
+      <w:numFmt w:val="bullet"/>
+      <w:lvlText w:val="•"/>
+      <w:lvlJc w:val="left"/>
+      <w:pPr>
+        <w:tabs>
+          <w:tab w:val="num" w:pos="720"/>
+        </w:tabs>
+        <w:ind w:left="720" w:hanging="360"/>
+      </w:pPr>
+      <w:rPr>
+        <w:rFonts w:ascii="Arial" w:hAnsi="Arial" w:hint="default"/>
+      </w:rPr>
+    </w:lvl>
+    <w:lvl w:ilvl="1" w:tplc="94B6A752">
+      <w:start w:val="1"/>
+      <w:numFmt w:val="bullet"/>
+      <w:lvlText w:val="•"/>
+      <w:lvlJc w:val="left"/>
+      <w:pPr>
+        <w:tabs>
+          <w:tab w:val="num" w:pos="1440"/>
+        </w:tabs>
+        <w:ind w:left="1440" w:hanging="360"/>
+      </w:pPr>
+      <w:rPr>
+        <w:rFonts w:ascii="Arial" w:hAnsi="Arial" w:hint="default"/>
+      </w:rPr>
+    </w:lvl>
+    <w:lvl w:ilvl="2" w:tplc="77244472">
+      <w:start w:val="1"/>
+      <w:numFmt w:val="bullet"/>
+      <w:lvlText w:val="•"/>
+      <w:lvlJc w:val="left"/>
+      <w:pPr>
+        <w:tabs>
+          <w:tab w:val="num" w:pos="2160"/>
+        </w:tabs>
+        <w:ind w:left="2160" w:hanging="360"/>
+      </w:pPr>
+      <w:rPr>
+        <w:rFonts w:ascii="Arial" w:hAnsi="Arial" w:hint="default"/>
+      </w:rPr>
+    </w:lvl>
+    <w:lvl w:ilvl="3" w:tplc="292E1148">
+      <w:start w:val="1"/>
+      <w:numFmt w:val="bullet"/>
+      <w:lvlText w:val="•"/>
+      <w:lvlJc w:val="left"/>
+      <w:pPr>
+        <w:tabs>
+          <w:tab w:val="num" w:pos="2880"/>
+        </w:tabs>
+        <w:ind w:left="2880" w:hanging="360"/>
+      </w:pPr>
+      <w:rPr>
+        <w:rFonts w:ascii="Arial" w:hAnsi="Arial" w:hint="default"/>
+      </w:rPr>
+    </w:lvl>
+    <w:lvl w:ilvl="4" w:tplc="49048768">
+      <w:start w:val="1"/>
+      <w:numFmt w:val="bullet"/>
+      <w:lvlText w:val="•"/>
+      <w:lvlJc w:val="left"/>
+      <w:pPr>
+        <w:tabs>
+          <w:tab w:val="num" w:pos="3600"/>
+        </w:tabs>
+        <w:ind w:left="3600" w:hanging="360"/>
+      </w:pPr>
+      <w:rPr>
+        <w:rFonts w:ascii="Arial" w:hAnsi="Arial" w:hint="default"/>
+      </w:rPr>
+    </w:lvl>
+    <w:lvl w:ilvl="5" w:tplc="076891C6">
+      <w:start w:val="1"/>
+      <w:numFmt w:val="bullet"/>
+      <w:lvlText w:val="•"/>
+      <w:lvlJc w:val="left"/>
+      <w:pPr>
+        <w:tabs>
+          <w:tab w:val="num" w:pos="4320"/>
+        </w:tabs>
+        <w:ind w:left="4320" w:hanging="360"/>
+      </w:pPr>
+      <w:rPr>
+        <w:rFonts w:ascii="Arial" w:hAnsi="Arial" w:hint="default"/>
+      </w:rPr>
+    </w:lvl>
+    <w:lvl w:ilvl="6" w:tplc="02921ADE">
+      <w:start w:val="1"/>
+      <w:numFmt w:val="bullet"/>
+      <w:lvlText w:val="•"/>
+      <w:lvlJc w:val="left"/>
+      <w:pPr>
+        <w:tabs>
+          <w:tab w:val="num" w:pos="5040"/>
+        </w:tabs>
+        <w:ind w:left="5040" w:hanging="360"/>
+      </w:pPr>
+      <w:rPr>
+        <w:rFonts w:ascii="Arial" w:hAnsi="Arial" w:hint="default"/>
+      </w:rPr>
+    </w:lvl>
+    <w:lvl w:ilvl="7" w:tplc="066C9884">
+      <w:start w:val="1"/>
+      <w:numFmt w:val="bullet"/>
+      <w:lvlText w:val="•"/>
+      <w:lvlJc w:val="left"/>
+      <w:pPr>
+        <w:tabs>
+          <w:tab w:val="num" w:pos="5760"/>
+        </w:tabs>
+        <w:ind w:left="5760" w:hanging="360"/>
+      </w:pPr>
+      <w:rPr>
+        <w:rFonts w:ascii="Arial" w:hAnsi="Arial" w:hint="default"/>
+      </w:rPr>
+    </w:lvl>
+    <w:lvl w:ilvl="8" w:tplc="7316A67E" w:tentative="1">
+      <w:start w:val="1"/>
+      <w:numFmt w:val="bullet"/>
+      <w:lvlText w:val="•"/>
+      <w:lvlJc w:val="left"/>
+      <w:pPr>
+        <w:tabs>
+          <w:tab w:val="num" w:pos="6480"/>
+        </w:tabs>
+        <w:ind w:left="6480" w:hanging="360"/>
+      </w:pPr>
+      <w:rPr>
+        <w:rFonts w:ascii="Arial" w:hAnsi="Arial" w:hint="default"/>
+      </w:rPr>
+    </w:lvl>
+  </w:abstractNum>
+  <w:abstractNum w:abstractNumId="1" w15:restartNumberingAfterBreak="0">
+    <w:nsid w:val="087C330A"/>
+    <w:multiLevelType w:val="hybridMultilevel"/>
+    <w:tmpl w:val="8F94B396"/>
+    <w:lvl w:ilvl="0" w:tplc="2FDC9130">
+      <w:start w:val="1"/>
+      <w:numFmt w:val="bullet"/>
+      <w:lvlText w:val="•"/>
+      <w:lvlJc w:val="left"/>
+      <w:pPr>
+        <w:tabs>
+          <w:tab w:val="num" w:pos="720"/>
+        </w:tabs>
+        <w:ind w:left="720" w:hanging="360"/>
+      </w:pPr>
+      <w:rPr>
+        <w:rFonts w:ascii="Arial" w:hAnsi="Arial" w:hint="default"/>
+      </w:rPr>
+    </w:lvl>
+    <w:lvl w:ilvl="1" w:tplc="4B348880" w:tentative="1">
+      <w:start w:val="1"/>
+      <w:numFmt w:val="bullet"/>
+      <w:lvlText w:val="•"/>
+      <w:lvlJc w:val="left"/>
+      <w:pPr>
+        <w:tabs>
+          <w:tab w:val="num" w:pos="1440"/>
+        </w:tabs>
+        <w:ind w:left="1440" w:hanging="360"/>
+      </w:pPr>
+      <w:rPr>
+        <w:rFonts w:ascii="Arial" w:hAnsi="Arial" w:hint="default"/>
+      </w:rPr>
+    </w:lvl>
+    <w:lvl w:ilvl="2" w:tplc="0B507E14" w:tentative="1">
+      <w:start w:val="1"/>
+      <w:numFmt w:val="bullet"/>
+      <w:lvlText w:val="•"/>
+      <w:lvlJc w:val="left"/>
+      <w:pPr>
+        <w:tabs>
+          <w:tab w:val="num" w:pos="2160"/>
+        </w:tabs>
+        <w:ind w:left="2160" w:hanging="360"/>
+      </w:pPr>
+      <w:rPr>
+        <w:rFonts w:ascii="Arial" w:hAnsi="Arial" w:hint="default"/>
+      </w:rPr>
+    </w:lvl>
+    <w:lvl w:ilvl="3" w:tplc="3246FAC4" w:tentative="1">
+      <w:start w:val="1"/>
+      <w:numFmt w:val="bullet"/>
+      <w:lvlText w:val="•"/>
+      <w:lvlJc w:val="left"/>
+      <w:pPr>
+        <w:tabs>
+          <w:tab w:val="num" w:pos="2880"/>
+        </w:tabs>
+        <w:ind w:left="2880" w:hanging="360"/>
+      </w:pPr>
+      <w:rPr>
+        <w:rFonts w:ascii="Arial" w:hAnsi="Arial" w:hint="default"/>
+      </w:rPr>
+    </w:lvl>
+    <w:lvl w:ilvl="4" w:tplc="F03E059E" w:tentative="1">
+      <w:start w:val="1"/>
+      <w:numFmt w:val="bullet"/>
+      <w:lvlText w:val="•"/>
+      <w:lvlJc w:val="left"/>
+      <w:pPr>
+        <w:tabs>
+          <w:tab w:val="num" w:pos="3600"/>
+        </w:tabs>
+        <w:ind w:left="3600" w:hanging="360"/>
+      </w:pPr>
+      <w:rPr>
+        <w:rFonts w:ascii="Arial" w:hAnsi="Arial" w:hint="default"/>
+      </w:rPr>
+    </w:lvl>
+    <w:lvl w:ilvl="5" w:tplc="CDD022D4" w:tentative="1">
+      <w:start w:val="1"/>
+      <w:numFmt w:val="bullet"/>
+      <w:lvlText w:val="•"/>
+      <w:lvlJc w:val="left"/>
+      <w:pPr>
+        <w:tabs>
+          <w:tab w:val="num" w:pos="4320"/>
+        </w:tabs>
+        <w:ind w:left="4320" w:hanging="360"/>
+      </w:pPr>
+      <w:rPr>
+        <w:rFonts w:ascii="Arial" w:hAnsi="Arial" w:hint="default"/>
+      </w:rPr>
+    </w:lvl>
+    <w:lvl w:ilvl="6" w:tplc="696AA55A" w:tentative="1">
+      <w:start w:val="1"/>
+      <w:numFmt w:val="bullet"/>
+      <w:lvlText w:val="•"/>
+      <w:lvlJc w:val="left"/>
+      <w:pPr>
+        <w:tabs>
+          <w:tab w:val="num" w:pos="5040"/>
+        </w:tabs>
+        <w:ind w:left="5040" w:hanging="360"/>
+      </w:pPr>
+      <w:rPr>
+        <w:rFonts w:ascii="Arial" w:hAnsi="Arial" w:hint="default"/>
+      </w:rPr>
+    </w:lvl>
+    <w:lvl w:ilvl="7" w:tplc="F1E8F002" w:tentative="1">
+      <w:start w:val="1"/>
+      <w:numFmt w:val="bullet"/>
+      <w:lvlText w:val="•"/>
+      <w:lvlJc w:val="left"/>
+      <w:pPr>
+        <w:tabs>
+          <w:tab w:val="num" w:pos="5760"/>
+        </w:tabs>
+        <w:ind w:left="5760" w:hanging="360"/>
+      </w:pPr>
+      <w:rPr>
+        <w:rFonts w:ascii="Arial" w:hAnsi="Arial" w:hint="default"/>
+      </w:rPr>
+    </w:lvl>
+    <w:lvl w:ilvl="8" w:tplc="1CEE2EDC" w:tentative="1">
+      <w:start w:val="1"/>
+      <w:numFmt w:val="bullet"/>
+      <w:lvlText w:val="•"/>
+      <w:lvlJc w:val="left"/>
+      <w:pPr>
+        <w:tabs>
+          <w:tab w:val="num" w:pos="6480"/>
+        </w:tabs>
+        <w:ind w:left="6480" w:hanging="360"/>
+      </w:pPr>
+      <w:rPr>
+        <w:rFonts w:ascii="Arial" w:hAnsi="Arial" w:hint="default"/>
+      </w:rPr>
+    </w:lvl>
+  </w:abstractNum>
+  <w:abstractNum w:abstractNumId="2" w15:restartNumberingAfterBreak="0">
+    <w:nsid w:val="15370CAC"/>
+    <w:multiLevelType w:val="hybridMultilevel"/>
+    <w:tmpl w:val="9D1A7C96"/>
+    <w:lvl w:ilvl="0" w:tplc="E8722422">
+      <w:start w:val="1"/>
+      <w:numFmt w:val="bullet"/>
+      <w:lvlText w:val="•"/>
+      <w:lvlJc w:val="left"/>
+      <w:pPr>
+        <w:tabs>
+          <w:tab w:val="num" w:pos="1080"/>
+        </w:tabs>
+        <w:ind w:left="1080" w:hanging="360"/>
+      </w:pPr>
+      <w:rPr>
+        <w:rFonts w:ascii="Arial" w:hAnsi="Arial" w:hint="default"/>
+      </w:rPr>
+    </w:lvl>
+    <w:lvl w:ilvl="1" w:tplc="86BA1BBA">
+      <w:start w:val="1"/>
+      <w:numFmt w:val="bullet"/>
+      <w:lvlText w:val="•"/>
+      <w:lvlJc w:val="left"/>
+      <w:pPr>
+        <w:tabs>
+          <w:tab w:val="num" w:pos="1800"/>
+        </w:tabs>
+        <w:ind w:left="1800" w:hanging="360"/>
+      </w:pPr>
+      <w:rPr>
+        <w:rFonts w:ascii="Arial" w:hAnsi="Arial" w:hint="default"/>
+      </w:rPr>
+    </w:lvl>
+    <w:lvl w:ilvl="2" w:tplc="119CD988">
+      <w:start w:val="1"/>
+      <w:numFmt w:val="bullet"/>
+      <w:lvlText w:val="•"/>
+      <w:lvlJc w:val="left"/>
+      <w:pPr>
+        <w:tabs>
+          <w:tab w:val="num" w:pos="2520"/>
+        </w:tabs>
+        <w:ind w:left="2520" w:hanging="360"/>
+      </w:pPr>
+      <w:rPr>
+        <w:rFonts w:ascii="Arial" w:hAnsi="Arial" w:hint="default"/>
+      </w:rPr>
+    </w:lvl>
+    <w:lvl w:ilvl="3" w:tplc="EEC8374E">
+      <w:start w:val="1"/>
+      <w:numFmt w:val="bullet"/>
+      <w:lvlText w:val="•"/>
+      <w:lvlJc w:val="left"/>
+      <w:pPr>
+        <w:tabs>
+          <w:tab w:val="num" w:pos="3240"/>
+        </w:tabs>
+        <w:ind w:left="3240" w:hanging="360"/>
+      </w:pPr>
+      <w:rPr>
+        <w:rFonts w:ascii="Arial" w:hAnsi="Arial" w:hint="default"/>
+      </w:rPr>
+    </w:lvl>
+    <w:lvl w:ilvl="4" w:tplc="0F0ECB24">
+      <w:start w:val="1"/>
+      <w:numFmt w:val="bullet"/>
+      <w:lvlText w:val="•"/>
+      <w:lvlJc w:val="left"/>
+      <w:pPr>
+        <w:tabs>
+          <w:tab w:val="num" w:pos="3960"/>
+        </w:tabs>
+        <w:ind w:left="3960" w:hanging="360"/>
+      </w:pPr>
+      <w:rPr>
+        <w:rFonts w:ascii="Arial" w:hAnsi="Arial" w:hint="default"/>
+      </w:rPr>
+    </w:lvl>
+    <w:lvl w:ilvl="5" w:tplc="D2FA7F74">
+      <w:start w:val="1"/>
+      <w:numFmt w:val="bullet"/>
+      <w:lvlText w:val="•"/>
+      <w:lvlJc w:val="left"/>
+      <w:pPr>
+        <w:tabs>
+          <w:tab w:val="num" w:pos="4680"/>
+        </w:tabs>
+        <w:ind w:left="4680" w:hanging="360"/>
+      </w:pPr>
+      <w:rPr>
+        <w:rFonts w:ascii="Arial" w:hAnsi="Arial" w:hint="default"/>
+      </w:rPr>
+    </w:lvl>
+    <w:lvl w:ilvl="6" w:tplc="1772D9E0">
+      <w:start w:val="1"/>
+      <w:numFmt w:val="bullet"/>
+      <w:lvlText w:val="•"/>
+      <w:lvlJc w:val="left"/>
+      <w:pPr>
+        <w:tabs>
+          <w:tab w:val="num" w:pos="5400"/>
+        </w:tabs>
+        <w:ind w:left="5400" w:hanging="360"/>
+      </w:pPr>
+      <w:rPr>
+        <w:rFonts w:ascii="Arial" w:hAnsi="Arial" w:hint="default"/>
+      </w:rPr>
+    </w:lvl>
+    <w:lvl w:ilvl="7" w:tplc="EA02FBC4">
+      <w:start w:val="1"/>
+      <w:numFmt w:val="bullet"/>
+      <w:lvlText w:val="•"/>
+      <w:lvlJc w:val="left"/>
+      <w:pPr>
+        <w:tabs>
+          <w:tab w:val="num" w:pos="6120"/>
+        </w:tabs>
+        <w:ind w:left="6120" w:hanging="360"/>
+      </w:pPr>
+      <w:rPr>
+        <w:rFonts w:ascii="Arial" w:hAnsi="Arial" w:hint="default"/>
+      </w:rPr>
+    </w:lvl>
+    <w:lvl w:ilvl="8" w:tplc="43A6C922" w:tentative="1">
+      <w:start w:val="1"/>
+      <w:numFmt w:val="bullet"/>
+      <w:lvlText w:val="•"/>
+      <w:lvlJc w:val="left"/>
+      <w:pPr>
+        <w:tabs>
+          <w:tab w:val="num" w:pos="6840"/>
+        </w:tabs>
+        <w:ind w:left="6840" w:hanging="360"/>
+      </w:pPr>
+      <w:rPr>
+        <w:rFonts w:ascii="Arial" w:hAnsi="Arial" w:hint="default"/>
+      </w:rPr>
+    </w:lvl>
+  </w:abstractNum>
+  <w:abstractNum w:abstractNumId="3" w15:restartNumberingAfterBreak="0">
+    <w:nsid w:val="1F554082"/>
+    <w:multiLevelType w:val="hybridMultilevel"/>
+    <w:tmpl w:val="E6ACDF64"/>
+    <w:lvl w:ilvl="0" w:tplc="84227EF6">
+      <w:start w:val="1"/>
+      <w:numFmt w:val="bullet"/>
+      <w:lvlText w:val="•"/>
+      <w:lvlJc w:val="left"/>
+      <w:pPr>
+        <w:tabs>
+          <w:tab w:val="num" w:pos="720"/>
+        </w:tabs>
+        <w:ind w:left="720" w:hanging="360"/>
+      </w:pPr>
+      <w:rPr>
+        <w:rFonts w:ascii="Arial" w:hAnsi="Arial" w:hint="default"/>
+      </w:rPr>
+    </w:lvl>
+    <w:lvl w:ilvl="1" w:tplc="2BF25FE0" w:tentative="1">
+      <w:start w:val="1"/>
+      <w:numFmt w:val="bullet"/>
+      <w:lvlText w:val="•"/>
+      <w:lvlJc w:val="left"/>
+      <w:pPr>
+        <w:tabs>
+          <w:tab w:val="num" w:pos="1440"/>
+        </w:tabs>
+        <w:ind w:left="1440" w:hanging="360"/>
+      </w:pPr>
+      <w:rPr>
+        <w:rFonts w:ascii="Arial" w:hAnsi="Arial" w:hint="default"/>
+      </w:rPr>
+    </w:lvl>
+    <w:lvl w:ilvl="2" w:tplc="AF10945E" w:tentative="1">
+      <w:start w:val="1"/>
+      <w:numFmt w:val="bullet"/>
+      <w:lvlText w:val="•"/>
+      <w:lvlJc w:val="left"/>
+      <w:pPr>
+        <w:tabs>
+          <w:tab w:val="num" w:pos="2160"/>
+        </w:tabs>
+        <w:ind w:left="2160" w:hanging="360"/>
+      </w:pPr>
+      <w:rPr>
+        <w:rFonts w:ascii="Arial" w:hAnsi="Arial" w:hint="default"/>
+      </w:rPr>
+    </w:lvl>
+    <w:lvl w:ilvl="3" w:tplc="848A0F98" w:tentative="1">
+      <w:start w:val="1"/>
+      <w:numFmt w:val="bullet"/>
+      <w:lvlText w:val="•"/>
+      <w:lvlJc w:val="left"/>
+      <w:pPr>
+        <w:tabs>
+          <w:tab w:val="num" w:pos="2880"/>
+        </w:tabs>
+        <w:ind w:left="2880" w:hanging="360"/>
+      </w:pPr>
+      <w:rPr>
+        <w:rFonts w:ascii="Arial" w:hAnsi="Arial" w:hint="default"/>
+      </w:rPr>
+    </w:lvl>
+    <w:lvl w:ilvl="4" w:tplc="C1080428" w:tentative="1">
+      <w:start w:val="1"/>
+      <w:numFmt w:val="bullet"/>
+      <w:lvlText w:val="•"/>
+      <w:lvlJc w:val="left"/>
+      <w:pPr>
+        <w:tabs>
+          <w:tab w:val="num" w:pos="3600"/>
+        </w:tabs>
+        <w:ind w:left="3600" w:hanging="360"/>
+      </w:pPr>
+      <w:rPr>
+        <w:rFonts w:ascii="Arial" w:hAnsi="Arial" w:hint="default"/>
+      </w:rPr>
+    </w:lvl>
+    <w:lvl w:ilvl="5" w:tplc="C6BCB34E" w:tentative="1">
+      <w:start w:val="1"/>
+      <w:numFmt w:val="bullet"/>
+      <w:lvlText w:val="•"/>
+      <w:lvlJc w:val="left"/>
+      <w:pPr>
+        <w:tabs>
+          <w:tab w:val="num" w:pos="4320"/>
+        </w:tabs>
+        <w:ind w:left="4320" w:hanging="360"/>
+      </w:pPr>
+      <w:rPr>
+        <w:rFonts w:ascii="Arial" w:hAnsi="Arial" w:hint="default"/>
+      </w:rPr>
+    </w:lvl>
+    <w:lvl w:ilvl="6" w:tplc="27323006" w:tentative="1">
+      <w:start w:val="1"/>
+      <w:numFmt w:val="bullet"/>
+      <w:lvlText w:val="•"/>
+      <w:lvlJc w:val="left"/>
+      <w:pPr>
+        <w:tabs>
+          <w:tab w:val="num" w:pos="5040"/>
+        </w:tabs>
+        <w:ind w:left="5040" w:hanging="360"/>
+      </w:pPr>
+      <w:rPr>
+        <w:rFonts w:ascii="Arial" w:hAnsi="Arial" w:hint="default"/>
+      </w:rPr>
+    </w:lvl>
+    <w:lvl w:ilvl="7" w:tplc="B39E2338" w:tentative="1">
+      <w:start w:val="1"/>
+      <w:numFmt w:val="bullet"/>
+      <w:lvlText w:val="•"/>
+      <w:lvlJc w:val="left"/>
+      <w:pPr>
+        <w:tabs>
+          <w:tab w:val="num" w:pos="5760"/>
+        </w:tabs>
+        <w:ind w:left="5760" w:hanging="360"/>
+      </w:pPr>
+      <w:rPr>
+        <w:rFonts w:ascii="Arial" w:hAnsi="Arial" w:hint="default"/>
+      </w:rPr>
+    </w:lvl>
+    <w:lvl w:ilvl="8" w:tplc="872E7698" w:tentative="1">
+      <w:start w:val="1"/>
+      <w:numFmt w:val="bullet"/>
+      <w:lvlText w:val="•"/>
+      <w:lvlJc w:val="left"/>
+      <w:pPr>
+        <w:tabs>
+          <w:tab w:val="num" w:pos="6480"/>
+        </w:tabs>
+        <w:ind w:left="6480" w:hanging="360"/>
+      </w:pPr>
+      <w:rPr>
+        <w:rFonts w:ascii="Arial" w:hAnsi="Arial" w:hint="default"/>
+      </w:rPr>
+    </w:lvl>
+  </w:abstractNum>
+  <w:abstractNum w:abstractNumId="4" w15:restartNumberingAfterBreak="0">
     <w:nsid w:val="221D7966"/>
     <w:multiLevelType w:val="hybridMultilevel"/>
     <w:tmpl w:val="3098C41A"/>
@@ -9726,7 +14690,287 @@
       </w:rPr>
     </w:lvl>
   </w:abstractNum>
-  <w:abstractNum w:abstractNumId="1" w15:restartNumberingAfterBreak="0">
+  <w:abstractNum w:abstractNumId="5" w15:restartNumberingAfterBreak="0">
+    <w:nsid w:val="33F62DA6"/>
+    <w:multiLevelType w:val="hybridMultilevel"/>
+    <w:tmpl w:val="DAEE5BB6"/>
+    <w:lvl w:ilvl="0" w:tplc="D96A72AE">
+      <w:start w:val="1"/>
+      <w:numFmt w:val="bullet"/>
+      <w:lvlText w:val="•"/>
+      <w:lvlJc w:val="left"/>
+      <w:pPr>
+        <w:tabs>
+          <w:tab w:val="num" w:pos="720"/>
+        </w:tabs>
+        <w:ind w:left="720" w:hanging="360"/>
+      </w:pPr>
+      <w:rPr>
+        <w:rFonts w:ascii="Arial" w:hAnsi="Arial" w:hint="default"/>
+      </w:rPr>
+    </w:lvl>
+    <w:lvl w:ilvl="1" w:tplc="E3CE13AC" w:tentative="1">
+      <w:start w:val="1"/>
+      <w:numFmt w:val="bullet"/>
+      <w:lvlText w:val="•"/>
+      <w:lvlJc w:val="left"/>
+      <w:pPr>
+        <w:tabs>
+          <w:tab w:val="num" w:pos="1440"/>
+        </w:tabs>
+        <w:ind w:left="1440" w:hanging="360"/>
+      </w:pPr>
+      <w:rPr>
+        <w:rFonts w:ascii="Arial" w:hAnsi="Arial" w:hint="default"/>
+      </w:rPr>
+    </w:lvl>
+    <w:lvl w:ilvl="2" w:tplc="FB185F04" w:tentative="1">
+      <w:start w:val="1"/>
+      <w:numFmt w:val="bullet"/>
+      <w:lvlText w:val="•"/>
+      <w:lvlJc w:val="left"/>
+      <w:pPr>
+        <w:tabs>
+          <w:tab w:val="num" w:pos="2160"/>
+        </w:tabs>
+        <w:ind w:left="2160" w:hanging="360"/>
+      </w:pPr>
+      <w:rPr>
+        <w:rFonts w:ascii="Arial" w:hAnsi="Arial" w:hint="default"/>
+      </w:rPr>
+    </w:lvl>
+    <w:lvl w:ilvl="3" w:tplc="71BCB6AE" w:tentative="1">
+      <w:start w:val="1"/>
+      <w:numFmt w:val="bullet"/>
+      <w:lvlText w:val="•"/>
+      <w:lvlJc w:val="left"/>
+      <w:pPr>
+        <w:tabs>
+          <w:tab w:val="num" w:pos="2880"/>
+        </w:tabs>
+        <w:ind w:left="2880" w:hanging="360"/>
+      </w:pPr>
+      <w:rPr>
+        <w:rFonts w:ascii="Arial" w:hAnsi="Arial" w:hint="default"/>
+      </w:rPr>
+    </w:lvl>
+    <w:lvl w:ilvl="4" w:tplc="DF22C936" w:tentative="1">
+      <w:start w:val="1"/>
+      <w:numFmt w:val="bullet"/>
+      <w:lvlText w:val="•"/>
+      <w:lvlJc w:val="left"/>
+      <w:pPr>
+        <w:tabs>
+          <w:tab w:val="num" w:pos="3600"/>
+        </w:tabs>
+        <w:ind w:left="3600" w:hanging="360"/>
+      </w:pPr>
+      <w:rPr>
+        <w:rFonts w:ascii="Arial" w:hAnsi="Arial" w:hint="default"/>
+      </w:rPr>
+    </w:lvl>
+    <w:lvl w:ilvl="5" w:tplc="A5763D18" w:tentative="1">
+      <w:start w:val="1"/>
+      <w:numFmt w:val="bullet"/>
+      <w:lvlText w:val="•"/>
+      <w:lvlJc w:val="left"/>
+      <w:pPr>
+        <w:tabs>
+          <w:tab w:val="num" w:pos="4320"/>
+        </w:tabs>
+        <w:ind w:left="4320" w:hanging="360"/>
+      </w:pPr>
+      <w:rPr>
+        <w:rFonts w:ascii="Arial" w:hAnsi="Arial" w:hint="default"/>
+      </w:rPr>
+    </w:lvl>
+    <w:lvl w:ilvl="6" w:tplc="33661A0E" w:tentative="1">
+      <w:start w:val="1"/>
+      <w:numFmt w:val="bullet"/>
+      <w:lvlText w:val="•"/>
+      <w:lvlJc w:val="left"/>
+      <w:pPr>
+        <w:tabs>
+          <w:tab w:val="num" w:pos="5040"/>
+        </w:tabs>
+        <w:ind w:left="5040" w:hanging="360"/>
+      </w:pPr>
+      <w:rPr>
+        <w:rFonts w:ascii="Arial" w:hAnsi="Arial" w:hint="default"/>
+      </w:rPr>
+    </w:lvl>
+    <w:lvl w:ilvl="7" w:tplc="0BFAE142" w:tentative="1">
+      <w:start w:val="1"/>
+      <w:numFmt w:val="bullet"/>
+      <w:lvlText w:val="•"/>
+      <w:lvlJc w:val="left"/>
+      <w:pPr>
+        <w:tabs>
+          <w:tab w:val="num" w:pos="5760"/>
+        </w:tabs>
+        <w:ind w:left="5760" w:hanging="360"/>
+      </w:pPr>
+      <w:rPr>
+        <w:rFonts w:ascii="Arial" w:hAnsi="Arial" w:hint="default"/>
+      </w:rPr>
+    </w:lvl>
+    <w:lvl w:ilvl="8" w:tplc="4712CE5E" w:tentative="1">
+      <w:start w:val="1"/>
+      <w:numFmt w:val="bullet"/>
+      <w:lvlText w:val="•"/>
+      <w:lvlJc w:val="left"/>
+      <w:pPr>
+        <w:tabs>
+          <w:tab w:val="num" w:pos="6480"/>
+        </w:tabs>
+        <w:ind w:left="6480" w:hanging="360"/>
+      </w:pPr>
+      <w:rPr>
+        <w:rFonts w:ascii="Arial" w:hAnsi="Arial" w:hint="default"/>
+      </w:rPr>
+    </w:lvl>
+  </w:abstractNum>
+  <w:abstractNum w:abstractNumId="6" w15:restartNumberingAfterBreak="0">
+    <w:nsid w:val="34B12A04"/>
+    <w:multiLevelType w:val="hybridMultilevel"/>
+    <w:tmpl w:val="499C5C08"/>
+    <w:lvl w:ilvl="0" w:tplc="27149676">
+      <w:start w:val="1"/>
+      <w:numFmt w:val="bullet"/>
+      <w:lvlText w:val="•"/>
+      <w:lvlJc w:val="left"/>
+      <w:pPr>
+        <w:tabs>
+          <w:tab w:val="num" w:pos="5040"/>
+        </w:tabs>
+        <w:ind w:left="5040" w:hanging="360"/>
+      </w:pPr>
+      <w:rPr>
+        <w:rFonts w:ascii="Arial" w:hAnsi="Arial" w:hint="default"/>
+      </w:rPr>
+    </w:lvl>
+    <w:lvl w:ilvl="1" w:tplc="97EA5274" w:tentative="1">
+      <w:start w:val="1"/>
+      <w:numFmt w:val="bullet"/>
+      <w:lvlText w:val="•"/>
+      <w:lvlJc w:val="left"/>
+      <w:pPr>
+        <w:tabs>
+          <w:tab w:val="num" w:pos="5760"/>
+        </w:tabs>
+        <w:ind w:left="5760" w:hanging="360"/>
+      </w:pPr>
+      <w:rPr>
+        <w:rFonts w:ascii="Arial" w:hAnsi="Arial" w:hint="default"/>
+      </w:rPr>
+    </w:lvl>
+    <w:lvl w:ilvl="2" w:tplc="B518DF9A" w:tentative="1">
+      <w:start w:val="1"/>
+      <w:numFmt w:val="bullet"/>
+      <w:lvlText w:val="•"/>
+      <w:lvlJc w:val="left"/>
+      <w:pPr>
+        <w:tabs>
+          <w:tab w:val="num" w:pos="6480"/>
+        </w:tabs>
+        <w:ind w:left="6480" w:hanging="360"/>
+      </w:pPr>
+      <w:rPr>
+        <w:rFonts w:ascii="Arial" w:hAnsi="Arial" w:hint="default"/>
+      </w:rPr>
+    </w:lvl>
+    <w:lvl w:ilvl="3" w:tplc="9ABCC78C" w:tentative="1">
+      <w:start w:val="1"/>
+      <w:numFmt w:val="bullet"/>
+      <w:lvlText w:val="•"/>
+      <w:lvlJc w:val="left"/>
+      <w:pPr>
+        <w:tabs>
+          <w:tab w:val="num" w:pos="7200"/>
+        </w:tabs>
+        <w:ind w:left="7200" w:hanging="360"/>
+      </w:pPr>
+      <w:rPr>
+        <w:rFonts w:ascii="Arial" w:hAnsi="Arial" w:hint="default"/>
+      </w:rPr>
+    </w:lvl>
+    <w:lvl w:ilvl="4" w:tplc="BD367922" w:tentative="1">
+      <w:start w:val="1"/>
+      <w:numFmt w:val="bullet"/>
+      <w:lvlText w:val="•"/>
+      <w:lvlJc w:val="left"/>
+      <w:pPr>
+        <w:tabs>
+          <w:tab w:val="num" w:pos="7920"/>
+        </w:tabs>
+        <w:ind w:left="7920" w:hanging="360"/>
+      </w:pPr>
+      <w:rPr>
+        <w:rFonts w:ascii="Arial" w:hAnsi="Arial" w:hint="default"/>
+      </w:rPr>
+    </w:lvl>
+    <w:lvl w:ilvl="5" w:tplc="8026B15E" w:tentative="1">
+      <w:start w:val="1"/>
+      <w:numFmt w:val="bullet"/>
+      <w:lvlText w:val="•"/>
+      <w:lvlJc w:val="left"/>
+      <w:pPr>
+        <w:tabs>
+          <w:tab w:val="num" w:pos="8640"/>
+        </w:tabs>
+        <w:ind w:left="8640" w:hanging="360"/>
+      </w:pPr>
+      <w:rPr>
+        <w:rFonts w:ascii="Arial" w:hAnsi="Arial" w:hint="default"/>
+      </w:rPr>
+    </w:lvl>
+    <w:lvl w:ilvl="6" w:tplc="EBEA2A00" w:tentative="1">
+      <w:start w:val="1"/>
+      <w:numFmt w:val="bullet"/>
+      <w:lvlText w:val="•"/>
+      <w:lvlJc w:val="left"/>
+      <w:pPr>
+        <w:tabs>
+          <w:tab w:val="num" w:pos="9360"/>
+        </w:tabs>
+        <w:ind w:left="9360" w:hanging="360"/>
+      </w:pPr>
+      <w:rPr>
+        <w:rFonts w:ascii="Arial" w:hAnsi="Arial" w:hint="default"/>
+      </w:rPr>
+    </w:lvl>
+    <w:lvl w:ilvl="7" w:tplc="C5EC66C6" w:tentative="1">
+      <w:start w:val="1"/>
+      <w:numFmt w:val="bullet"/>
+      <w:lvlText w:val="•"/>
+      <w:lvlJc w:val="left"/>
+      <w:pPr>
+        <w:tabs>
+          <w:tab w:val="num" w:pos="10080"/>
+        </w:tabs>
+        <w:ind w:left="10080" w:hanging="360"/>
+      </w:pPr>
+      <w:rPr>
+        <w:rFonts w:ascii="Arial" w:hAnsi="Arial" w:hint="default"/>
+      </w:rPr>
+    </w:lvl>
+    <w:lvl w:ilvl="8" w:tplc="4F2CA362" w:tentative="1">
+      <w:start w:val="1"/>
+      <w:numFmt w:val="bullet"/>
+      <w:lvlText w:val="•"/>
+      <w:lvlJc w:val="left"/>
+      <w:pPr>
+        <w:tabs>
+          <w:tab w:val="num" w:pos="10800"/>
+        </w:tabs>
+        <w:ind w:left="10800" w:hanging="360"/>
+      </w:pPr>
+      <w:rPr>
+        <w:rFonts w:ascii="Arial" w:hAnsi="Arial" w:hint="default"/>
+      </w:rPr>
+    </w:lvl>
+  </w:abstractNum>
+  <w:abstractNum w:abstractNumId="7" w15:restartNumberingAfterBreak="0">
     <w:nsid w:val="36C13890"/>
     <w:multiLevelType w:val="multilevel"/>
     <w:tmpl w:val="18090025"/>
@@ -9821,7 +15065,707 @@
       </w:pPr>
     </w:lvl>
   </w:abstractNum>
-  <w:abstractNum w:abstractNumId="2" w15:restartNumberingAfterBreak="0">
+  <w:abstractNum w:abstractNumId="8" w15:restartNumberingAfterBreak="0">
+    <w:nsid w:val="38276B70"/>
+    <w:multiLevelType w:val="hybridMultilevel"/>
+    <w:tmpl w:val="F844E9E8"/>
+    <w:lvl w:ilvl="0" w:tplc="1E506CA0">
+      <w:start w:val="1"/>
+      <w:numFmt w:val="bullet"/>
+      <w:lvlText w:val="•"/>
+      <w:lvlJc w:val="left"/>
+      <w:pPr>
+        <w:tabs>
+          <w:tab w:val="num" w:pos="720"/>
+        </w:tabs>
+        <w:ind w:left="720" w:hanging="360"/>
+      </w:pPr>
+      <w:rPr>
+        <w:rFonts w:ascii="Arial" w:hAnsi="Arial" w:hint="default"/>
+      </w:rPr>
+    </w:lvl>
+    <w:lvl w:ilvl="1" w:tplc="B8261410" w:tentative="1">
+      <w:start w:val="1"/>
+      <w:numFmt w:val="bullet"/>
+      <w:lvlText w:val="•"/>
+      <w:lvlJc w:val="left"/>
+      <w:pPr>
+        <w:tabs>
+          <w:tab w:val="num" w:pos="1440"/>
+        </w:tabs>
+        <w:ind w:left="1440" w:hanging="360"/>
+      </w:pPr>
+      <w:rPr>
+        <w:rFonts w:ascii="Arial" w:hAnsi="Arial" w:hint="default"/>
+      </w:rPr>
+    </w:lvl>
+    <w:lvl w:ilvl="2" w:tplc="E9482A04" w:tentative="1">
+      <w:start w:val="1"/>
+      <w:numFmt w:val="bullet"/>
+      <w:lvlText w:val="•"/>
+      <w:lvlJc w:val="left"/>
+      <w:pPr>
+        <w:tabs>
+          <w:tab w:val="num" w:pos="2160"/>
+        </w:tabs>
+        <w:ind w:left="2160" w:hanging="360"/>
+      </w:pPr>
+      <w:rPr>
+        <w:rFonts w:ascii="Arial" w:hAnsi="Arial" w:hint="default"/>
+      </w:rPr>
+    </w:lvl>
+    <w:lvl w:ilvl="3" w:tplc="3A7278BC" w:tentative="1">
+      <w:start w:val="1"/>
+      <w:numFmt w:val="bullet"/>
+      <w:lvlText w:val="•"/>
+      <w:lvlJc w:val="left"/>
+      <w:pPr>
+        <w:tabs>
+          <w:tab w:val="num" w:pos="2880"/>
+        </w:tabs>
+        <w:ind w:left="2880" w:hanging="360"/>
+      </w:pPr>
+      <w:rPr>
+        <w:rFonts w:ascii="Arial" w:hAnsi="Arial" w:hint="default"/>
+      </w:rPr>
+    </w:lvl>
+    <w:lvl w:ilvl="4" w:tplc="51EE92B0" w:tentative="1">
+      <w:start w:val="1"/>
+      <w:numFmt w:val="bullet"/>
+      <w:lvlText w:val="•"/>
+      <w:lvlJc w:val="left"/>
+      <w:pPr>
+        <w:tabs>
+          <w:tab w:val="num" w:pos="3600"/>
+        </w:tabs>
+        <w:ind w:left="3600" w:hanging="360"/>
+      </w:pPr>
+      <w:rPr>
+        <w:rFonts w:ascii="Arial" w:hAnsi="Arial" w:hint="default"/>
+      </w:rPr>
+    </w:lvl>
+    <w:lvl w:ilvl="5" w:tplc="DA0ED3BE" w:tentative="1">
+      <w:start w:val="1"/>
+      <w:numFmt w:val="bullet"/>
+      <w:lvlText w:val="•"/>
+      <w:lvlJc w:val="left"/>
+      <w:pPr>
+        <w:tabs>
+          <w:tab w:val="num" w:pos="4320"/>
+        </w:tabs>
+        <w:ind w:left="4320" w:hanging="360"/>
+      </w:pPr>
+      <w:rPr>
+        <w:rFonts w:ascii="Arial" w:hAnsi="Arial" w:hint="default"/>
+      </w:rPr>
+    </w:lvl>
+    <w:lvl w:ilvl="6" w:tplc="A3F21C0E" w:tentative="1">
+      <w:start w:val="1"/>
+      <w:numFmt w:val="bullet"/>
+      <w:lvlText w:val="•"/>
+      <w:lvlJc w:val="left"/>
+      <w:pPr>
+        <w:tabs>
+          <w:tab w:val="num" w:pos="5040"/>
+        </w:tabs>
+        <w:ind w:left="5040" w:hanging="360"/>
+      </w:pPr>
+      <w:rPr>
+        <w:rFonts w:ascii="Arial" w:hAnsi="Arial" w:hint="default"/>
+      </w:rPr>
+    </w:lvl>
+    <w:lvl w:ilvl="7" w:tplc="A692D08A" w:tentative="1">
+      <w:start w:val="1"/>
+      <w:numFmt w:val="bullet"/>
+      <w:lvlText w:val="•"/>
+      <w:lvlJc w:val="left"/>
+      <w:pPr>
+        <w:tabs>
+          <w:tab w:val="num" w:pos="5760"/>
+        </w:tabs>
+        <w:ind w:left="5760" w:hanging="360"/>
+      </w:pPr>
+      <w:rPr>
+        <w:rFonts w:ascii="Arial" w:hAnsi="Arial" w:hint="default"/>
+      </w:rPr>
+    </w:lvl>
+    <w:lvl w:ilvl="8" w:tplc="E6E8E0A6" w:tentative="1">
+      <w:start w:val="1"/>
+      <w:numFmt w:val="bullet"/>
+      <w:lvlText w:val="•"/>
+      <w:lvlJc w:val="left"/>
+      <w:pPr>
+        <w:tabs>
+          <w:tab w:val="num" w:pos="6480"/>
+        </w:tabs>
+        <w:ind w:left="6480" w:hanging="360"/>
+      </w:pPr>
+      <w:rPr>
+        <w:rFonts w:ascii="Arial" w:hAnsi="Arial" w:hint="default"/>
+      </w:rPr>
+    </w:lvl>
+  </w:abstractNum>
+  <w:abstractNum w:abstractNumId="9" w15:restartNumberingAfterBreak="0">
+    <w:nsid w:val="444A08F7"/>
+    <w:multiLevelType w:val="hybridMultilevel"/>
+    <w:tmpl w:val="4760B74E"/>
+    <w:lvl w:ilvl="0" w:tplc="D458F510">
+      <w:start w:val="1"/>
+      <w:numFmt w:val="bullet"/>
+      <w:lvlText w:val="•"/>
+      <w:lvlJc w:val="left"/>
+      <w:pPr>
+        <w:tabs>
+          <w:tab w:val="num" w:pos="720"/>
+        </w:tabs>
+        <w:ind w:left="720" w:hanging="360"/>
+      </w:pPr>
+      <w:rPr>
+        <w:rFonts w:ascii="Arial" w:hAnsi="Arial" w:hint="default"/>
+      </w:rPr>
+    </w:lvl>
+    <w:lvl w:ilvl="1" w:tplc="0A0022FE" w:tentative="1">
+      <w:start w:val="1"/>
+      <w:numFmt w:val="bullet"/>
+      <w:lvlText w:val="•"/>
+      <w:lvlJc w:val="left"/>
+      <w:pPr>
+        <w:tabs>
+          <w:tab w:val="num" w:pos="1440"/>
+        </w:tabs>
+        <w:ind w:left="1440" w:hanging="360"/>
+      </w:pPr>
+      <w:rPr>
+        <w:rFonts w:ascii="Arial" w:hAnsi="Arial" w:hint="default"/>
+      </w:rPr>
+    </w:lvl>
+    <w:lvl w:ilvl="2" w:tplc="C548D5A4" w:tentative="1">
+      <w:start w:val="1"/>
+      <w:numFmt w:val="bullet"/>
+      <w:lvlText w:val="•"/>
+      <w:lvlJc w:val="left"/>
+      <w:pPr>
+        <w:tabs>
+          <w:tab w:val="num" w:pos="2160"/>
+        </w:tabs>
+        <w:ind w:left="2160" w:hanging="360"/>
+      </w:pPr>
+      <w:rPr>
+        <w:rFonts w:ascii="Arial" w:hAnsi="Arial" w:hint="default"/>
+      </w:rPr>
+    </w:lvl>
+    <w:lvl w:ilvl="3" w:tplc="A53C9594" w:tentative="1">
+      <w:start w:val="1"/>
+      <w:numFmt w:val="bullet"/>
+      <w:lvlText w:val="•"/>
+      <w:lvlJc w:val="left"/>
+      <w:pPr>
+        <w:tabs>
+          <w:tab w:val="num" w:pos="2880"/>
+        </w:tabs>
+        <w:ind w:left="2880" w:hanging="360"/>
+      </w:pPr>
+      <w:rPr>
+        <w:rFonts w:ascii="Arial" w:hAnsi="Arial" w:hint="default"/>
+      </w:rPr>
+    </w:lvl>
+    <w:lvl w:ilvl="4" w:tplc="E5DE172C" w:tentative="1">
+      <w:start w:val="1"/>
+      <w:numFmt w:val="bullet"/>
+      <w:lvlText w:val="•"/>
+      <w:lvlJc w:val="left"/>
+      <w:pPr>
+        <w:tabs>
+          <w:tab w:val="num" w:pos="3600"/>
+        </w:tabs>
+        <w:ind w:left="3600" w:hanging="360"/>
+      </w:pPr>
+      <w:rPr>
+        <w:rFonts w:ascii="Arial" w:hAnsi="Arial" w:hint="default"/>
+      </w:rPr>
+    </w:lvl>
+    <w:lvl w:ilvl="5" w:tplc="6B54CD2A" w:tentative="1">
+      <w:start w:val="1"/>
+      <w:numFmt w:val="bullet"/>
+      <w:lvlText w:val="•"/>
+      <w:lvlJc w:val="left"/>
+      <w:pPr>
+        <w:tabs>
+          <w:tab w:val="num" w:pos="4320"/>
+        </w:tabs>
+        <w:ind w:left="4320" w:hanging="360"/>
+      </w:pPr>
+      <w:rPr>
+        <w:rFonts w:ascii="Arial" w:hAnsi="Arial" w:hint="default"/>
+      </w:rPr>
+    </w:lvl>
+    <w:lvl w:ilvl="6" w:tplc="654A3080" w:tentative="1">
+      <w:start w:val="1"/>
+      <w:numFmt w:val="bullet"/>
+      <w:lvlText w:val="•"/>
+      <w:lvlJc w:val="left"/>
+      <w:pPr>
+        <w:tabs>
+          <w:tab w:val="num" w:pos="5040"/>
+        </w:tabs>
+        <w:ind w:left="5040" w:hanging="360"/>
+      </w:pPr>
+      <w:rPr>
+        <w:rFonts w:ascii="Arial" w:hAnsi="Arial" w:hint="default"/>
+      </w:rPr>
+    </w:lvl>
+    <w:lvl w:ilvl="7" w:tplc="1054CB4C" w:tentative="1">
+      <w:start w:val="1"/>
+      <w:numFmt w:val="bullet"/>
+      <w:lvlText w:val="•"/>
+      <w:lvlJc w:val="left"/>
+      <w:pPr>
+        <w:tabs>
+          <w:tab w:val="num" w:pos="5760"/>
+        </w:tabs>
+        <w:ind w:left="5760" w:hanging="360"/>
+      </w:pPr>
+      <w:rPr>
+        <w:rFonts w:ascii="Arial" w:hAnsi="Arial" w:hint="default"/>
+      </w:rPr>
+    </w:lvl>
+    <w:lvl w:ilvl="8" w:tplc="AB72CE98" w:tentative="1">
+      <w:start w:val="1"/>
+      <w:numFmt w:val="bullet"/>
+      <w:lvlText w:val="•"/>
+      <w:lvlJc w:val="left"/>
+      <w:pPr>
+        <w:tabs>
+          <w:tab w:val="num" w:pos="6480"/>
+        </w:tabs>
+        <w:ind w:left="6480" w:hanging="360"/>
+      </w:pPr>
+      <w:rPr>
+        <w:rFonts w:ascii="Arial" w:hAnsi="Arial" w:hint="default"/>
+      </w:rPr>
+    </w:lvl>
+  </w:abstractNum>
+  <w:abstractNum w:abstractNumId="10" w15:restartNumberingAfterBreak="0">
+    <w:nsid w:val="448B3E8F"/>
+    <w:multiLevelType w:val="hybridMultilevel"/>
+    <w:tmpl w:val="7FF44BAE"/>
+    <w:lvl w:ilvl="0" w:tplc="DF068F46">
+      <w:start w:val="1"/>
+      <w:numFmt w:val="bullet"/>
+      <w:lvlText w:val="•"/>
+      <w:lvlJc w:val="left"/>
+      <w:pPr>
+        <w:tabs>
+          <w:tab w:val="num" w:pos="720"/>
+        </w:tabs>
+        <w:ind w:left="720" w:hanging="360"/>
+      </w:pPr>
+      <w:rPr>
+        <w:rFonts w:ascii="Arial" w:hAnsi="Arial" w:hint="default"/>
+      </w:rPr>
+    </w:lvl>
+    <w:lvl w:ilvl="1" w:tplc="081215CA" w:tentative="1">
+      <w:start w:val="1"/>
+      <w:numFmt w:val="bullet"/>
+      <w:lvlText w:val="•"/>
+      <w:lvlJc w:val="left"/>
+      <w:pPr>
+        <w:tabs>
+          <w:tab w:val="num" w:pos="1440"/>
+        </w:tabs>
+        <w:ind w:left="1440" w:hanging="360"/>
+      </w:pPr>
+      <w:rPr>
+        <w:rFonts w:ascii="Arial" w:hAnsi="Arial" w:hint="default"/>
+      </w:rPr>
+    </w:lvl>
+    <w:lvl w:ilvl="2" w:tplc="4348AA26" w:tentative="1">
+      <w:start w:val="1"/>
+      <w:numFmt w:val="bullet"/>
+      <w:lvlText w:val="•"/>
+      <w:lvlJc w:val="left"/>
+      <w:pPr>
+        <w:tabs>
+          <w:tab w:val="num" w:pos="2160"/>
+        </w:tabs>
+        <w:ind w:left="2160" w:hanging="360"/>
+      </w:pPr>
+      <w:rPr>
+        <w:rFonts w:ascii="Arial" w:hAnsi="Arial" w:hint="default"/>
+      </w:rPr>
+    </w:lvl>
+    <w:lvl w:ilvl="3" w:tplc="E0049F94" w:tentative="1">
+      <w:start w:val="1"/>
+      <w:numFmt w:val="bullet"/>
+      <w:lvlText w:val="•"/>
+      <w:lvlJc w:val="left"/>
+      <w:pPr>
+        <w:tabs>
+          <w:tab w:val="num" w:pos="2880"/>
+        </w:tabs>
+        <w:ind w:left="2880" w:hanging="360"/>
+      </w:pPr>
+      <w:rPr>
+        <w:rFonts w:ascii="Arial" w:hAnsi="Arial" w:hint="default"/>
+      </w:rPr>
+    </w:lvl>
+    <w:lvl w:ilvl="4" w:tplc="6804CF3E" w:tentative="1">
+      <w:start w:val="1"/>
+      <w:numFmt w:val="bullet"/>
+      <w:lvlText w:val="•"/>
+      <w:lvlJc w:val="left"/>
+      <w:pPr>
+        <w:tabs>
+          <w:tab w:val="num" w:pos="3600"/>
+        </w:tabs>
+        <w:ind w:left="3600" w:hanging="360"/>
+      </w:pPr>
+      <w:rPr>
+        <w:rFonts w:ascii="Arial" w:hAnsi="Arial" w:hint="default"/>
+      </w:rPr>
+    </w:lvl>
+    <w:lvl w:ilvl="5" w:tplc="3C921DA4" w:tentative="1">
+      <w:start w:val="1"/>
+      <w:numFmt w:val="bullet"/>
+      <w:lvlText w:val="•"/>
+      <w:lvlJc w:val="left"/>
+      <w:pPr>
+        <w:tabs>
+          <w:tab w:val="num" w:pos="4320"/>
+        </w:tabs>
+        <w:ind w:left="4320" w:hanging="360"/>
+      </w:pPr>
+      <w:rPr>
+        <w:rFonts w:ascii="Arial" w:hAnsi="Arial" w:hint="default"/>
+      </w:rPr>
+    </w:lvl>
+    <w:lvl w:ilvl="6" w:tplc="7EC85418" w:tentative="1">
+      <w:start w:val="1"/>
+      <w:numFmt w:val="bullet"/>
+      <w:lvlText w:val="•"/>
+      <w:lvlJc w:val="left"/>
+      <w:pPr>
+        <w:tabs>
+          <w:tab w:val="num" w:pos="5040"/>
+        </w:tabs>
+        <w:ind w:left="5040" w:hanging="360"/>
+      </w:pPr>
+      <w:rPr>
+        <w:rFonts w:ascii="Arial" w:hAnsi="Arial" w:hint="default"/>
+      </w:rPr>
+    </w:lvl>
+    <w:lvl w:ilvl="7" w:tplc="B0C4C2F4" w:tentative="1">
+      <w:start w:val="1"/>
+      <w:numFmt w:val="bullet"/>
+      <w:lvlText w:val="•"/>
+      <w:lvlJc w:val="left"/>
+      <w:pPr>
+        <w:tabs>
+          <w:tab w:val="num" w:pos="5760"/>
+        </w:tabs>
+        <w:ind w:left="5760" w:hanging="360"/>
+      </w:pPr>
+      <w:rPr>
+        <w:rFonts w:ascii="Arial" w:hAnsi="Arial" w:hint="default"/>
+      </w:rPr>
+    </w:lvl>
+    <w:lvl w:ilvl="8" w:tplc="846ED6DC" w:tentative="1">
+      <w:start w:val="1"/>
+      <w:numFmt w:val="bullet"/>
+      <w:lvlText w:val="•"/>
+      <w:lvlJc w:val="left"/>
+      <w:pPr>
+        <w:tabs>
+          <w:tab w:val="num" w:pos="6480"/>
+        </w:tabs>
+        <w:ind w:left="6480" w:hanging="360"/>
+      </w:pPr>
+      <w:rPr>
+        <w:rFonts w:ascii="Arial" w:hAnsi="Arial" w:hint="default"/>
+      </w:rPr>
+    </w:lvl>
+  </w:abstractNum>
+  <w:abstractNum w:abstractNumId="11" w15:restartNumberingAfterBreak="0">
+    <w:nsid w:val="44F05B73"/>
+    <w:multiLevelType w:val="hybridMultilevel"/>
+    <w:tmpl w:val="216817D8"/>
+    <w:lvl w:ilvl="0" w:tplc="11182030">
+      <w:start w:val="1"/>
+      <w:numFmt w:val="bullet"/>
+      <w:lvlText w:val="•"/>
+      <w:lvlJc w:val="left"/>
+      <w:pPr>
+        <w:tabs>
+          <w:tab w:val="num" w:pos="720"/>
+        </w:tabs>
+        <w:ind w:left="720" w:hanging="360"/>
+      </w:pPr>
+      <w:rPr>
+        <w:rFonts w:ascii="Arial" w:hAnsi="Arial" w:hint="default"/>
+      </w:rPr>
+    </w:lvl>
+    <w:lvl w:ilvl="1" w:tplc="280EF3D0" w:tentative="1">
+      <w:start w:val="1"/>
+      <w:numFmt w:val="bullet"/>
+      <w:lvlText w:val="•"/>
+      <w:lvlJc w:val="left"/>
+      <w:pPr>
+        <w:tabs>
+          <w:tab w:val="num" w:pos="1440"/>
+        </w:tabs>
+        <w:ind w:left="1440" w:hanging="360"/>
+      </w:pPr>
+      <w:rPr>
+        <w:rFonts w:ascii="Arial" w:hAnsi="Arial" w:hint="default"/>
+      </w:rPr>
+    </w:lvl>
+    <w:lvl w:ilvl="2" w:tplc="F57AF93E" w:tentative="1">
+      <w:start w:val="1"/>
+      <w:numFmt w:val="bullet"/>
+      <w:lvlText w:val="•"/>
+      <w:lvlJc w:val="left"/>
+      <w:pPr>
+        <w:tabs>
+          <w:tab w:val="num" w:pos="2160"/>
+        </w:tabs>
+        <w:ind w:left="2160" w:hanging="360"/>
+      </w:pPr>
+      <w:rPr>
+        <w:rFonts w:ascii="Arial" w:hAnsi="Arial" w:hint="default"/>
+      </w:rPr>
+    </w:lvl>
+    <w:lvl w:ilvl="3" w:tplc="5666E2D4" w:tentative="1">
+      <w:start w:val="1"/>
+      <w:numFmt w:val="bullet"/>
+      <w:lvlText w:val="•"/>
+      <w:lvlJc w:val="left"/>
+      <w:pPr>
+        <w:tabs>
+          <w:tab w:val="num" w:pos="2880"/>
+        </w:tabs>
+        <w:ind w:left="2880" w:hanging="360"/>
+      </w:pPr>
+      <w:rPr>
+        <w:rFonts w:ascii="Arial" w:hAnsi="Arial" w:hint="default"/>
+      </w:rPr>
+    </w:lvl>
+    <w:lvl w:ilvl="4" w:tplc="A3EE6FD8" w:tentative="1">
+      <w:start w:val="1"/>
+      <w:numFmt w:val="bullet"/>
+      <w:lvlText w:val="•"/>
+      <w:lvlJc w:val="left"/>
+      <w:pPr>
+        <w:tabs>
+          <w:tab w:val="num" w:pos="3600"/>
+        </w:tabs>
+        <w:ind w:left="3600" w:hanging="360"/>
+      </w:pPr>
+      <w:rPr>
+        <w:rFonts w:ascii="Arial" w:hAnsi="Arial" w:hint="default"/>
+      </w:rPr>
+    </w:lvl>
+    <w:lvl w:ilvl="5" w:tplc="1262B4F2" w:tentative="1">
+      <w:start w:val="1"/>
+      <w:numFmt w:val="bullet"/>
+      <w:lvlText w:val="•"/>
+      <w:lvlJc w:val="left"/>
+      <w:pPr>
+        <w:tabs>
+          <w:tab w:val="num" w:pos="4320"/>
+        </w:tabs>
+        <w:ind w:left="4320" w:hanging="360"/>
+      </w:pPr>
+      <w:rPr>
+        <w:rFonts w:ascii="Arial" w:hAnsi="Arial" w:hint="default"/>
+      </w:rPr>
+    </w:lvl>
+    <w:lvl w:ilvl="6" w:tplc="3C0E54CA" w:tentative="1">
+      <w:start w:val="1"/>
+      <w:numFmt w:val="bullet"/>
+      <w:lvlText w:val="•"/>
+      <w:lvlJc w:val="left"/>
+      <w:pPr>
+        <w:tabs>
+          <w:tab w:val="num" w:pos="5040"/>
+        </w:tabs>
+        <w:ind w:left="5040" w:hanging="360"/>
+      </w:pPr>
+      <w:rPr>
+        <w:rFonts w:ascii="Arial" w:hAnsi="Arial" w:hint="default"/>
+      </w:rPr>
+    </w:lvl>
+    <w:lvl w:ilvl="7" w:tplc="437C6106" w:tentative="1">
+      <w:start w:val="1"/>
+      <w:numFmt w:val="bullet"/>
+      <w:lvlText w:val="•"/>
+      <w:lvlJc w:val="left"/>
+      <w:pPr>
+        <w:tabs>
+          <w:tab w:val="num" w:pos="5760"/>
+        </w:tabs>
+        <w:ind w:left="5760" w:hanging="360"/>
+      </w:pPr>
+      <w:rPr>
+        <w:rFonts w:ascii="Arial" w:hAnsi="Arial" w:hint="default"/>
+      </w:rPr>
+    </w:lvl>
+    <w:lvl w:ilvl="8" w:tplc="B9F43F16" w:tentative="1">
+      <w:start w:val="1"/>
+      <w:numFmt w:val="bullet"/>
+      <w:lvlText w:val="•"/>
+      <w:lvlJc w:val="left"/>
+      <w:pPr>
+        <w:tabs>
+          <w:tab w:val="num" w:pos="6480"/>
+        </w:tabs>
+        <w:ind w:left="6480" w:hanging="360"/>
+      </w:pPr>
+      <w:rPr>
+        <w:rFonts w:ascii="Arial" w:hAnsi="Arial" w:hint="default"/>
+      </w:rPr>
+    </w:lvl>
+  </w:abstractNum>
+  <w:abstractNum w:abstractNumId="12" w15:restartNumberingAfterBreak="0">
+    <w:nsid w:val="4AF44922"/>
+    <w:multiLevelType w:val="hybridMultilevel"/>
+    <w:tmpl w:val="D33AFBB8"/>
+    <w:lvl w:ilvl="0" w:tplc="52D071A8">
+      <w:start w:val="1"/>
+      <w:numFmt w:val="bullet"/>
+      <w:lvlText w:val="•"/>
+      <w:lvlJc w:val="left"/>
+      <w:pPr>
+        <w:tabs>
+          <w:tab w:val="num" w:pos="720"/>
+        </w:tabs>
+        <w:ind w:left="720" w:hanging="360"/>
+      </w:pPr>
+      <w:rPr>
+        <w:rFonts w:ascii="Arial" w:hAnsi="Arial" w:hint="default"/>
+      </w:rPr>
+    </w:lvl>
+    <w:lvl w:ilvl="1" w:tplc="B23E723E" w:tentative="1">
+      <w:start w:val="1"/>
+      <w:numFmt w:val="bullet"/>
+      <w:lvlText w:val="•"/>
+      <w:lvlJc w:val="left"/>
+      <w:pPr>
+        <w:tabs>
+          <w:tab w:val="num" w:pos="1440"/>
+        </w:tabs>
+        <w:ind w:left="1440" w:hanging="360"/>
+      </w:pPr>
+      <w:rPr>
+        <w:rFonts w:ascii="Arial" w:hAnsi="Arial" w:hint="default"/>
+      </w:rPr>
+    </w:lvl>
+    <w:lvl w:ilvl="2" w:tplc="4ADA0FF2" w:tentative="1">
+      <w:start w:val="1"/>
+      <w:numFmt w:val="bullet"/>
+      <w:lvlText w:val="•"/>
+      <w:lvlJc w:val="left"/>
+      <w:pPr>
+        <w:tabs>
+          <w:tab w:val="num" w:pos="2160"/>
+        </w:tabs>
+        <w:ind w:left="2160" w:hanging="360"/>
+      </w:pPr>
+      <w:rPr>
+        <w:rFonts w:ascii="Arial" w:hAnsi="Arial" w:hint="default"/>
+      </w:rPr>
+    </w:lvl>
+    <w:lvl w:ilvl="3" w:tplc="FAC4B8E2" w:tentative="1">
+      <w:start w:val="1"/>
+      <w:numFmt w:val="bullet"/>
+      <w:lvlText w:val="•"/>
+      <w:lvlJc w:val="left"/>
+      <w:pPr>
+        <w:tabs>
+          <w:tab w:val="num" w:pos="2880"/>
+        </w:tabs>
+        <w:ind w:left="2880" w:hanging="360"/>
+      </w:pPr>
+      <w:rPr>
+        <w:rFonts w:ascii="Arial" w:hAnsi="Arial" w:hint="default"/>
+      </w:rPr>
+    </w:lvl>
+    <w:lvl w:ilvl="4" w:tplc="447E1B30" w:tentative="1">
+      <w:start w:val="1"/>
+      <w:numFmt w:val="bullet"/>
+      <w:lvlText w:val="•"/>
+      <w:lvlJc w:val="left"/>
+      <w:pPr>
+        <w:tabs>
+          <w:tab w:val="num" w:pos="3600"/>
+        </w:tabs>
+        <w:ind w:left="3600" w:hanging="360"/>
+      </w:pPr>
+      <w:rPr>
+        <w:rFonts w:ascii="Arial" w:hAnsi="Arial" w:hint="default"/>
+      </w:rPr>
+    </w:lvl>
+    <w:lvl w:ilvl="5" w:tplc="8B5A6D48" w:tentative="1">
+      <w:start w:val="1"/>
+      <w:numFmt w:val="bullet"/>
+      <w:lvlText w:val="•"/>
+      <w:lvlJc w:val="left"/>
+      <w:pPr>
+        <w:tabs>
+          <w:tab w:val="num" w:pos="4320"/>
+        </w:tabs>
+        <w:ind w:left="4320" w:hanging="360"/>
+      </w:pPr>
+      <w:rPr>
+        <w:rFonts w:ascii="Arial" w:hAnsi="Arial" w:hint="default"/>
+      </w:rPr>
+    </w:lvl>
+    <w:lvl w:ilvl="6" w:tplc="02526B74" w:tentative="1">
+      <w:start w:val="1"/>
+      <w:numFmt w:val="bullet"/>
+      <w:lvlText w:val="•"/>
+      <w:lvlJc w:val="left"/>
+      <w:pPr>
+        <w:tabs>
+          <w:tab w:val="num" w:pos="5040"/>
+        </w:tabs>
+        <w:ind w:left="5040" w:hanging="360"/>
+      </w:pPr>
+      <w:rPr>
+        <w:rFonts w:ascii="Arial" w:hAnsi="Arial" w:hint="default"/>
+      </w:rPr>
+    </w:lvl>
+    <w:lvl w:ilvl="7" w:tplc="A26C7CE0" w:tentative="1">
+      <w:start w:val="1"/>
+      <w:numFmt w:val="bullet"/>
+      <w:lvlText w:val="•"/>
+      <w:lvlJc w:val="left"/>
+      <w:pPr>
+        <w:tabs>
+          <w:tab w:val="num" w:pos="5760"/>
+        </w:tabs>
+        <w:ind w:left="5760" w:hanging="360"/>
+      </w:pPr>
+      <w:rPr>
+        <w:rFonts w:ascii="Arial" w:hAnsi="Arial" w:hint="default"/>
+      </w:rPr>
+    </w:lvl>
+    <w:lvl w:ilvl="8" w:tplc="08F60E3C" w:tentative="1">
+      <w:start w:val="1"/>
+      <w:numFmt w:val="bullet"/>
+      <w:lvlText w:val="•"/>
+      <w:lvlJc w:val="left"/>
+      <w:pPr>
+        <w:tabs>
+          <w:tab w:val="num" w:pos="6480"/>
+        </w:tabs>
+        <w:ind w:left="6480" w:hanging="360"/>
+      </w:pPr>
+      <w:rPr>
+        <w:rFonts w:ascii="Arial" w:hAnsi="Arial" w:hint="default"/>
+      </w:rPr>
+    </w:lvl>
+  </w:abstractNum>
+  <w:abstractNum w:abstractNumId="13" w15:restartNumberingAfterBreak="0">
     <w:nsid w:val="4F3C73F2"/>
     <w:multiLevelType w:val="hybridMultilevel"/>
     <w:tmpl w:val="C84A52D6"/>
@@ -9962,13 +15906,46 @@
     </w:lvl>
   </w:abstractNum>
   <w:num w:numId="1">
+    <w:abstractNumId w:val="7"/>
+  </w:num>
+  <w:num w:numId="2">
+    <w:abstractNumId w:val="4"/>
+  </w:num>
+  <w:num w:numId="3">
+    <w:abstractNumId w:val="13"/>
+  </w:num>
+  <w:num w:numId="4">
+    <w:abstractNumId w:val="8"/>
+  </w:num>
+  <w:num w:numId="5">
+    <w:abstractNumId w:val="2"/>
+  </w:num>
+  <w:num w:numId="6">
+    <w:abstractNumId w:val="5"/>
+  </w:num>
+  <w:num w:numId="7">
+    <w:abstractNumId w:val="6"/>
+  </w:num>
+  <w:num w:numId="8">
     <w:abstractNumId w:val="1"/>
   </w:num>
-  <w:num w:numId="2">
+  <w:num w:numId="9">
     <w:abstractNumId w:val="0"/>
   </w:num>
-  <w:num w:numId="3">
-    <w:abstractNumId w:val="2"/>
+  <w:num w:numId="10">
+    <w:abstractNumId w:val="11"/>
+  </w:num>
+  <w:num w:numId="11">
+    <w:abstractNumId w:val="10"/>
+  </w:num>
+  <w:num w:numId="12">
+    <w:abstractNumId w:val="3"/>
+  </w:num>
+  <w:num w:numId="13">
+    <w:abstractNumId w:val="9"/>
+  </w:num>
+  <w:num w:numId="14">
+    <w:abstractNumId w:val="12"/>
   </w:num>
 </w:numbering>
 </file>
@@ -10974,6 +16951,33 @@
       <w:lang w:val="en-IE"/>
     </w:rPr>
   </w:style>
+  <w:style w:type="paragraph" w:styleId="ListParagraph">
+    <w:name w:val="List Paragraph"/>
+    <w:basedOn w:val="Normal"/>
+    <w:uiPriority w:val="34"/>
+    <w:qFormat/>
+    <w:rsid w:val="006136C0"/>
+    <w:pPr>
+      <w:spacing w:after="0" w:line="240" w:lineRule="auto"/>
+      <w:ind w:left="720"/>
+      <w:contextualSpacing/>
+    </w:pPr>
+    <w:rPr>
+      <w:rFonts w:ascii="Times New Roman" w:eastAsia="Times New Roman" w:hAnsi="Times New Roman" w:cs="Times New Roman"/>
+      <w:szCs w:val="24"/>
+      <w:lang w:val="en-IE" w:eastAsia="en-IE"/>
+    </w:rPr>
+  </w:style>
+  <w:style w:type="character" w:styleId="PlaceholderText">
+    <w:name w:val="Placeholder Text"/>
+    <w:basedOn w:val="DefaultParagraphFont"/>
+    <w:uiPriority w:val="99"/>
+    <w:semiHidden/>
+    <w:rsid w:val="007E2251"/>
+    <w:rPr>
+      <w:color w:val="808080"/>
+    </w:rPr>
+  </w:style>
 </w:styles>
 </file>
 
@@ -11041,12 +17045,12 @@
 
 <file path=word/glossary/fontTable.xml><?xml version="1.0" encoding="utf-8"?>
 <w:fonts xmlns:mc="http://schemas.openxmlformats.org/markup-compatibility/2006" xmlns:r="http://schemas.openxmlformats.org/officeDocument/2006/relationships" xmlns:w="http://schemas.openxmlformats.org/wordprocessingml/2006/main" xmlns:w14="http://schemas.microsoft.com/office/word/2010/wordml" xmlns:w15="http://schemas.microsoft.com/office/word/2012/wordml" xmlns:w16cex="http://schemas.microsoft.com/office/word/2018/wordml/cex" xmlns:w16cid="http://schemas.microsoft.com/office/word/2016/wordml/cid" xmlns:w16="http://schemas.microsoft.com/office/word/2018/wordml" xmlns:w16sdtdh="http://schemas.microsoft.com/office/word/2020/wordml/sdtdatahash" xmlns:w16se="http://schemas.microsoft.com/office/word/2015/wordml/symex" mc:Ignorable="w14 w15 w16se w16cid w16 w16cex w16sdtdh">
-  <w:font w:name="Verdana">
-    <w:panose1 w:val="020B0604030504040204"/>
+  <w:font w:name="Arial">
+    <w:panose1 w:val="020B0604020202020204"/>
     <w:charset w:val="00"/>
     <w:family w:val="swiss"/>
     <w:pitch w:val="variable"/>
-    <w:sig w:usb0="A00006FF" w:usb1="4000205B" w:usb2="00000010" w:usb3="00000000" w:csb0="0000019F" w:csb1="00000000"/>
+    <w:sig w:usb0="E0002EFF" w:usb1="C000785B" w:usb2="00000009" w:usb3="00000000" w:csb0="000001FF" w:csb1="00000000"/>
   </w:font>
   <w:font w:name="Times New Roman">
     <w:panose1 w:val="02020603050405020304"/>
@@ -11054,6 +17058,13 @@
     <w:family w:val="roman"/>
     <w:pitch w:val="variable"/>
     <w:sig w:usb0="E0002EFF" w:usb1="C000785B" w:usb2="00000009" w:usb3="00000000" w:csb0="000001FF" w:csb1="00000000"/>
+  </w:font>
+  <w:font w:name="Verdana">
+    <w:panose1 w:val="020B0604030504040204"/>
+    <w:charset w:val="00"/>
+    <w:family w:val="swiss"/>
+    <w:pitch w:val="variable"/>
+    <w:sig w:usb0="A00006FF" w:usb1="4000205B" w:usb2="00000010" w:usb3="00000000" w:csb0="0000019F" w:csb1="00000000"/>
   </w:font>
   <w:font w:name="Calibri">
     <w:panose1 w:val="020F0502020204030204"/>
@@ -11106,6 +17117,20 @@
     <w:notTrueType/>
     <w:pitch w:val="default"/>
   </w:font>
+  <w:font w:name="Franklin Gothic Book">
+    <w:panose1 w:val="020B0503020102020204"/>
+    <w:charset w:val="00"/>
+    <w:family w:val="swiss"/>
+    <w:pitch w:val="variable"/>
+    <w:sig w:usb0="00000287" w:usb1="00000000" w:usb2="00000000" w:usb3="00000000" w:csb0="0000009F" w:csb1="00000000"/>
+  </w:font>
+  <w:font w:name="Cambria Math">
+    <w:panose1 w:val="02040503050406030204"/>
+    <w:charset w:val="00"/>
+    <w:family w:val="roman"/>
+    <w:pitch w:val="variable"/>
+    <w:sig w:usb0="E00006FF" w:usb1="420024FF" w:usb2="02000000" w:usb3="00000000" w:csb0="0000019F" w:csb1="00000000"/>
+  </w:font>
 </w:fonts>
 </file>
 
@@ -11127,6 +17152,8 @@
     <w:rsidRoot w:val="00A64543"/>
     <w:rsid w:val="00131D58"/>
     <w:rsid w:val="001F6978"/>
+    <w:rsid w:val="00220658"/>
+    <w:rsid w:val="003D6BDE"/>
     <w:rsid w:val="005F293A"/>
     <w:rsid w:val="006C0768"/>
     <w:rsid w:val="00A64543"/>
@@ -11590,6 +17617,16 @@
     <w:name w:val="E700D79E528E473BB0B106B02694DE53"/>
     <w:rsid w:val="00A64543"/>
   </w:style>
+  <w:style w:type="character" w:styleId="PlaceholderText">
+    <w:name w:val="Placeholder Text"/>
+    <w:basedOn w:val="DefaultParagraphFont"/>
+    <w:uiPriority w:val="99"/>
+    <w:semiHidden/>
+    <w:rsid w:val="00220658"/>
+    <w:rPr>
+      <w:color w:val="808080"/>
+    </w:rPr>
+  </w:style>
 </w:styles>
 </file>
 

--- a/Report/ProjectEngReport.docx
+++ b/Report/ProjectEngReport.docx
@@ -4813,6 +4813,53 @@
           <w:lang w:val="en-GB"/>
         </w:rPr>
       </w:pPr>
+      <w:r>
+        <w:rPr>
+          <w:noProof/>
+          <w:lang w:val="en-GB"/>
+        </w:rPr>
+        <w:drawing>
+          <wp:inline distT="0" distB="0" distL="0" distR="0" wp14:anchorId="4C11B6D5" wp14:editId="4BCB3BE7">
+            <wp:extent cx="3609975" cy="791418"/>
+            <wp:effectExtent l="0" t="0" r="0" b="8890"/>
+            <wp:docPr id="6" name="Picture 6"/>
+            <wp:cNvGraphicFramePr>
+              <a:graphicFrameLocks xmlns:a="http://schemas.openxmlformats.org/drawingml/2006/main" noChangeAspect="1"/>
+            </wp:cNvGraphicFramePr>
+            <a:graphic xmlns:a="http://schemas.openxmlformats.org/drawingml/2006/main">
+              <a:graphicData uri="http://schemas.openxmlformats.org/drawingml/2006/picture">
+                <pic:pic xmlns:pic="http://schemas.openxmlformats.org/drawingml/2006/picture">
+                  <pic:nvPicPr>
+                    <pic:cNvPr id="6" name="Picture 6"/>
+                    <pic:cNvPicPr/>
+                  </pic:nvPicPr>
+                  <pic:blipFill>
+                    <a:blip r:embed="rId9" cstate="print">
+                      <a:extLst>
+                        <a:ext uri="{28A0092B-C50C-407E-A947-70E740481C1C}">
+                          <a14:useLocalDpi xmlns:a14="http://schemas.microsoft.com/office/drawing/2010/main" val="0"/>
+                        </a:ext>
+                      </a:extLst>
+                    </a:blip>
+                    <a:stretch>
+                      <a:fillRect/>
+                    </a:stretch>
+                  </pic:blipFill>
+                  <pic:spPr>
+                    <a:xfrm>
+                      <a:off x="0" y="0"/>
+                      <a:ext cx="3639230" cy="797832"/>
+                    </a:xfrm>
+                    <a:prstGeom prst="rect">
+                      <a:avLst/>
+                    </a:prstGeom>
+                  </pic:spPr>
+                </pic:pic>
+              </a:graphicData>
+            </a:graphic>
+          </wp:inline>
+        </w:drawing>
+      </w:r>
     </w:p>
     <w:p>
       <w:pPr>
@@ -6618,7 +6665,7 @@
                     <pic:cNvPicPr/>
                   </pic:nvPicPr>
                   <pic:blipFill>
-                    <a:blip r:embed="rId9" cstate="print">
+                    <a:blip r:embed="rId10" cstate="print">
                       <a:extLst>
                         <a:ext uri="{28A0092B-C50C-407E-A947-70E740481C1C}">
                           <a14:useLocalDpi xmlns:a14="http://schemas.microsoft.com/office/drawing/2010/main" val="0"/>
@@ -7111,7 +7158,7 @@
                     <pic:cNvPicPr/>
                   </pic:nvPicPr>
                   <pic:blipFill>
-                    <a:blip r:embed="rId10">
+                    <a:blip r:embed="rId11">
                       <a:extLst>
                         <a:ext uri="{28A0092B-C50C-407E-A947-70E740481C1C}">
                           <a14:useLocalDpi xmlns:a14="http://schemas.microsoft.com/office/drawing/2010/main" val="0"/>
@@ -7147,51 +7194,25 @@
       <w:r>
         <w:t xml:space="preserve">Figure </w:t>
       </w:r>
-      <w:r>
-        <w:fldChar w:fldCharType="begin"/>
-      </w:r>
-      <w:r>
-        <w:instrText xml:space="preserve"> STYLEREF 1 \s </w:instrText>
-      </w:r>
-      <w:r>
-        <w:fldChar w:fldCharType="separate"/>
-      </w:r>
-      <w:r>
-        <w:rPr>
-          <w:noProof/>
-        </w:rPr>
-        <w:t>4</w:t>
-      </w:r>
-      <w:r>
-        <w:rPr>
-          <w:noProof/>
-        </w:rPr>
-        <w:fldChar w:fldCharType="end"/>
-      </w:r>
+      <w:fldSimple w:instr=" STYLEREF 1 \s ">
+        <w:r>
+          <w:rPr>
+            <w:noProof/>
+          </w:rPr>
+          <w:t>4</w:t>
+        </w:r>
+      </w:fldSimple>
       <w:r>
         <w:noBreakHyphen/>
       </w:r>
-      <w:r>
-        <w:fldChar w:fldCharType="begin"/>
-      </w:r>
-      <w:r>
-        <w:instrText xml:space="preserve"> SEQ Figure \* ARABIC \s 1 </w:instrText>
-      </w:r>
-      <w:r>
-        <w:fldChar w:fldCharType="separate"/>
-      </w:r>
-      <w:r>
-        <w:rPr>
-          <w:noProof/>
-        </w:rPr>
-        <w:t>1</w:t>
-      </w:r>
-      <w:r>
-        <w:rPr>
-          <w:noProof/>
-        </w:rPr>
-        <w:fldChar w:fldCharType="end"/>
-      </w:r>
+      <w:fldSimple w:instr=" SEQ Figure \* ARABIC \s 1 ">
+        <w:r>
+          <w:rPr>
+            <w:noProof/>
+          </w:rPr>
+          <w:t>1</w:t>
+        </w:r>
+      </w:fldSimple>
       <w:r>
         <w:t xml:space="preserve"> Architecture Diagram</w:t>
       </w:r>
@@ -7269,7 +7290,7 @@
                     </pic:cNvPicPr>
                   </pic:nvPicPr>
                   <pic:blipFill>
-                    <a:blip r:embed="rId11">
+                    <a:blip r:embed="rId12">
                       <a:extLst>
                         <a:ext uri="{28A0092B-C50C-407E-A947-70E740481C1C}">
                           <a14:useLocalDpi xmlns:a14="http://schemas.microsoft.com/office/drawing/2010/main" val="0"/>
@@ -8366,7 +8387,7 @@
                     </pic:cNvPicPr>
                   </pic:nvPicPr>
                   <pic:blipFill>
-                    <a:blip r:embed="rId12">
+                    <a:blip r:embed="rId13">
                       <a:extLst>
                         <a:ext uri="{28A0092B-C50C-407E-A947-70E740481C1C}">
                           <a14:useLocalDpi xmlns:a14="http://schemas.microsoft.com/office/drawing/2010/main" val="0"/>
@@ -9183,7 +9204,7 @@
                     </pic:cNvPicPr>
                   </pic:nvPicPr>
                   <pic:blipFill>
-                    <a:blip r:embed="rId13">
+                    <a:blip r:embed="rId14">
                       <a:extLst>
                         <a:ext uri="{28A0092B-C50C-407E-A947-70E740481C1C}">
                           <a14:useLocalDpi xmlns:a14="http://schemas.microsoft.com/office/drawing/2010/main" val="0"/>
@@ -9891,7 +9912,7 @@
                     </pic:cNvPicPr>
                   </pic:nvPicPr>
                   <pic:blipFill>
-                    <a:blip r:embed="rId14">
+                    <a:blip r:embed="rId15">
                       <a:extLst>
                         <a:ext uri="{28A0092B-C50C-407E-A947-70E740481C1C}">
                           <a14:useLocalDpi xmlns:a14="http://schemas.microsoft.com/office/drawing/2010/main" val="0"/>
@@ -10017,7 +10038,7 @@
                     </pic:cNvPicPr>
                   </pic:nvPicPr>
                   <pic:blipFill>
-                    <a:blip r:embed="rId15" cstate="print">
+                    <a:blip r:embed="rId16" cstate="print">
                       <a:extLst>
                         <a:ext uri="{28A0092B-C50C-407E-A947-70E740481C1C}">
                           <a14:useLocalDpi xmlns:a14="http://schemas.microsoft.com/office/drawing/2010/main" val="0"/>
@@ -10621,7 +10642,7 @@
                     </pic:cNvPicPr>
                   </pic:nvPicPr>
                   <pic:blipFill>
-                    <a:blip r:embed="rId16">
+                    <a:blip r:embed="rId17">
                       <a:extLst>
                         <a:ext uri="{28A0092B-C50C-407E-A947-70E740481C1C}">
                           <a14:useLocalDpi xmlns:a14="http://schemas.microsoft.com/office/drawing/2010/main" val="0"/>
@@ -11070,7 +11091,7 @@
                     </pic:cNvPicPr>
                   </pic:nvPicPr>
                   <pic:blipFill>
-                    <a:blip r:embed="rId17">
+                    <a:blip r:embed="rId18">
                       <a:extLst>
                         <a:ext uri="{28A0092B-C50C-407E-A947-70E740481C1C}">
                           <a14:useLocalDpi xmlns:a14="http://schemas.microsoft.com/office/drawing/2010/main" val="0"/>
@@ -12459,7 +12480,7 @@
                     </pic:cNvPicPr>
                   </pic:nvPicPr>
                   <pic:blipFill>
-                    <a:blip r:embed="rId18">
+                    <a:blip r:embed="rId19">
                       <a:extLst>
                         <a:ext uri="{28A0092B-C50C-407E-A947-70E740481C1C}">
                           <a14:useLocalDpi xmlns:a14="http://schemas.microsoft.com/office/drawing/2010/main" val="0"/>
@@ -12538,7 +12559,7 @@
                     </pic:cNvPicPr>
                   </pic:nvPicPr>
                   <pic:blipFill>
-                    <a:blip r:embed="rId19">
+                    <a:blip r:embed="rId20">
                       <a:extLst>
                         <a:ext uri="{28A0092B-C50C-407E-A947-70E740481C1C}">
                           <a14:useLocalDpi xmlns:a14="http://schemas.microsoft.com/office/drawing/2010/main" val="0"/>
@@ -12745,25 +12766,51 @@
       <w:r>
         <w:t xml:space="preserve">Figure </w:t>
       </w:r>
-      <w:fldSimple w:instr=" STYLEREF 1 \s ">
-        <w:r>
-          <w:rPr>
-            <w:noProof/>
-          </w:rPr>
-          <w:t>6</w:t>
-        </w:r>
-      </w:fldSimple>
+      <w:r>
+        <w:fldChar w:fldCharType="begin"/>
+      </w:r>
+      <w:r>
+        <w:instrText xml:space="preserve"> STYLEREF 1 \s </w:instrText>
+      </w:r>
+      <w:r>
+        <w:fldChar w:fldCharType="separate"/>
+      </w:r>
+      <w:r>
+        <w:rPr>
+          <w:noProof/>
+        </w:rPr>
+        <w:t>6</w:t>
+      </w:r>
+      <w:r>
+        <w:rPr>
+          <w:noProof/>
+        </w:rPr>
+        <w:fldChar w:fldCharType="end"/>
+      </w:r>
       <w:r>
         <w:noBreakHyphen/>
       </w:r>
-      <w:fldSimple w:instr=" SEQ Figure \* ARABIC \s 1 ">
-        <w:r>
-          <w:rPr>
-            <w:noProof/>
-          </w:rPr>
-          <w:t>2</w:t>
-        </w:r>
-      </w:fldSimple>
+      <w:r>
+        <w:fldChar w:fldCharType="begin"/>
+      </w:r>
+      <w:r>
+        <w:instrText xml:space="preserve"> SEQ Figure \* ARABIC \s 1 </w:instrText>
+      </w:r>
+      <w:r>
+        <w:fldChar w:fldCharType="separate"/>
+      </w:r>
+      <w:r>
+        <w:rPr>
+          <w:noProof/>
+        </w:rPr>
+        <w:t>2</w:t>
+      </w:r>
+      <w:r>
+        <w:rPr>
+          <w:noProof/>
+        </w:rPr>
+        <w:fldChar w:fldCharType="end"/>
+      </w:r>
       <w:r>
         <w:t xml:space="preserve"> </w:t>
       </w:r>
@@ -13548,7 +13595,7 @@
       <w:r>
         <w:t xml:space="preserve">, 2019. [Online]. Available: </w:t>
       </w:r>
-      <w:hyperlink r:id="rId20" w:history="1">
+      <w:hyperlink r:id="rId21" w:history="1">
         <w:r>
           <w:rPr>
             <w:rStyle w:val="Hyperlink"/>
@@ -13602,7 +13649,7 @@
       <w:r>
         <w:t xml:space="preserve">. [Online]. Available: </w:t>
       </w:r>
-      <w:hyperlink r:id="rId21" w:history="1">
+      <w:hyperlink r:id="rId22" w:history="1">
         <w:r>
           <w:rPr>
             <w:rStyle w:val="Hyperlink"/>
@@ -13663,7 +13710,7 @@
       <w:r>
         <w:t xml:space="preserve">. [Source Code]. Available: </w:t>
       </w:r>
-      <w:hyperlink r:id="rId22" w:history="1">
+      <w:hyperlink r:id="rId23" w:history="1">
         <w:r>
           <w:rPr>
             <w:rStyle w:val="Hyperlink"/>
@@ -13697,7 +13744,7 @@
       <w:r>
         <w:t xml:space="preserve">. [Online]. Available: </w:t>
       </w:r>
-      <w:hyperlink r:id="rId23" w:anchor="face-detection" w:history="1">
+      <w:hyperlink r:id="rId24" w:anchor="face-detection" w:history="1">
         <w:r>
           <w:rPr>
             <w:rStyle w:val="Hyperlink"/>
@@ -13717,8 +13764,8 @@
       </w:pPr>
     </w:p>
     <w:sectPr>
-      <w:headerReference w:type="default" r:id="rId24"/>
-      <w:footerReference w:type="default" r:id="rId25"/>
+      <w:headerReference w:type="default" r:id="rId25"/>
+      <w:footerReference w:type="default" r:id="rId26"/>
       <w:pgSz w:w="12240" w:h="15840"/>
       <w:pgMar w:top="1440" w:right="1440" w:bottom="1440" w:left="1440" w:header="720" w:footer="720" w:gutter="0"/>
       <w:cols w:space="720"/>
@@ -17151,6 +17198,7 @@
   <w:rsids>
     <w:rsidRoot w:val="00A64543"/>
     <w:rsid w:val="00131D58"/>
+    <w:rsid w:val="00135822"/>
     <w:rsid w:val="001F6978"/>
     <w:rsid w:val="00220658"/>
     <w:rsid w:val="003D6BDE"/>

--- a/Report/ProjectEngReport.docx
+++ b/Report/ProjectEngReport.docx
@@ -3750,37 +3750,6 @@
             </w:rPr>
             <w:t xml:space="preserve"> </w:t>
           </w:r>
-          <w:sdt>
-            <w:sdtPr>
-              <w:rPr>
-                <w:rFonts w:ascii="Cambria" w:eastAsiaTheme="majorEastAsia" w:hAnsi="Cambria" w:cs="Times New Roman"/>
-                <w:b/>
-                <w:bCs/>
-                <w:color w:val="262626" w:themeColor="text1" w:themeTint="D9"/>
-                <w:sz w:val="36"/>
-                <w:szCs w:val="36"/>
-              </w:rPr>
-              <w:alias w:val="Title"/>
-              <w:tag w:val=""/>
-              <w:id w:val="-1077587500"/>
-              <w:dataBinding w:prefixMappings="xmlns:ns0='http://purl.org/dc/elements/1.1/' xmlns:ns1='http://schemas.openxmlformats.org/package/2006/metadata/core-properties' " w:xpath="/ns1:coreProperties[1]/ns0:title[1]" w:storeItemID="{6C3C8BC8-F283-45AE-878A-BAB7291924A1}"/>
-              <w:text/>
-            </w:sdtPr>
-            <w:sdtEndPr/>
-            <w:sdtContent>
-              <w:r>
-                <w:rPr>
-                  <w:rFonts w:ascii="Cambria" w:eastAsiaTheme="majorEastAsia" w:hAnsi="Cambria" w:cs="Times New Roman"/>
-                  <w:b/>
-                  <w:bCs/>
-                  <w:color w:val="262626" w:themeColor="text1" w:themeTint="D9"/>
-                  <w:sz w:val="36"/>
-                  <w:szCs w:val="36"/>
-                </w:rPr>
-                <w:t>Project-Grow</w:t>
-              </w:r>
-            </w:sdtContent>
-          </w:sdt>
         </w:p>
         <w:p>
           <w:pPr>
@@ -3877,15 +3846,6 @@
                                     <w:sz w:val="36"/>
                                     <w:szCs w:val="36"/>
                                   </w:rPr>
-                                  <w:t xml:space="preserve">Automatic </w:t>
-                                </w:r>
-                                <w:r>
-                                  <w:rPr>
-                                    <w:rFonts w:ascii="Cambria" w:eastAsiaTheme="majorEastAsia" w:hAnsi="Cambria" w:cs="Times New Roman"/>
-                                    <w:color w:val="262626" w:themeColor="text1" w:themeTint="D9"/>
-                                    <w:sz w:val="36"/>
-                                    <w:szCs w:val="36"/>
-                                  </w:rPr>
                                   <w:t>Environment Monitoring</w:t>
                                 </w:r>
                               </w:p>
@@ -3907,29 +3867,8 @@
                                     <w:sz w:val="36"/>
                                     <w:szCs w:val="36"/>
                                   </w:rPr>
-                                  <w:t>For G</w:t>
+                                  <w:t>System</w:t>
                                 </w:r>
-                                <w:r>
-                                  <w:rPr>
-                                    <w:rFonts w:ascii="Cambria" w:eastAsiaTheme="majorEastAsia" w:hAnsi="Cambria" w:cs="Times New Roman"/>
-                                    <w:color w:val="262626" w:themeColor="text1" w:themeTint="D9"/>
-                                    <w:sz w:val="36"/>
-                                    <w:szCs w:val="36"/>
-                                  </w:rPr>
-                                  <w:t>row Area</w:t>
-                                </w:r>
-                              </w:p>
-                              <w:p>
-                                <w:pPr>
-                                  <w:pStyle w:val="NoSpacing"/>
-                                  <w:jc w:val="center"/>
-                                  <w:rPr>
-                                    <w:rFonts w:ascii="Cambria" w:eastAsiaTheme="majorEastAsia" w:hAnsi="Cambria" w:cs="Times New Roman"/>
-                                    <w:color w:val="262626" w:themeColor="text1" w:themeTint="D9"/>
-                                    <w:sz w:val="36"/>
-                                    <w:szCs w:val="36"/>
-                                  </w:rPr>
-                                </w:pPr>
                               </w:p>
                             </w:txbxContent>
                           </wps:txbx>
@@ -3990,15 +3929,6 @@
                               <w:sz w:val="36"/>
                               <w:szCs w:val="36"/>
                             </w:rPr>
-                            <w:t xml:space="preserve">Automatic </w:t>
-                          </w:r>
-                          <w:r>
-                            <w:rPr>
-                              <w:rFonts w:ascii="Cambria" w:eastAsiaTheme="majorEastAsia" w:hAnsi="Cambria" w:cs="Times New Roman"/>
-                              <w:color w:val="262626" w:themeColor="text1" w:themeTint="D9"/>
-                              <w:sz w:val="36"/>
-                              <w:szCs w:val="36"/>
-                            </w:rPr>
                             <w:t>Environment Monitoring</w:t>
                           </w:r>
                         </w:p>
@@ -4020,29 +3950,8 @@
                               <w:sz w:val="36"/>
                               <w:szCs w:val="36"/>
                             </w:rPr>
-                            <w:t>For G</w:t>
+                            <w:t>System</w:t>
                           </w:r>
-                          <w:r>
-                            <w:rPr>
-                              <w:rFonts w:ascii="Cambria" w:eastAsiaTheme="majorEastAsia" w:hAnsi="Cambria" w:cs="Times New Roman"/>
-                              <w:color w:val="262626" w:themeColor="text1" w:themeTint="D9"/>
-                              <w:sz w:val="36"/>
-                              <w:szCs w:val="36"/>
-                            </w:rPr>
-                            <w:t>row Area</w:t>
-                          </w:r>
-                        </w:p>
-                        <w:p>
-                          <w:pPr>
-                            <w:pStyle w:val="NoSpacing"/>
-                            <w:jc w:val="center"/>
-                            <w:rPr>
-                              <w:rFonts w:ascii="Cambria" w:eastAsiaTheme="majorEastAsia" w:hAnsi="Cambria" w:cs="Times New Roman"/>
-                              <w:color w:val="262626" w:themeColor="text1" w:themeTint="D9"/>
-                              <w:sz w:val="36"/>
-                              <w:szCs w:val="36"/>
-                            </w:rPr>
-                          </w:pPr>
                         </w:p>
                       </w:txbxContent>
                     </v:textbox>
@@ -6455,7 +6364,13 @@
       </w:r>
       <w:proofErr w:type="spellEnd"/>
       <w:r>
-        <w:t xml:space="preserve"> is used to store the data sent from ESP32 and hosted on AWS servers. </w:t>
+        <w:t xml:space="preserve"> is used to store the data sent from ESP32 and hosted on AWS</w:t>
+      </w:r>
+      <w:r>
+        <w:t xml:space="preserve"> ec2</w:t>
+      </w:r>
+      <w:r>
+        <w:t xml:space="preserve"> servers. </w:t>
       </w:r>
     </w:p>
     <w:p>
@@ -6731,25 +6646,49 @@
         <w:rPr>
           <w:rFonts w:cstheme="minorHAnsi"/>
         </w:rPr>
-        <w:t>Growing food</w:t>
+        <w:t xml:space="preserve">Inspiration for </w:t>
       </w:r>
       <w:r>
         <w:rPr>
           <w:rFonts w:cstheme="minorHAnsi"/>
         </w:rPr>
+        <w:t xml:space="preserve">this </w:t>
+      </w:r>
+      <w:r>
+        <w:rPr>
+          <w:rFonts w:cstheme="minorHAnsi"/>
+        </w:rPr>
+        <w:t xml:space="preserve">project came </w:t>
+      </w:r>
+      <w:r>
+        <w:rPr>
+          <w:rFonts w:cstheme="minorHAnsi"/>
+        </w:rPr>
+        <w:t>as result of the increase of g</w:t>
+      </w:r>
+      <w:r>
+        <w:rPr>
+          <w:rFonts w:cstheme="minorHAnsi"/>
+        </w:rPr>
+        <w:t>rowing food</w:t>
+      </w:r>
+      <w:r>
+        <w:rPr>
+          <w:rFonts w:cstheme="minorHAnsi"/>
+        </w:rPr>
         <w:t xml:space="preserve"> at home</w:t>
       </w:r>
       <w:r>
         <w:rPr>
           <w:rFonts w:cstheme="minorHAnsi"/>
         </w:rPr>
-        <w:t xml:space="preserve"> has</w:t>
+        <w:t xml:space="preserve"> </w:t>
       </w:r>
       <w:r>
         <w:rPr>
           <w:rFonts w:cstheme="minorHAnsi"/>
         </w:rPr>
-        <w:t xml:space="preserve"> become increasingly popular in recent years. There was a huge growth around lockdown and people have got more conscious about sustainability. Also</w:t>
+        <w:t>in recent years. There was a huge growth around lockdown and people have got more conscious about sustainability. Also</w:t>
       </w:r>
       <w:r>
         <w:rPr>
@@ -6791,12 +6730,36 @@
         <w:rPr>
           <w:rFonts w:cstheme="minorHAnsi"/>
         </w:rPr>
-        <w:t xml:space="preserve"> our climate restricts certain crops and time of year when you can grow.</w:t>
+        <w:t xml:space="preserve"> our climate restricts certain crops and time of year when </w:t>
       </w:r>
       <w:r>
         <w:rPr>
           <w:rFonts w:cstheme="minorHAnsi"/>
         </w:rPr>
+        <w:t>it is possible to</w:t>
+      </w:r>
+      <w:r>
+        <w:rPr>
+          <w:rFonts w:cstheme="minorHAnsi"/>
+        </w:rPr>
+        <w:t xml:space="preserve"> grow</w:t>
+      </w:r>
+      <w:r>
+        <w:rPr>
+          <w:rFonts w:cstheme="minorHAnsi"/>
+        </w:rPr>
+        <w:t xml:space="preserve"> crops</w:t>
+      </w:r>
+      <w:r>
+        <w:rPr>
+          <w:rFonts w:cstheme="minorHAnsi"/>
+        </w:rPr>
+        <w:t>.</w:t>
+      </w:r>
+      <w:r>
+        <w:rPr>
+          <w:rFonts w:cstheme="minorHAnsi"/>
+        </w:rPr>
         <w:t xml:space="preserve"> </w:t>
       </w:r>
     </w:p>
@@ -6834,13 +6797,13 @@
         <w:rPr>
           <w:rFonts w:cstheme="minorHAnsi"/>
         </w:rPr>
-        <w:t xml:space="preserve"> resulting in less taste and less nutritio</w:t>
+        <w:t xml:space="preserve"> resulting in less taste and less nutriti</w:t>
       </w:r>
       <w:r>
         <w:rPr>
           <w:rFonts w:cstheme="minorHAnsi"/>
         </w:rPr>
-        <w:t>n</w:t>
+        <w:t>ous produce</w:t>
       </w:r>
       <w:r>
         <w:rPr>
@@ -6848,13 +6811,6 @@
         </w:rPr>
         <w:t xml:space="preserve">. </w:t>
       </w:r>
-    </w:p>
-    <w:p>
-      <w:pPr>
-        <w:rPr>
-          <w:rFonts w:cstheme="minorHAnsi"/>
-        </w:rPr>
-      </w:pPr>
     </w:p>
     <w:p>
       <w:pPr>
@@ -6877,12 +6833,6 @@
         </w:rPr>
         <w:t xml:space="preserve">. Not only must </w:t>
       </w:r>
-      <w:r>
-        <w:rPr>
-          <w:rFonts w:cstheme="minorHAnsi"/>
-        </w:rPr>
-        <w:tab/>
-      </w:r>
     </w:p>
     <w:p>
       <w:pPr>
@@ -6893,6 +6843,12 @@
           <w:rFonts w:cstheme="minorHAnsi"/>
         </w:rPr>
       </w:pPr>
+      <w:r>
+        <w:rPr>
+          <w:rFonts w:cstheme="minorHAnsi"/>
+        </w:rPr>
+        <w:t>https://scholar.google.com/scholar?q=environment+monitoring+project+site:.edu&amp;hl=en&amp;as_sdt=0&amp;as_vis=1&amp;oi=scholart</w:t>
+      </w:r>
     </w:p>
     <w:p>
       <w:pPr>
@@ -6907,21 +6863,13 @@
         <w:rPr>
           <w:rFonts w:cstheme="minorHAnsi"/>
         </w:rPr>
-        <w:t xml:space="preserve">Why </w:t>
-      </w:r>
-      <w:proofErr w:type="spellStart"/>
+        <w:t xml:space="preserve">Due to weather and light restrictions it is for hard for horticultural industry to monitor and control the various in a grow area.   </w:t>
+      </w:r>
       <w:r>
         <w:rPr>
           <w:rFonts w:cstheme="minorHAnsi"/>
         </w:rPr>
-        <w:t>im</w:t>
-      </w:r>
-      <w:proofErr w:type="spellEnd"/>
-      <w:r>
-        <w:rPr>
-          <w:rFonts w:cstheme="minorHAnsi"/>
-        </w:rPr>
-        <w:t xml:space="preserve"> interested in it?</w:t>
+        <w:tab/>
       </w:r>
     </w:p>
     <w:p>
@@ -6940,23 +6888,240 @@
           <w:tab w:val="left" w:pos="7515"/>
         </w:tabs>
         <w:rPr>
-          <w:lang w:val="en-IE"/>
-        </w:rPr>
-      </w:pPr>
-      <w:r>
-        <w:rPr>
           <w:rFonts w:cstheme="minorHAnsi"/>
         </w:rPr>
+      </w:pPr>
+      <w:r>
+        <w:rPr>
+          <w:rFonts w:cstheme="minorHAnsi"/>
+        </w:rPr>
+        <w:t xml:space="preserve">Why </w:t>
+      </w:r>
+      <w:proofErr w:type="spellStart"/>
+      <w:r>
+        <w:rPr>
+          <w:rFonts w:cstheme="minorHAnsi"/>
+        </w:rPr>
+        <w:t>im</w:t>
+      </w:r>
+      <w:proofErr w:type="spellEnd"/>
+      <w:r>
+        <w:rPr>
+          <w:rFonts w:cstheme="minorHAnsi"/>
+        </w:rPr>
+        <w:t xml:space="preserve"> interested in it?</w:t>
+      </w:r>
+    </w:p>
+    <w:p>
+      <w:pPr>
+        <w:tabs>
+          <w:tab w:val="left" w:pos="7515"/>
+        </w:tabs>
+        <w:rPr>
+          <w:rFonts w:cstheme="minorHAnsi"/>
+        </w:rPr>
+      </w:pPr>
+    </w:p>
+    <w:p>
+      <w:pPr>
+        <w:tabs>
+          <w:tab w:val="left" w:pos="7515"/>
+        </w:tabs>
+        <w:rPr>
+          <w:lang w:val="en-IE"/>
+        </w:rPr>
+      </w:pPr>
+      <w:r>
+        <w:rPr>
+          <w:rFonts w:cstheme="minorHAnsi"/>
+        </w:rPr>
         <w:t xml:space="preserve">Altium </w:t>
       </w:r>
     </w:p>
     <w:p>
       <w:pPr>
         <w:rPr>
-          <w:rFonts w:asciiTheme="majorHAnsi" w:eastAsiaTheme="majorEastAsia" w:hAnsiTheme="majorHAnsi" w:cstheme="majorBidi"/>
-          <w:color w:val="2E74B5" w:themeColor="accent1" w:themeShade="BF"/>
-          <w:sz w:val="32"/>
-          <w:szCs w:val="32"/>
+          <w:lang w:val="en-IE"/>
+        </w:rPr>
+      </w:pPr>
+      <w:proofErr w:type="gramStart"/>
+      <w:r>
+        <w:rPr>
+          <w:lang w:val="en-IE"/>
+        </w:rPr>
+        <w:t>overall</w:t>
+      </w:r>
+      <w:proofErr w:type="gramEnd"/>
+      <w:r>
+        <w:rPr>
+          <w:lang w:val="en-IE"/>
+        </w:rPr>
+        <w:t xml:space="preserve"> really enjoyed my project especially website server part and embedded part. I </w:t>
+      </w:r>
+      <w:r>
+        <w:rPr>
+          <w:lang w:val="en-IE"/>
+        </w:rPr>
+        <w:t>enjoyed</w:t>
+      </w:r>
+      <w:r>
+        <w:rPr>
+          <w:lang w:val="en-IE"/>
+        </w:rPr>
+        <w:t xml:space="preserve"> attending to my plants also but I </w:t>
+      </w:r>
+      <w:r>
+        <w:rPr>
+          <w:lang w:val="en-IE"/>
+        </w:rPr>
+        <w:t>believe</w:t>
+      </w:r>
+      <w:r>
+        <w:rPr>
+          <w:lang w:val="en-IE"/>
+        </w:rPr>
+        <w:t xml:space="preserve"> would have enjoyed more if it </w:t>
+      </w:r>
+      <w:proofErr w:type="gramStart"/>
+      <w:r>
+        <w:rPr>
+          <w:lang w:val="en-IE"/>
+        </w:rPr>
+        <w:t>was..</w:t>
+      </w:r>
+      <w:proofErr w:type="gramEnd"/>
+    </w:p>
+    <w:p>
+      <w:pPr>
+        <w:rPr>
+          <w:lang w:val="en-IE"/>
+        </w:rPr>
+      </w:pPr>
+      <w:r>
+        <w:rPr>
+          <w:lang w:val="en-IE"/>
+        </w:rPr>
+        <w:t>Nice break away from technical stuff</w:t>
+      </w:r>
+      <w:r>
+        <w:rPr>
+          <w:lang w:val="en-IE"/>
+        </w:rPr>
+        <w:t xml:space="preserve"> working in grow tent</w:t>
+      </w:r>
+      <w:r>
+        <w:rPr>
+          <w:lang w:val="en-IE"/>
+        </w:rPr>
+        <w:t xml:space="preserve"> although</w:t>
+      </w:r>
+    </w:p>
+    <w:p>
+      <w:pPr>
+        <w:rPr>
+          <w:lang w:val="en-IE"/>
+        </w:rPr>
+      </w:pPr>
+      <w:r>
+        <w:rPr>
+          <w:lang w:val="en-IE"/>
+        </w:rPr>
+        <w:t xml:space="preserve">Code for sensors was easy enough </w:t>
+      </w:r>
+      <w:proofErr w:type="spellStart"/>
+      <w:r>
+        <w:rPr>
+          <w:lang w:val="en-IE"/>
+        </w:rPr>
+        <w:t>o</w:t>
+      </w:r>
+      <w:proofErr w:type="spellEnd"/>
+      <w:r>
+        <w:rPr>
+          <w:lang w:val="en-IE"/>
+        </w:rPr>
+        <w:t xml:space="preserve"> implement just matter of importing </w:t>
+      </w:r>
+      <w:r>
+        <w:rPr>
+          <w:lang w:val="en-IE"/>
+        </w:rPr>
+        <w:t>libraries</w:t>
+      </w:r>
+      <w:r>
+        <w:rPr>
+          <w:lang w:val="en-IE"/>
+        </w:rPr>
+        <w:t xml:space="preserve">. But when </w:t>
+      </w:r>
+      <w:proofErr w:type="spellStart"/>
+      <w:r>
+        <w:rPr>
+          <w:lang w:val="en-IE"/>
+        </w:rPr>
+        <w:t>freertos</w:t>
+      </w:r>
+      <w:proofErr w:type="spellEnd"/>
+      <w:r>
+        <w:rPr>
+          <w:lang w:val="en-IE"/>
+        </w:rPr>
+        <w:t xml:space="preserve"> was introduced ran into some problems like with the dht22.</w:t>
+      </w:r>
+    </w:p>
+    <w:p>
+      <w:pPr>
+        <w:rPr>
+          <w:lang w:val="en-IE"/>
+        </w:rPr>
+      </w:pPr>
+    </w:p>
+    <w:p>
+      <w:pPr>
+        <w:rPr>
+          <w:lang w:val="en-IE"/>
+        </w:rPr>
+      </w:pPr>
+      <w:proofErr w:type="gramStart"/>
+      <w:r>
+        <w:rPr>
+          <w:lang w:val="en-IE"/>
+        </w:rPr>
+        <w:lastRenderedPageBreak/>
+        <w:t>Also</w:t>
+      </w:r>
+      <w:proofErr w:type="gramEnd"/>
+      <w:r>
+        <w:rPr>
+          <w:lang w:val="en-IE"/>
+        </w:rPr>
+        <w:t xml:space="preserve"> we were using </w:t>
+      </w:r>
+      <w:proofErr w:type="spellStart"/>
+      <w:r>
+        <w:rPr>
+          <w:lang w:val="en-IE"/>
+        </w:rPr>
+        <w:t>freertos</w:t>
+      </w:r>
+      <w:proofErr w:type="spellEnd"/>
+      <w:r>
+        <w:rPr>
+          <w:lang w:val="en-IE"/>
+        </w:rPr>
+        <w:t xml:space="preserve"> as an embedded system so wanted to incorporate to help get better understanding </w:t>
+      </w:r>
+    </w:p>
+    <w:p>
+      <w:pPr>
+        <w:rPr>
+          <w:lang w:val="en-IE"/>
+        </w:rPr>
+      </w:pPr>
+    </w:p>
+    <w:p>
+      <w:pPr>
+        <w:rPr>
           <w:lang w:val="en-IE"/>
         </w:rPr>
       </w:pPr>
@@ -6969,6 +7134,13 @@
     </w:p>
     <w:p>
       <w:pPr>
+        <w:rPr>
+          <w:lang w:val="en-IE"/>
+        </w:rPr>
+      </w:pPr>
+    </w:p>
+    <w:p>
+      <w:pPr>
         <w:pStyle w:val="Heading1"/>
         <w:rPr>
           <w:lang w:val="en-IE"/>
@@ -6979,7 +7151,6 @@
         <w:rPr>
           <w:lang w:val="en-IE"/>
         </w:rPr>
-        <w:lastRenderedPageBreak/>
         <w:t>Background</w:t>
       </w:r>
       <w:bookmarkEnd w:id="3"/>
@@ -11950,7 +12121,144 @@
         <w:rPr>
           <w:lang w:val="en-IE"/>
         </w:rPr>
-        <w:t>used MS Word’s ‘Insert Citation’</w:t>
+        <w:t xml:space="preserve">used MS </w:t>
+      </w:r>
+    </w:p>
+    <w:p>
+      <w:pPr>
+        <w:spacing w:line="259" w:lineRule="auto"/>
+        <w:rPr>
+          <w:lang w:val="en-IE"/>
+        </w:rPr>
+      </w:pPr>
+      <w:r>
+        <w:rPr>
+          <w:lang w:val="en-IE"/>
+        </w:rPr>
+        <w:br w:type="page"/>
+      </w:r>
+    </w:p>
+    <w:p>
+      <w:pPr>
+        <w:rPr>
+          <w:lang w:val="en-IE"/>
+        </w:rPr>
+      </w:pPr>
+      <w:r>
+        <w:rPr>
+          <w:lang w:val="en-IE"/>
+        </w:rPr>
+        <w:lastRenderedPageBreak/>
+        <w:t>Code Overview</w:t>
+      </w:r>
+    </w:p>
+    <w:p>
+      <w:pPr>
+        <w:rPr>
+          <w:lang w:val="en-IE"/>
+        </w:rPr>
+      </w:pPr>
+    </w:p>
+    <w:p>
+      <w:pPr>
+        <w:rPr>
+          <w:lang w:val="en-IE"/>
+        </w:rPr>
+      </w:pPr>
+      <w:r>
+        <w:rPr>
+          <w:lang w:val="en-IE"/>
+        </w:rPr>
+        <w:t xml:space="preserve">Program starts and takes readings and saved to </w:t>
+      </w:r>
+      <w:proofErr w:type="spellStart"/>
+      <w:r>
+        <w:rPr>
+          <w:lang w:val="en-IE"/>
+        </w:rPr>
+        <w:t>sd</w:t>
+      </w:r>
+      <w:proofErr w:type="spellEnd"/>
+      <w:r>
+        <w:rPr>
+          <w:lang w:val="en-IE"/>
+        </w:rPr>
+        <w:t xml:space="preserve"> </w:t>
+      </w:r>
+    </w:p>
+    <w:p>
+      <w:pPr>
+        <w:rPr>
+          <w:lang w:val="en-IE"/>
+        </w:rPr>
+      </w:pPr>
+      <w:r>
+        <w:rPr>
+          <w:lang w:val="en-IE"/>
+        </w:rPr>
+        <w:t xml:space="preserve">For css811 and bh1750 need to use a semaphore to share resources because they are </w:t>
+      </w:r>
+      <w:proofErr w:type="spellStart"/>
+      <w:r>
+        <w:rPr>
+          <w:lang w:val="en-IE"/>
+        </w:rPr>
+        <w:t>usong</w:t>
+      </w:r>
+      <w:proofErr w:type="spellEnd"/>
+      <w:r>
+        <w:rPr>
+          <w:lang w:val="en-IE"/>
+        </w:rPr>
+        <w:t xml:space="preserve"> I2C bus and I was getting wrong readings</w:t>
+      </w:r>
+    </w:p>
+    <w:p>
+      <w:pPr>
+        <w:rPr>
+          <w:lang w:val="en-IE"/>
+        </w:rPr>
+      </w:pPr>
+      <w:r>
+        <w:rPr>
+          <w:lang w:val="en-IE"/>
+        </w:rPr>
+        <w:t>We have software timer that increments variable by one second and sets a bit in the event group that allow Time Out task to run and putting it to sleep.</w:t>
+      </w:r>
+    </w:p>
+    <w:p>
+      <w:pPr>
+        <w:rPr>
+          <w:lang w:val="en-IE"/>
+        </w:rPr>
+      </w:pPr>
+    </w:p>
+    <w:p>
+      <w:pPr>
+        <w:spacing w:line="259" w:lineRule="auto"/>
+        <w:rPr>
+          <w:lang w:val="en-IE"/>
+        </w:rPr>
+      </w:pPr>
+      <w:r>
+        <w:rPr>
+          <w:lang w:val="en-IE"/>
+        </w:rPr>
+        <w:br w:type="page"/>
+      </w:r>
+    </w:p>
+    <w:p>
+      <w:pPr>
+        <w:rPr>
+          <w:lang w:val="en-IE"/>
+        </w:rPr>
+      </w:pPr>
+      <w:r>
+        <w:rPr>
+          <w:lang w:val="en-IE"/>
+        </w:rPr>
+        <w:lastRenderedPageBreak/>
+        <w:t>Word’s ‘Insert Citation’</w:t>
       </w:r>
       <w:r>
         <w:rPr>
@@ -12832,80 +13140,86 @@
         <w:rPr>
           <w:lang w:val="en-IE"/>
         </w:rPr>
+        <w:t>I</w:t>
+      </w:r>
+      <w:r>
+        <w:rPr>
+          <w:lang w:val="en-IE"/>
+        </w:rPr>
+        <w:t>n d</w:t>
+      </w:r>
+      <w:r>
+        <w:rPr>
+          <w:lang w:val="en-IE"/>
+        </w:rPr>
+        <w:t>escrib</w:t>
+      </w:r>
+      <w:r>
+        <w:rPr>
+          <w:lang w:val="en-IE"/>
+        </w:rPr>
+        <w:t>ing</w:t>
+      </w:r>
+      <w:r>
+        <w:rPr>
+          <w:lang w:val="en-IE"/>
+        </w:rPr>
+        <w:t xml:space="preserve"> software, </w:t>
+      </w:r>
+      <w:r>
+        <w:rPr>
+          <w:lang w:val="en-IE"/>
+        </w:rPr>
+        <w:t xml:space="preserve">you need diagrams </w:t>
+      </w:r>
+      <w:r>
+        <w:rPr>
+          <w:lang w:val="en-IE"/>
+        </w:rPr>
+        <w:t xml:space="preserve">and/or summaries of software design &amp; layout. It </w:t>
+      </w:r>
+      <w:r>
+        <w:rPr>
+          <w:lang w:val="en-IE"/>
+        </w:rPr>
+        <w:t>is not suffi</w:t>
+      </w:r>
+      <w:r>
+        <w:rPr>
+          <w:lang w:val="en-IE"/>
+        </w:rPr>
+        <w:t>c</w:t>
+      </w:r>
+      <w:r>
+        <w:rPr>
+          <w:lang w:val="en-IE"/>
+        </w:rPr>
+        <w:t>i</w:t>
+      </w:r>
+      <w:r>
+        <w:rPr>
+          <w:lang w:val="en-IE"/>
+        </w:rPr>
+        <w:t>ent to just paste some code</w:t>
+      </w:r>
+      <w:r>
+        <w:rPr>
+          <w:lang w:val="en-IE"/>
+        </w:rPr>
+        <w:t>. Y</w:t>
+      </w:r>
+      <w:r>
+        <w:rPr>
+          <w:lang w:val="en-IE"/>
+        </w:rPr>
+        <w:t xml:space="preserve">ou should describe what your code is designed to do, in </w:t>
+      </w:r>
+      <w:r>
+        <w:rPr>
+          <w:lang w:val="en-IE"/>
+        </w:rPr>
         <w:lastRenderedPageBreak/>
-        <w:t>I</w:t>
-      </w:r>
-      <w:r>
-        <w:rPr>
-          <w:lang w:val="en-IE"/>
-        </w:rPr>
-        <w:t>n d</w:t>
-      </w:r>
-      <w:r>
-        <w:rPr>
-          <w:lang w:val="en-IE"/>
-        </w:rPr>
-        <w:t>escrib</w:t>
-      </w:r>
-      <w:r>
-        <w:rPr>
-          <w:lang w:val="en-IE"/>
-        </w:rPr>
-        <w:t>ing</w:t>
-      </w:r>
-      <w:r>
-        <w:rPr>
-          <w:lang w:val="en-IE"/>
-        </w:rPr>
-        <w:t xml:space="preserve"> software, </w:t>
-      </w:r>
-      <w:r>
-        <w:rPr>
-          <w:lang w:val="en-IE"/>
-        </w:rPr>
-        <w:t xml:space="preserve">you need diagrams </w:t>
-      </w:r>
-      <w:r>
-        <w:rPr>
-          <w:lang w:val="en-IE"/>
-        </w:rPr>
-        <w:t xml:space="preserve">and/or summaries of software design &amp; layout. It </w:t>
-      </w:r>
-      <w:r>
-        <w:rPr>
-          <w:lang w:val="en-IE"/>
-        </w:rPr>
-        <w:t>is not suffi</w:t>
-      </w:r>
-      <w:r>
-        <w:rPr>
-          <w:lang w:val="en-IE"/>
-        </w:rPr>
-        <w:t>c</w:t>
-      </w:r>
-      <w:r>
-        <w:rPr>
-          <w:lang w:val="en-IE"/>
-        </w:rPr>
-        <w:t>i</w:t>
-      </w:r>
-      <w:r>
-        <w:rPr>
-          <w:lang w:val="en-IE"/>
-        </w:rPr>
-        <w:t>ent to just paste some code</w:t>
-      </w:r>
-      <w:r>
-        <w:rPr>
-          <w:lang w:val="en-IE"/>
-        </w:rPr>
-        <w:t>. Y</w:t>
-      </w:r>
-      <w:r>
-        <w:rPr>
-          <w:lang w:val="en-IE"/>
-        </w:rPr>
-        <w:t xml:space="preserve">ou should describe what your code is designed to do, in English. </w:t>
+        <w:t xml:space="preserve">English. </w:t>
       </w:r>
       <w:r>
         <w:rPr>
@@ -15952,46 +16266,46 @@
       </w:rPr>
     </w:lvl>
   </w:abstractNum>
-  <w:num w:numId="1">
+  <w:num w:numId="1" w16cid:durableId="2119594105">
     <w:abstractNumId w:val="7"/>
   </w:num>
-  <w:num w:numId="2">
+  <w:num w:numId="2" w16cid:durableId="2063946389">
     <w:abstractNumId w:val="4"/>
   </w:num>
-  <w:num w:numId="3">
+  <w:num w:numId="3" w16cid:durableId="953290431">
     <w:abstractNumId w:val="13"/>
   </w:num>
-  <w:num w:numId="4">
+  <w:num w:numId="4" w16cid:durableId="1045061715">
     <w:abstractNumId w:val="8"/>
   </w:num>
-  <w:num w:numId="5">
+  <w:num w:numId="5" w16cid:durableId="683366175">
     <w:abstractNumId w:val="2"/>
   </w:num>
-  <w:num w:numId="6">
+  <w:num w:numId="6" w16cid:durableId="238755944">
     <w:abstractNumId w:val="5"/>
   </w:num>
-  <w:num w:numId="7">
+  <w:num w:numId="7" w16cid:durableId="557860187">
     <w:abstractNumId w:val="6"/>
   </w:num>
-  <w:num w:numId="8">
+  <w:num w:numId="8" w16cid:durableId="52437300">
     <w:abstractNumId w:val="1"/>
   </w:num>
-  <w:num w:numId="9">
+  <w:num w:numId="9" w16cid:durableId="20130333">
     <w:abstractNumId w:val="0"/>
   </w:num>
-  <w:num w:numId="10">
+  <w:num w:numId="10" w16cid:durableId="1792744122">
     <w:abstractNumId w:val="11"/>
   </w:num>
-  <w:num w:numId="11">
+  <w:num w:numId="11" w16cid:durableId="281423073">
     <w:abstractNumId w:val="10"/>
   </w:num>
-  <w:num w:numId="12">
+  <w:num w:numId="12" w16cid:durableId="753821062">
     <w:abstractNumId w:val="3"/>
   </w:num>
-  <w:num w:numId="13">
+  <w:num w:numId="13" w16cid:durableId="538661103">
     <w:abstractNumId w:val="9"/>
   </w:num>
-  <w:num w:numId="14">
+  <w:num w:numId="14" w16cid:durableId="1072242581">
     <w:abstractNumId w:val="12"/>
   </w:num>
 </w:numbering>
@@ -17165,7 +17479,6 @@
     <w:pitch w:val="default"/>
   </w:font>
   <w:font w:name="Franklin Gothic Book">
-    <w:panose1 w:val="020B0503020102020204"/>
     <w:charset w:val="00"/>
     <w:family w:val="swiss"/>
     <w:pitch w:val="variable"/>
@@ -17199,15 +17512,20 @@
     <w:rsidRoot w:val="00A64543"/>
     <w:rsid w:val="00131D58"/>
     <w:rsid w:val="00135822"/>
+    <w:rsid w:val="001C754F"/>
     <w:rsid w:val="001F6978"/>
     <w:rsid w:val="00220658"/>
     <w:rsid w:val="003D6BDE"/>
+    <w:rsid w:val="004939AF"/>
+    <w:rsid w:val="005A4FA6"/>
     <w:rsid w:val="005F293A"/>
     <w:rsid w:val="006C0768"/>
+    <w:rsid w:val="009D48BC"/>
     <w:rsid w:val="00A64543"/>
     <w:rsid w:val="00AF0019"/>
     <w:rsid w:val="00B570E8"/>
     <w:rsid w:val="00C50F49"/>
+    <w:rsid w:val="00C963B4"/>
     <w:rsid w:val="00F77D4F"/>
   </w:rsids>
   <m:mathPr>
